--- a/assets/word/nonresidential_rent_ru_v1.docx
+++ b/assets/word/nonresidential_rent_ru_v1.docx
@@ -5,112 +5,768 @@
     <w:p>
       <w:pPr>
         <w:pStyle w:val="Title"/>
+        <w:widowControl/>
+        <w:jc w:val="center"/>
       </w:pPr>
       <w:r>
+        <w:rPr>
+          <w:color w:val="000000"/>
+        </w:rPr>
         <w:t>Договор аренды нежилого помещения</w:t>
       </w:r>
     </w:p>
     <w:p>
+      <w:pPr>
+        <w:widowControl/>
+      </w:pPr>
       <w:r>
-        <w:t>Место: [Место составления]. Дата: [Дата документа].</w:t>
+        <w:rPr>
+          <w:color w:val="000000"/>
+        </w:rPr>
+        <w:t>Место составления: [Место составления]    Дата: [Дата документа]</w:t>
       </w:r>
     </w:p>
+    <w:tbl>
+      <w:tblPr>
+        <w:tblW w:type="auto" w:w="0"/>
+        <w:jc w:val="center"/>
+        <w:tblLayout w:type="fixed"/>
+        <w:tblLook w:firstColumn="1" w:firstRow="1" w:lastColumn="0" w:lastRow="0" w:noHBand="0" w:noVBand="1" w:val="04A0"/>
+        <w:tblBorders>
+          <w:top w:val="single" w:sz="5" w:color="000000"/>
+          <w:left w:val="single" w:sz="5" w:color="000000"/>
+          <w:bottom w:val="single" w:sz="5" w:color="000000"/>
+          <w:right w:val="single" w:sz="5" w:color="000000"/>
+          <w:insideH w:val="single" w:sz="5" w:color="000000"/>
+          <w:insideV w:val="single" w:sz="5" w:color="000000"/>
+        </w:tblBorders>
+        <w:tblCellMar>
+          <w:top w:w="85" w:type="dxa"/>
+          <w:bottom w:w="85" w:type="dxa"/>
+          <w:left w:w="100" w:type="dxa"/>
+          <w:right w:w="100" w:type="dxa"/>
+        </w:tblCellMar>
+      </w:tblPr>
+      <w:tblGrid>
+        <w:gridCol w:w="4819"/>
+        <w:gridCol w:w="4819"/>
+      </w:tblGrid>
+      <w:tr>
+        <w:trPr>
+          <w:cantSplit/>
+          <w:tblHeader/>
+        </w:trPr>
+        <w:tc>
+          <w:tcPr>
+            <w:tcW w:type="dxa" w:w="4819"/>
+            <w:vAlign w:val="center"/>
+          </w:tcPr>
+          <w:p>
+            <w:pPr>
+              <w:spacing w:after="20" w:line="240" w:lineRule="auto"/>
+            </w:pPr>
+            <w:r>
+              <w:rPr>
+                <w:b/>
+                <w:sz w:val="21"/>
+                <w:color w:val="000000"/>
+              </w:rPr>
+              <w:t>АРЕНДОДАТЕЛЬ</w:t>
+            </w:r>
+          </w:p>
+        </w:tc>
+        <w:tc>
+          <w:tcPr>
+            <w:tcW w:type="dxa" w:w="4819"/>
+            <w:vAlign w:val="center"/>
+          </w:tcPr>
+          <w:p>
+            <w:pPr>
+              <w:spacing w:after="20" w:line="240" w:lineRule="auto"/>
+            </w:pPr>
+            <w:r>
+              <w:rPr>
+                <w:b/>
+                <w:sz w:val="21"/>
+                <w:color w:val="000000"/>
+              </w:rPr>
+              <w:t>АРЕНДАТОР</w:t>
+            </w:r>
+          </w:p>
+        </w:tc>
+      </w:tr>
+      <w:tr>
+        <w:trPr>
+          <w:cantSplit/>
+        </w:trPr>
+        <w:tc>
+          <w:tcPr>
+            <w:tcW w:type="dxa" w:w="4819"/>
+            <w:vAlign w:val="center"/>
+          </w:tcPr>
+          <w:p>
+            <w:pPr>
+              <w:spacing w:after="20" w:line="240" w:lineRule="auto"/>
+            </w:pPr>
+            <w:r>
+              <w:rPr>
+                <w:b w:val="0"/>
+                <w:sz w:val="21"/>
+                <w:color w:val="000000"/>
+              </w:rPr>
+              <w:t>[Арендодатель]</w:t>
+            </w:r>
+          </w:p>
+        </w:tc>
+        <w:tc>
+          <w:tcPr>
+            <w:tcW w:type="dxa" w:w="4819"/>
+            <w:vAlign w:val="center"/>
+          </w:tcPr>
+          <w:p>
+            <w:pPr>
+              <w:spacing w:after="20" w:line="240" w:lineRule="auto"/>
+            </w:pPr>
+            <w:r>
+              <w:rPr>
+                <w:b w:val="0"/>
+                <w:sz w:val="21"/>
+                <w:color w:val="000000"/>
+              </w:rPr>
+              <w:t>[Арендатор]</w:t>
+            </w:r>
+          </w:p>
+        </w:tc>
+      </w:tr>
+      <w:tr>
+        <w:trPr>
+          <w:cantSplit/>
+        </w:trPr>
+        <w:tc>
+          <w:tcPr>
+            <w:tcW w:type="dxa" w:w="4819"/>
+            <w:vAlign w:val="center"/>
+          </w:tcPr>
+          <w:p>
+            <w:pPr>
+              <w:spacing w:after="20" w:line="240" w:lineRule="auto"/>
+            </w:pPr>
+            <w:r>
+              <w:rPr>
+                <w:b w:val="0"/>
+                <w:sz w:val="21"/>
+                <w:color w:val="000000"/>
+              </w:rPr>
+              <w:t>Подписант и полномочия: [Подписант первой стороны и полномочия]</w:t>
+            </w:r>
+          </w:p>
+        </w:tc>
+        <w:tc>
+          <w:tcPr>
+            <w:tcW w:type="dxa" w:w="4819"/>
+            <w:vAlign w:val="center"/>
+          </w:tcPr>
+          <w:p>
+            <w:pPr>
+              <w:spacing w:after="20" w:line="240" w:lineRule="auto"/>
+            </w:pPr>
+            <w:r>
+              <w:rPr>
+                <w:b w:val="0"/>
+                <w:sz w:val="21"/>
+                <w:color w:val="000000"/>
+              </w:rPr>
+              <w:t>Подписант и полномочия: [Подписант второй стороны и полномочия]</w:t>
+            </w:r>
+          </w:p>
+        </w:tc>
+      </w:tr>
+    </w:tbl>
     <w:p>
+      <w:pPr>
+        <w:widowControl/>
+        <w:spacing w:before="120"/>
+      </w:pPr>
       <w:r>
-        <w:t>Арендодатель: [Арендодатель]. Подписант и основание полномочий: [Подписант первой стороны и полномочия].</w:t>
-      </w:r>
-    </w:p>
-    <w:p>
-      <w:r>
-        <w:t>Арендатор: [Арендатор]. Подписант и основание полномочий: [Подписант второй стороны и полномочия].</w:t>
+        <w:rPr>
+          <w:color w:val="000000"/>
+        </w:rPr>
+        <w:t>Указанные стороны заключили настоящий договор о нижеследующем.</w:t>
       </w:r>
     </w:p>
     <w:p>
       <w:pPr>
         <w:pStyle w:val="Heading1"/>
+        <w:widowControl/>
       </w:pPr>
       <w:r>
-        <w:t>Объект и срок</w:t>
+        <w:rPr>
+          <w:color w:val="000000"/>
+        </w:rPr>
+        <w:t>1. Объект и срок аренды</w:t>
       </w:r>
     </w:p>
     <w:p>
+      <w:pPr>
+        <w:widowControl/>
+      </w:pPr>
       <w:r>
-        <w:t>Арендодатель предоставляет арендатору во временное владение и пользование нежилое помещение: [Адрес площадь кадастровый номер и границы]. Основание права: [Основание собственности и ограничения].</w:t>
+        <w:rPr>
+          <w:color w:val="000000"/>
+        </w:rPr>
+        <w:t>1.1. Арендодатель предоставляет арендатору за плату во временное владение и пользование указанное ниже нежилое помещение.</w:t>
       </w:r>
     </w:p>
+    <w:tbl>
+      <w:tblPr>
+        <w:tblW w:type="auto" w:w="0"/>
+        <w:jc w:val="center"/>
+        <w:tblLayout w:type="fixed"/>
+        <w:tblLook w:firstColumn="1" w:firstRow="1" w:lastColumn="0" w:lastRow="0" w:noHBand="0" w:noVBand="1" w:val="04A0"/>
+        <w:tblBorders>
+          <w:top w:val="single" w:sz="5" w:color="000000"/>
+          <w:left w:val="single" w:sz="5" w:color="000000"/>
+          <w:bottom w:val="single" w:sz="5" w:color="000000"/>
+          <w:right w:val="single" w:sz="5" w:color="000000"/>
+          <w:insideH w:val="single" w:sz="5" w:color="000000"/>
+          <w:insideV w:val="single" w:sz="5" w:color="000000"/>
+        </w:tblBorders>
+        <w:tblCellMar>
+          <w:top w:w="85" w:type="dxa"/>
+          <w:bottom w:w="85" w:type="dxa"/>
+          <w:left w:w="100" w:type="dxa"/>
+          <w:right w:w="100" w:type="dxa"/>
+        </w:tblCellMar>
+      </w:tblPr>
+      <w:tblGrid>
+        <w:gridCol w:w="2835"/>
+        <w:gridCol w:w="6803"/>
+      </w:tblGrid>
+      <w:tr>
+        <w:trPr>
+          <w:cantSplit/>
+          <w:tblHeader/>
+        </w:trPr>
+        <w:tc>
+          <w:tcPr>
+            <w:tcW w:type="dxa" w:w="2835"/>
+            <w:vAlign w:val="center"/>
+          </w:tcPr>
+          <w:p>
+            <w:pPr>
+              <w:spacing w:after="20" w:line="240" w:lineRule="auto"/>
+            </w:pPr>
+            <w:r>
+              <w:rPr>
+                <w:b/>
+                <w:sz w:val="21"/>
+                <w:color w:val="000000"/>
+              </w:rPr>
+              <w:t>Сведения</w:t>
+            </w:r>
+          </w:p>
+        </w:tc>
+        <w:tc>
+          <w:tcPr>
+            <w:tcW w:type="dxa" w:w="6803"/>
+            <w:vAlign w:val="center"/>
+          </w:tcPr>
+          <w:p>
+            <w:pPr>
+              <w:spacing w:after="20" w:line="240" w:lineRule="auto"/>
+            </w:pPr>
+            <w:r>
+              <w:rPr>
+                <w:b/>
+                <w:sz w:val="21"/>
+                <w:color w:val="000000"/>
+              </w:rPr>
+              <w:t>Согласованные данные</w:t>
+            </w:r>
+          </w:p>
+        </w:tc>
+      </w:tr>
+      <w:tr>
+        <w:trPr>
+          <w:cantSplit/>
+        </w:trPr>
+        <w:tc>
+          <w:tcPr>
+            <w:tcW w:type="dxa" w:w="2835"/>
+            <w:vAlign w:val="center"/>
+          </w:tcPr>
+          <w:p>
+            <w:pPr>
+              <w:spacing w:after="20" w:line="240" w:lineRule="auto"/>
+            </w:pPr>
+            <w:r>
+              <w:rPr>
+                <w:b w:val="0"/>
+                <w:sz w:val="21"/>
+                <w:color w:val="000000"/>
+              </w:rPr>
+              <w:t>Помещение</w:t>
+            </w:r>
+          </w:p>
+        </w:tc>
+        <w:tc>
+          <w:tcPr>
+            <w:tcW w:type="dxa" w:w="6803"/>
+            <w:vAlign w:val="center"/>
+          </w:tcPr>
+          <w:p>
+            <w:pPr>
+              <w:spacing w:after="20" w:line="240" w:lineRule="auto"/>
+            </w:pPr>
+            <w:r>
+              <w:rPr>
+                <w:b w:val="0"/>
+                <w:sz w:val="21"/>
+                <w:color w:val="000000"/>
+              </w:rPr>
+              <w:t>[Адрес площадь кадастровый номер и границы]</w:t>
+            </w:r>
+          </w:p>
+        </w:tc>
+      </w:tr>
+      <w:tr>
+        <w:trPr>
+          <w:cantSplit/>
+        </w:trPr>
+        <w:tc>
+          <w:tcPr>
+            <w:tcW w:type="dxa" w:w="2835"/>
+            <w:vAlign w:val="center"/>
+          </w:tcPr>
+          <w:p>
+            <w:pPr>
+              <w:spacing w:after="20" w:line="240" w:lineRule="auto"/>
+            </w:pPr>
+            <w:r>
+              <w:rPr>
+                <w:b w:val="0"/>
+                <w:sz w:val="21"/>
+                <w:color w:val="000000"/>
+              </w:rPr>
+              <w:t>Основание прав и ограничения</w:t>
+            </w:r>
+          </w:p>
+        </w:tc>
+        <w:tc>
+          <w:tcPr>
+            <w:tcW w:type="dxa" w:w="6803"/>
+            <w:vAlign w:val="center"/>
+          </w:tcPr>
+          <w:p>
+            <w:pPr>
+              <w:spacing w:after="20" w:line="240" w:lineRule="auto"/>
+            </w:pPr>
+            <w:r>
+              <w:rPr>
+                <w:b w:val="0"/>
+                <w:sz w:val="21"/>
+                <w:color w:val="000000"/>
+              </w:rPr>
+              <w:t>[Основание собственности и ограничения]</w:t>
+            </w:r>
+          </w:p>
+        </w:tc>
+      </w:tr>
+      <w:tr>
+        <w:trPr>
+          <w:cantSplit/>
+        </w:trPr>
+        <w:tc>
+          <w:tcPr>
+            <w:tcW w:type="dxa" w:w="2835"/>
+            <w:vAlign w:val="center"/>
+          </w:tcPr>
+          <w:p>
+            <w:pPr>
+              <w:spacing w:after="20" w:line="240" w:lineRule="auto"/>
+            </w:pPr>
+            <w:r>
+              <w:rPr>
+                <w:b w:val="0"/>
+                <w:sz w:val="21"/>
+                <w:color w:val="000000"/>
+              </w:rPr>
+              <w:t>Назначение использования</w:t>
+            </w:r>
+          </w:p>
+        </w:tc>
+        <w:tc>
+          <w:tcPr>
+            <w:tcW w:type="dxa" w:w="6803"/>
+            <w:vAlign w:val="center"/>
+          </w:tcPr>
+          <w:p>
+            <w:pPr>
+              <w:spacing w:after="20" w:line="240" w:lineRule="auto"/>
+            </w:pPr>
+            <w:r>
+              <w:rPr>
+                <w:b w:val="0"/>
+                <w:sz w:val="21"/>
+                <w:color w:val="000000"/>
+              </w:rPr>
+              <w:t>[Назначение использования]</w:t>
+            </w:r>
+          </w:p>
+        </w:tc>
+      </w:tr>
+      <w:tr>
+        <w:trPr>
+          <w:cantSplit/>
+        </w:trPr>
+        <w:tc>
+          <w:tcPr>
+            <w:tcW w:type="dxa" w:w="2835"/>
+            <w:vAlign w:val="center"/>
+          </w:tcPr>
+          <w:p>
+            <w:pPr>
+              <w:spacing w:after="20" w:line="240" w:lineRule="auto"/>
+            </w:pPr>
+            <w:r>
+              <w:rPr>
+                <w:b w:val="0"/>
+                <w:sz w:val="21"/>
+                <w:color w:val="000000"/>
+              </w:rPr>
+              <w:t>Срок</w:t>
+            </w:r>
+          </w:p>
+        </w:tc>
+        <w:tc>
+          <w:tcPr>
+            <w:tcW w:type="dxa" w:w="6803"/>
+            <w:vAlign w:val="center"/>
+          </w:tcPr>
+          <w:p>
+            <w:pPr>
+              <w:spacing w:after="20" w:line="240" w:lineRule="auto"/>
+            </w:pPr>
+            <w:r>
+              <w:rPr>
+                <w:b w:val="0"/>
+                <w:sz w:val="21"/>
+                <w:color w:val="000000"/>
+              </w:rPr>
+              <w:t>[Срок аренды]</w:t>
+            </w:r>
+          </w:p>
+        </w:tc>
+      </w:tr>
+    </w:tbl>
     <w:p>
+      <w:pPr>
+        <w:widowControl/>
+        <w:spacing w:before="120"/>
+      </w:pPr>
       <w:r>
-        <w:t>Назначение: [Назначение использования]. Срок: [Срок аренды]. Регистрация, если требуется законом: [Порядок регистрации если требуется].</w:t>
+        <w:rPr>
+          <w:color w:val="000000"/>
+        </w:rPr>
+        <w:t>1.2. Государственная регистрация, если требуется: [Порядок регистрации если требуется].</w:t>
       </w:r>
     </w:p>
     <w:p>
       <w:pPr>
         <w:pStyle w:val="Heading1"/>
+        <w:widowControl/>
       </w:pPr>
       <w:r>
-        <w:t>Плата и использование</w:t>
+        <w:rPr>
+          <w:color w:val="000000"/>
+        </w:rPr>
+        <w:t>2. Арендная плата и расходы</w:t>
       </w:r>
     </w:p>
     <w:p>
+      <w:pPr>
+        <w:widowControl/>
+      </w:pPr>
       <w:r>
-        <w:t>Плата: [Арендная плата и налоги]. Оплата: [Сроки и способ оплаты]. Прочие расходы: [Коммунальные и эксплуатационные расходы].</w:t>
-      </w:r>
-    </w:p>
-    <w:p>
-      <w:r>
-        <w:t>Передача: [Передача и состояние]. Ремонт и улучшения: [Ремонт и улучшения].</w:t>
-      </w:r>
-    </w:p>
-    <w:p>
-      <w:r>
-        <w:t>Арендатор соблюдает назначение помещения и обязательные требования эксплуатации. Субаренда допускается только с письменного согласия арендодателя. Арендодатель обеспечивает возможность согласованного использования.</w:t>
+        <w:rPr>
+          <w:color w:val="000000"/>
+        </w:rPr>
+        <w:t>2.1. Плата: [Арендная плата и налоги]. Оплата: [Сроки и способ оплаты]. Прочие расходы: [Коммунальные и эксплуатационные расходы].</w:t>
       </w:r>
     </w:p>
     <w:p>
       <w:pPr>
         <w:pStyle w:val="Heading1"/>
+        <w:widowControl/>
       </w:pPr>
       <w:r>
-        <w:t>Возврат и прекращение</w:t>
+        <w:rPr>
+          <w:color w:val="000000"/>
+        </w:rPr>
+        <w:t>3. Передача и использование</w:t>
       </w:r>
     </w:p>
     <w:p>
+      <w:pPr>
+        <w:widowControl/>
+      </w:pPr>
       <w:r>
-        <w:t>Возврат: [Возврат помещения]. Ответственность и основания расторжения определяются законодательством РФ. Изменения оформляются письменно.</w:t>
+        <w:rPr>
+          <w:color w:val="000000"/>
+        </w:rPr>
+        <w:t>3.1. Передача: [Передача и состояние]. Ремонт и улучшения: [Ремонт и улучшения].</w:t>
+      </w:r>
+    </w:p>
+    <w:p>
+      <w:pPr>
+        <w:widowControl/>
+      </w:pPr>
+      <w:r>
+        <w:rPr>
+          <w:color w:val="000000"/>
+        </w:rPr>
+        <w:t>3.2. Арендатор соблюдает назначение помещения и обязательные требования эксплуатации. Субаренда допускается только с письменного согласия арендодателя. Арендодатель обеспечивает возможность согласованного использования.</w:t>
       </w:r>
     </w:p>
     <w:p>
       <w:pPr>
         <w:pStyle w:val="Heading1"/>
+        <w:widowControl/>
       </w:pPr>
       <w:r>
-        <w:t>Реквизиты и подписи</w:t>
+        <w:rPr>
+          <w:color w:val="000000"/>
+        </w:rPr>
+        <w:t>4. Возврат и прекращение</w:t>
       </w:r>
     </w:p>
     <w:p>
+      <w:pPr>
+        <w:widowControl/>
+      </w:pPr>
       <w:r>
-        <w:t>Первая сторона: [Арендодатель]. [Реквизиты первой стороны].</w:t>
+        <w:rPr>
+          <w:color w:val="000000"/>
+        </w:rPr>
+        <w:t>4.1. Возврат: [Возврат помещения]. Ответственность и основания расторжения определяются законодательством РФ. Изменения оформляются письменно.</w:t>
       </w:r>
     </w:p>
     <w:p>
+      <w:pPr>
+        <w:pStyle w:val="Heading1"/>
+        <w:widowControl/>
+      </w:pPr>
       <w:r>
-        <w:t>Подпись ____________________</w:t>
+        <w:rPr>
+          <w:color w:val="000000"/>
+        </w:rPr>
+        <w:t>5. Реквизиты и подписи сторон</w:t>
       </w:r>
     </w:p>
-    <w:p>
-      <w:r>
-        <w:t>Вторая сторона: [Арендатор]. [Реквизиты второй стороны].</w:t>
-      </w:r>
-    </w:p>
-    <w:p>
-      <w:r>
-        <w:t>Подпись ____________________</w:t>
-      </w:r>
-    </w:p>
+    <w:tbl>
+      <w:tblPr>
+        <w:tblW w:type="auto" w:w="0"/>
+        <w:jc w:val="center"/>
+        <w:tblLayout w:type="fixed"/>
+        <w:tblLook w:firstColumn="1" w:firstRow="1" w:lastColumn="0" w:lastRow="0" w:noHBand="0" w:noVBand="1" w:val="04A0"/>
+        <w:tblBorders>
+          <w:top w:val="single" w:sz="5" w:color="000000"/>
+          <w:left w:val="single" w:sz="5" w:color="000000"/>
+          <w:bottom w:val="single" w:sz="5" w:color="000000"/>
+          <w:right w:val="single" w:sz="5" w:color="000000"/>
+          <w:insideH w:val="single" w:sz="5" w:color="000000"/>
+          <w:insideV w:val="single" w:sz="5" w:color="000000"/>
+        </w:tblBorders>
+        <w:tblCellMar>
+          <w:top w:w="85" w:type="dxa"/>
+          <w:bottom w:w="85" w:type="dxa"/>
+          <w:left w:w="100" w:type="dxa"/>
+          <w:right w:w="100" w:type="dxa"/>
+        </w:tblCellMar>
+      </w:tblPr>
+      <w:tblGrid>
+        <w:gridCol w:w="4819"/>
+        <w:gridCol w:w="4819"/>
+      </w:tblGrid>
+      <w:tr>
+        <w:trPr>
+          <w:cantSplit/>
+          <w:tblHeader/>
+        </w:trPr>
+        <w:tc>
+          <w:tcPr>
+            <w:tcW w:type="dxa" w:w="4819"/>
+            <w:vAlign w:val="center"/>
+          </w:tcPr>
+          <w:p>
+            <w:pPr>
+              <w:spacing w:after="20" w:line="240" w:lineRule="auto"/>
+            </w:pPr>
+            <w:r>
+              <w:rPr>
+                <w:b/>
+                <w:sz w:val="21"/>
+                <w:color w:val="000000"/>
+              </w:rPr>
+              <w:t>АРЕНДОДАТЕЛЬ</w:t>
+            </w:r>
+          </w:p>
+        </w:tc>
+        <w:tc>
+          <w:tcPr>
+            <w:tcW w:type="dxa" w:w="4819"/>
+            <w:vAlign w:val="center"/>
+          </w:tcPr>
+          <w:p>
+            <w:pPr>
+              <w:spacing w:after="20" w:line="240" w:lineRule="auto"/>
+            </w:pPr>
+            <w:r>
+              <w:rPr>
+                <w:b/>
+                <w:sz w:val="21"/>
+                <w:color w:val="000000"/>
+              </w:rPr>
+              <w:t>АРЕНДАТОР</w:t>
+            </w:r>
+          </w:p>
+        </w:tc>
+      </w:tr>
+      <w:tr>
+        <w:trPr>
+          <w:cantSplit/>
+        </w:trPr>
+        <w:tc>
+          <w:tcPr>
+            <w:tcW w:type="dxa" w:w="4819"/>
+            <w:vAlign w:val="center"/>
+          </w:tcPr>
+          <w:p>
+            <w:pPr>
+              <w:spacing w:after="20" w:line="240" w:lineRule="auto"/>
+            </w:pPr>
+            <w:r>
+              <w:rPr>
+                <w:b w:val="0"/>
+                <w:sz w:val="21"/>
+                <w:color w:val="000000"/>
+              </w:rPr>
+              <w:t>[Арендодатель]</w:t>
+            </w:r>
+          </w:p>
+        </w:tc>
+        <w:tc>
+          <w:tcPr>
+            <w:tcW w:type="dxa" w:w="4819"/>
+            <w:vAlign w:val="center"/>
+          </w:tcPr>
+          <w:p>
+            <w:pPr>
+              <w:spacing w:after="20" w:line="240" w:lineRule="auto"/>
+            </w:pPr>
+            <w:r>
+              <w:rPr>
+                <w:b w:val="0"/>
+                <w:sz w:val="21"/>
+                <w:color w:val="000000"/>
+              </w:rPr>
+              <w:t>[Арендатор]</w:t>
+            </w:r>
+          </w:p>
+        </w:tc>
+      </w:tr>
+      <w:tr>
+        <w:trPr>
+          <w:cantSplit/>
+        </w:trPr>
+        <w:tc>
+          <w:tcPr>
+            <w:tcW w:type="dxa" w:w="4819"/>
+            <w:vAlign w:val="center"/>
+          </w:tcPr>
+          <w:p>
+            <w:pPr>
+              <w:spacing w:after="20" w:line="240" w:lineRule="auto"/>
+            </w:pPr>
+            <w:r>
+              <w:rPr>
+                <w:b w:val="0"/>
+                <w:sz w:val="21"/>
+                <w:color w:val="000000"/>
+              </w:rPr>
+              <w:t>[Реквизиты первой стороны]</w:t>
+            </w:r>
+          </w:p>
+        </w:tc>
+        <w:tc>
+          <w:tcPr>
+            <w:tcW w:type="dxa" w:w="4819"/>
+            <w:vAlign w:val="center"/>
+          </w:tcPr>
+          <w:p>
+            <w:pPr>
+              <w:spacing w:after="20" w:line="240" w:lineRule="auto"/>
+            </w:pPr>
+            <w:r>
+              <w:rPr>
+                <w:b w:val="0"/>
+                <w:sz w:val="21"/>
+                <w:color w:val="000000"/>
+              </w:rPr>
+              <w:t>[Реквизиты второй стороны]</w:t>
+            </w:r>
+          </w:p>
+        </w:tc>
+      </w:tr>
+      <w:tr>
+        <w:trPr>
+          <w:cantSplit/>
+        </w:trPr>
+        <w:tc>
+          <w:tcPr>
+            <w:tcW w:type="dxa" w:w="4819"/>
+            <w:vAlign w:val="center"/>
+          </w:tcPr>
+          <w:p>
+            <w:pPr>
+              <w:spacing w:after="20" w:line="240" w:lineRule="auto"/>
+            </w:pPr>
+            <w:r>
+              <w:rPr>
+                <w:b w:val="0"/>
+                <w:sz w:val="21"/>
+                <w:color w:val="000000"/>
+              </w:rPr>
+              <w:t>Подпись __________ / __________ /</w:t>
+            </w:r>
+          </w:p>
+        </w:tc>
+        <w:tc>
+          <w:tcPr>
+            <w:tcW w:type="dxa" w:w="4819"/>
+            <w:vAlign w:val="center"/>
+          </w:tcPr>
+          <w:p>
+            <w:pPr>
+              <w:spacing w:after="20" w:line="240" w:lineRule="auto"/>
+            </w:pPr>
+            <w:r>
+              <w:rPr>
+                <w:b w:val="0"/>
+                <w:sz w:val="21"/>
+                <w:color w:val="000000"/>
+              </w:rPr>
+              <w:t>Подпись __________ / __________ /</w:t>
+            </w:r>
+          </w:p>
+        </w:tc>
+      </w:tr>
+    </w:tbl>
     <w:sectPr>
       <w:footerReference w:type="default" r:id="rId9"/>
+      <w:headerReference w:type="default" r:id="rId10"/>
       <w:pgSz w:w="11906" w:h="16838"/>
-      <w:pgMar w:top="964" w:right="1134" w:bottom="964" w:left="1134" w:header="720" w:footer="720" w:gutter="0"/>
+      <w:pgMar w:top="1020" w:right="1020" w:bottom="1020" w:left="1247" w:header="720" w:footer="720" w:gutter="0"/>
       <w:cols w:space="720"/>
       <w:docGrid w:linePitch="360"/>
     </w:sectPr>
@@ -125,9 +781,26 @@
       <w:pStyle w:val="Footer"/>
       <w:jc w:val="center"/>
     </w:pPr>
+    <w:r>
+      <w:rPr>
+        <w:rFonts w:ascii="Times New Roman" w:hAnsi="Times New Roman"/>
+        <w:color w:val="000000"/>
+        <w:sz w:val="18"/>
+      </w:rPr>
+    </w:r>
     <w:fldSimple w:instr="PAGE"/>
   </w:p>
 </w:ftr>
+</file>
+
+<file path=word/header1.xml><?xml version="1.0" encoding="utf-8"?>
+<w:hdr xmlns:m="http://schemas.openxmlformats.org/officeDocument/2006/math" xmlns:mc="http://schemas.openxmlformats.org/markup-compatibility/2006" xmlns:mo="http://schemas.microsoft.com/office/mac/office/2008/main" xmlns:mv="urn:schemas-microsoft-com:mac:vml" xmlns:o="urn:schemas-microsoft-com:office:office" xmlns:r="http://schemas.openxmlformats.org/officeDocument/2006/relationships" xmlns:v="urn:schemas-microsoft-com:vml" xmlns:w10="urn:schemas-microsoft-com:office:word" xmlns:w14="http://schemas.microsoft.com/office/word/2010/wordml" xmlns:w="http://schemas.openxmlformats.org/wordprocessingml/2006/main" xmlns:wne="http://schemas.microsoft.com/office/word/2006/wordml" xmlns:wp14="http://schemas.microsoft.com/office/word/2010/wordprocessingDrawing" xmlns:wp="http://schemas.openxmlformats.org/drawingml/2006/wordprocessingDrawing" xmlns:wpc="http://schemas.microsoft.com/office/word/2010/wordprocessingCanvas" xmlns:wpg="http://schemas.microsoft.com/office/word/2010/wordprocessingGroup" xmlns:wpi="http://schemas.microsoft.com/office/word/2010/wordprocessingInk" xmlns:wps="http://schemas.microsoft.com/office/word/2010/wordprocessingShape" mc:Ignorable="w14 wp14">
+  <w:p>
+    <w:pPr>
+      <w:pStyle w:val="Header"/>
+    </w:pPr>
+  </w:p>
+</w:hdr>
 </file>
 
 <file path=word/numbering.xml><?xml version="1.0" encoding="utf-8"?>
@@ -494,7 +1167,7 @@
     <w:qFormat/>
     <w:rsid w:val="00FC693F"/>
     <w:pPr>
-      <w:spacing w:after="100" w:line="250" w:lineRule="auto"/>
+      <w:spacing w:after="100" w:line="254" w:lineRule="auto"/>
     </w:pPr>
     <w:rPr>
       <w:rFonts w:ascii="Times New Roman" w:hAnsi="Times New Roman" w:eastAsia="Times New Roman" w:cs="Times New Roman"/>
@@ -557,7 +1230,7 @@
     <w:pPr>
       <w:keepNext/>
       <w:keepLines/>
-      <w:spacing w:before="140" w:after="100" w:line="250" w:lineRule="auto"/>
+      <w:spacing w:before="180" w:after="100" w:line="254" w:lineRule="auto"/>
       <w:outlineLvl w:val="0"/>
     </w:pPr>
     <w:rPr>
@@ -565,7 +1238,7 @@
       <w:b/>
       <w:bCs/>
       <w:color w:val="000000"/>
-      <w:sz w:val="24"/>
+      <w:sz w:val="23"/>
       <w:szCs w:val="28"/>
     </w:rPr>
   </w:style>
@@ -581,15 +1254,15 @@
     <w:pPr>
       <w:keepNext/>
       <w:keepLines/>
-      <w:spacing w:before="200" w:after="0"/>
+      <w:spacing w:before="200" w:after="100" w:line="254" w:lineRule="auto"/>
       <w:outlineLvl w:val="1"/>
     </w:pPr>
     <w:rPr>
-      <w:rFonts w:asciiTheme="majorHAnsi" w:eastAsiaTheme="majorEastAsia" w:hAnsiTheme="majorHAnsi" w:cstheme="majorBidi"/>
+      <w:rFonts w:ascii="Times New Roman" w:hAnsi="Times New Roman" w:eastAsia="Times New Roman" w:cs="Times New Roman"/>
       <w:b/>
       <w:bCs/>
-      <w:color w:val="4F81BD" w:themeColor="accent1"/>
-      <w:sz w:val="26"/>
+      <w:color w:val="000000"/>
+      <w:sz w:val="22"/>
       <w:szCs w:val="26"/>
     </w:rPr>
   </w:style>
@@ -612,7 +1285,7 @@
       <w:rFonts w:asciiTheme="majorHAnsi" w:eastAsiaTheme="majorEastAsia" w:hAnsiTheme="majorHAnsi" w:cstheme="majorBidi"/>
       <w:b/>
       <w:bCs/>
-      <w:color w:val="4F81BD" w:themeColor="accent1"/>
+      <w:color w:val="000000"/>
     </w:rPr>
   </w:style>
   <w:style w:type="paragraph" w:styleId="Heading4">
@@ -637,7 +1310,7 @@
       <w:bCs/>
       <w:i/>
       <w:iCs/>
-      <w:color w:val="4F81BD" w:themeColor="accent1"/>
+      <w:color w:val="000000"/>
     </w:rPr>
   </w:style>
   <w:style w:type="paragraph" w:styleId="Heading5">
@@ -658,7 +1331,7 @@
     </w:pPr>
     <w:rPr>
       <w:rFonts w:asciiTheme="majorHAnsi" w:eastAsiaTheme="majorEastAsia" w:hAnsiTheme="majorHAnsi" w:cstheme="majorBidi"/>
-      <w:color w:val="243F60" w:themeColor="accent1" w:themeShade="7F"/>
+      <w:color w:val="000000"/>
     </w:rPr>
   </w:style>
   <w:style w:type="paragraph" w:styleId="Heading6">
@@ -681,7 +1354,7 @@
       <w:rFonts w:asciiTheme="majorHAnsi" w:eastAsiaTheme="majorEastAsia" w:hAnsiTheme="majorHAnsi" w:cstheme="majorBidi"/>
       <w:i/>
       <w:iCs/>
-      <w:color w:val="243F60" w:themeColor="accent1" w:themeShade="7F"/>
+      <w:color w:val="000000"/>
     </w:rPr>
   </w:style>
   <w:style w:type="paragraph" w:styleId="Heading7">
@@ -704,7 +1377,7 @@
       <w:rFonts w:asciiTheme="majorHAnsi" w:eastAsiaTheme="majorEastAsia" w:hAnsiTheme="majorHAnsi" w:cstheme="majorBidi"/>
       <w:i/>
       <w:iCs/>
-      <w:color w:val="404040" w:themeColor="text1" w:themeTint="BF"/>
+      <w:color w:val="000000"/>
     </w:rPr>
   </w:style>
   <w:style w:type="paragraph" w:styleId="Heading8">
@@ -725,7 +1398,7 @@
     </w:pPr>
     <w:rPr>
       <w:rFonts w:asciiTheme="majorHAnsi" w:eastAsiaTheme="majorEastAsia" w:hAnsiTheme="majorHAnsi" w:cstheme="majorBidi"/>
-      <w:color w:val="4F81BD" w:themeColor="accent1"/>
+      <w:color w:val="000000"/>
       <w:sz w:val="20"/>
       <w:szCs w:val="20"/>
     </w:rPr>
@@ -750,7 +1423,7 @@
       <w:rFonts w:asciiTheme="majorHAnsi" w:eastAsiaTheme="majorEastAsia" w:hAnsiTheme="majorHAnsi" w:cstheme="majorBidi"/>
       <w:i/>
       <w:iCs/>
-      <w:color w:val="404040" w:themeColor="text1" w:themeTint="BF"/>
+      <w:color w:val="000000"/>
       <w:sz w:val="20"/>
       <w:szCs w:val="20"/>
     </w:rPr>
@@ -801,7 +1474,7 @@
       <w:rFonts w:asciiTheme="majorHAnsi" w:eastAsiaTheme="majorEastAsia" w:hAnsiTheme="majorHAnsi" w:cstheme="majorBidi"/>
       <w:b/>
       <w:bCs/>
-      <w:color w:val="365F91" w:themeColor="accent1" w:themeShade="BF"/>
+      <w:color w:val="000000"/>
       <w:sz w:val="28"/>
       <w:szCs w:val="28"/>
     </w:rPr>
@@ -816,7 +1489,7 @@
       <w:rFonts w:asciiTheme="majorHAnsi" w:eastAsiaTheme="majorEastAsia" w:hAnsiTheme="majorHAnsi" w:cstheme="majorBidi"/>
       <w:b/>
       <w:bCs/>
-      <w:color w:val="4F81BD" w:themeColor="accent1"/>
+      <w:color w:val="000000"/>
       <w:sz w:val="26"/>
       <w:szCs w:val="26"/>
     </w:rPr>
@@ -831,7 +1504,7 @@
       <w:rFonts w:asciiTheme="majorHAnsi" w:eastAsiaTheme="majorEastAsia" w:hAnsiTheme="majorHAnsi" w:cstheme="majorBidi"/>
       <w:b/>
       <w:bCs/>
-      <w:color w:val="4F81BD" w:themeColor="accent1"/>
+      <w:color w:val="000000"/>
     </w:rPr>
   </w:style>
   <w:style w:type="paragraph" w:styleId="Title">
@@ -843,7 +1516,7 @@
     <w:qFormat/>
     <w:rsid w:val="00FC693F"/>
     <w:pPr>
-      <w:spacing w:after="100" w:line="250" w:lineRule="auto"/>
+      <w:spacing w:after="200" w:line="254" w:lineRule="auto"/>
       <w:contextualSpacing/>
     </w:pPr>
     <w:rPr>
@@ -852,7 +1525,7 @@
       <w:color w:val="000000"/>
       <w:spacing w:val="5"/>
       <w:kern w:val="28"/>
-      <w:sz w:val="32"/>
+      <w:sz w:val="28"/>
       <w:szCs w:val="52"/>
     </w:rPr>
   </w:style>
@@ -864,7 +1537,7 @@
     <w:rsid w:val="00FC693F"/>
     <w:rPr>
       <w:rFonts w:asciiTheme="majorHAnsi" w:eastAsiaTheme="majorEastAsia" w:hAnsiTheme="majorHAnsi" w:cstheme="majorBidi"/>
-      <w:color w:val="17365D" w:themeColor="text2" w:themeShade="BF"/>
+      <w:color w:val="000000"/>
       <w:spacing w:val="5"/>
       <w:kern w:val="28"/>
       <w:sz w:val="52"/>
@@ -888,7 +1561,7 @@
       <w:rFonts w:asciiTheme="majorHAnsi" w:eastAsiaTheme="majorEastAsia" w:hAnsiTheme="majorHAnsi" w:cstheme="majorBidi"/>
       <w:i/>
       <w:iCs/>
-      <w:color w:val="4F81BD" w:themeColor="accent1"/>
+      <w:color w:val="000000"/>
       <w:spacing w:val="15"/>
       <w:sz w:val="24"/>
       <w:szCs w:val="24"/>
@@ -904,7 +1577,7 @@
       <w:rFonts w:asciiTheme="majorHAnsi" w:eastAsiaTheme="majorEastAsia" w:hAnsiTheme="majorHAnsi" w:cstheme="majorBidi"/>
       <w:i/>
       <w:iCs/>
-      <w:color w:val="4F81BD" w:themeColor="accent1"/>
+      <w:color w:val="000000"/>
       <w:spacing w:val="15"/>
       <w:sz w:val="24"/>
       <w:szCs w:val="24"/>
@@ -1176,7 +1849,7 @@
     <w:rPr>
       <w:i/>
       <w:iCs/>
-      <w:color w:val="000000" w:themeColor="text1"/>
+      <w:color w:val="000000"/>
     </w:rPr>
   </w:style>
   <w:style w:type="character" w:customStyle="1" w:styleId="QuoteChar">
@@ -1188,7 +1861,7 @@
     <w:rPr>
       <w:i/>
       <w:iCs/>
-      <w:color w:val="000000" w:themeColor="text1"/>
+      <w:color w:val="000000"/>
     </w:rPr>
   </w:style>
   <w:style w:type="character" w:customStyle="1" w:styleId="Heading4Char">
@@ -1204,7 +1877,7 @@
       <w:bCs/>
       <w:i/>
       <w:iCs/>
-      <w:color w:val="4F81BD" w:themeColor="accent1"/>
+      <w:color w:val="000000"/>
     </w:rPr>
   </w:style>
   <w:style w:type="character" w:customStyle="1" w:styleId="Heading5Char">
@@ -1216,7 +1889,7 @@
     <w:rsid w:val="00FC693F"/>
     <w:rPr>
       <w:rFonts w:asciiTheme="majorHAnsi" w:eastAsiaTheme="majorEastAsia" w:hAnsiTheme="majorHAnsi" w:cstheme="majorBidi"/>
-      <w:color w:val="243F60" w:themeColor="accent1" w:themeShade="7F"/>
+      <w:color w:val="000000"/>
     </w:rPr>
   </w:style>
   <w:style w:type="character" w:customStyle="1" w:styleId="Heading6Char">
@@ -1230,7 +1903,7 @@
       <w:rFonts w:asciiTheme="majorHAnsi" w:eastAsiaTheme="majorEastAsia" w:hAnsiTheme="majorHAnsi" w:cstheme="majorBidi"/>
       <w:i/>
       <w:iCs/>
-      <w:color w:val="243F60" w:themeColor="accent1" w:themeShade="7F"/>
+      <w:color w:val="000000"/>
     </w:rPr>
   </w:style>
   <w:style w:type="character" w:customStyle="1" w:styleId="Heading7Char">
@@ -1244,7 +1917,7 @@
       <w:rFonts w:asciiTheme="majorHAnsi" w:eastAsiaTheme="majorEastAsia" w:hAnsiTheme="majorHAnsi" w:cstheme="majorBidi"/>
       <w:i/>
       <w:iCs/>
-      <w:color w:val="404040" w:themeColor="text1" w:themeTint="BF"/>
+      <w:color w:val="000000"/>
     </w:rPr>
   </w:style>
   <w:style w:type="character" w:customStyle="1" w:styleId="Heading8Char">
@@ -1256,7 +1929,7 @@
     <w:rsid w:val="00FC693F"/>
     <w:rPr>
       <w:rFonts w:asciiTheme="majorHAnsi" w:eastAsiaTheme="majorEastAsia" w:hAnsiTheme="majorHAnsi" w:cstheme="majorBidi"/>
-      <w:color w:val="4F81BD" w:themeColor="accent1"/>
+      <w:color w:val="000000"/>
       <w:sz w:val="20"/>
       <w:szCs w:val="20"/>
     </w:rPr>
@@ -1272,7 +1945,7 @@
       <w:rFonts w:asciiTheme="majorHAnsi" w:eastAsiaTheme="majorEastAsia" w:hAnsiTheme="majorHAnsi" w:cstheme="majorBidi"/>
       <w:i/>
       <w:iCs/>
-      <w:color w:val="404040" w:themeColor="text1" w:themeTint="BF"/>
+      <w:color w:val="000000"/>
       <w:sz w:val="20"/>
       <w:szCs w:val="20"/>
     </w:rPr>
@@ -1292,7 +1965,7 @@
     <w:rPr>
       <w:b/>
       <w:bCs/>
-      <w:color w:val="4F81BD" w:themeColor="accent1"/>
+      <w:color w:val="000000"/>
       <w:sz w:val="18"/>
       <w:szCs w:val="18"/>
     </w:rPr>
@@ -1336,7 +2009,7 @@
       <w:bCs/>
       <w:i/>
       <w:iCs/>
-      <w:color w:val="4F81BD" w:themeColor="accent1"/>
+      <w:color w:val="000000"/>
     </w:rPr>
   </w:style>
   <w:style w:type="character" w:customStyle="1" w:styleId="IntenseQuoteChar">
@@ -1350,7 +2023,7 @@
       <w:bCs/>
       <w:i/>
       <w:iCs/>
-      <w:color w:val="4F81BD" w:themeColor="accent1"/>
+      <w:color w:val="000000"/>
     </w:rPr>
   </w:style>
   <w:style w:type="character" w:styleId="SubtleEmphasis">
@@ -1362,7 +2035,7 @@
     <w:rPr>
       <w:i/>
       <w:iCs/>
-      <w:color w:val="808080" w:themeColor="text1" w:themeTint="7F"/>
+      <w:color w:val="000000"/>
     </w:rPr>
   </w:style>
   <w:style w:type="character" w:styleId="IntenseEmphasis">
@@ -1376,7 +2049,7 @@
       <w:bCs/>
       <w:i/>
       <w:iCs/>
-      <w:color w:val="4F81BD" w:themeColor="accent1"/>
+      <w:color w:val="000000"/>
     </w:rPr>
   </w:style>
   <w:style w:type="character" w:styleId="SubtleReference">
@@ -1387,7 +2060,7 @@
     <w:rsid w:val="00FC693F"/>
     <w:rPr>
       <w:smallCaps/>
-      <w:color w:val="C0504D" w:themeColor="accent2"/>
+      <w:color w:val="000000"/>
       <w:u w:val="single"/>
     </w:rPr>
   </w:style>
@@ -1401,7 +2074,7 @@
       <w:b/>
       <w:bCs/>
       <w:smallCaps/>
-      <w:color w:val="C0504D" w:themeColor="accent2"/>
+      <w:color w:val="000000"/>
       <w:spacing w:val="5"/>
       <w:u w:val="single"/>
     </w:rPr>
@@ -1467,7 +2140,7 @@
       <w:spacing w:after="0" w:line="240" w:lineRule="auto"/>
     </w:pPr>
     <w:rPr>
-      <w:color w:val="000000" w:themeColor="text1" w:themeShade="BF"/>
+      <w:color w:val="000000"/>
     </w:rPr>
     <w:tblPr>
       <w:tblStyleRowBandSize w:val="1"/>
@@ -1570,7 +2243,7 @@
       <w:spacing w:after="0" w:line="240" w:lineRule="auto"/>
     </w:pPr>
     <w:rPr>
-      <w:color w:val="365F91" w:themeColor="accent1" w:themeShade="BF"/>
+      <w:color w:val="000000"/>
     </w:rPr>
     <w:tblPr>
       <w:tblStyleRowBandSize w:val="1"/>
@@ -1673,7 +2346,7 @@
       <w:spacing w:after="0" w:line="240" w:lineRule="auto"/>
     </w:pPr>
     <w:rPr>
-      <w:color w:val="943634" w:themeColor="accent2" w:themeShade="BF"/>
+      <w:color w:val="000000"/>
     </w:rPr>
     <w:tblPr>
       <w:tblStyleRowBandSize w:val="1"/>
@@ -1776,7 +2449,7 @@
       <w:spacing w:after="0" w:line="240" w:lineRule="auto"/>
     </w:pPr>
     <w:rPr>
-      <w:color w:val="76923C" w:themeColor="accent3" w:themeShade="BF"/>
+      <w:color w:val="000000"/>
     </w:rPr>
     <w:tblPr>
       <w:tblStyleRowBandSize w:val="1"/>
@@ -1879,7 +2552,7 @@
       <w:spacing w:after="0" w:line="240" w:lineRule="auto"/>
     </w:pPr>
     <w:rPr>
-      <w:color w:val="5F497A" w:themeColor="accent4" w:themeShade="BF"/>
+      <w:color w:val="000000"/>
     </w:rPr>
     <w:tblPr>
       <w:tblStyleRowBandSize w:val="1"/>
@@ -1982,7 +2655,7 @@
       <w:spacing w:after="0" w:line="240" w:lineRule="auto"/>
     </w:pPr>
     <w:rPr>
-      <w:color w:val="31849B" w:themeColor="accent5" w:themeShade="BF"/>
+      <w:color w:val="000000"/>
     </w:rPr>
     <w:tblPr>
       <w:tblStyleRowBandSize w:val="1"/>
@@ -2085,7 +2758,7 @@
       <w:spacing w:after="0" w:line="240" w:lineRule="auto"/>
     </w:pPr>
     <w:rPr>
-      <w:color w:val="E36C0A" w:themeColor="accent6" w:themeShade="BF"/>
+      <w:color w:val="000000"/>
     </w:rPr>
     <w:tblPr>
       <w:tblStyleRowBandSize w:val="1"/>
@@ -2211,7 +2884,7 @@
       <w:rPr>
         <w:b/>
         <w:bCs/>
-        <w:color w:val="FFFFFF" w:themeColor="background1"/>
+        <w:color w:val="000000"/>
       </w:rPr>
       <w:tblPr/>
       <w:tcPr>
@@ -2303,7 +2976,7 @@
       <w:rPr>
         <w:b/>
         <w:bCs/>
-        <w:color w:val="FFFFFF" w:themeColor="background1"/>
+        <w:color w:val="000000"/>
       </w:rPr>
       <w:tblPr/>
       <w:tcPr>
@@ -2395,7 +3068,7 @@
       <w:rPr>
         <w:b/>
         <w:bCs/>
-        <w:color w:val="FFFFFF" w:themeColor="background1"/>
+        <w:color w:val="000000"/>
       </w:rPr>
       <w:tblPr/>
       <w:tcPr>
@@ -2487,7 +3160,7 @@
       <w:rPr>
         <w:b/>
         <w:bCs/>
-        <w:color w:val="FFFFFF" w:themeColor="background1"/>
+        <w:color w:val="000000"/>
       </w:rPr>
       <w:tblPr/>
       <w:tcPr>
@@ -2579,7 +3252,7 @@
       <w:rPr>
         <w:b/>
         <w:bCs/>
-        <w:color w:val="FFFFFF" w:themeColor="background1"/>
+        <w:color w:val="000000"/>
       </w:rPr>
       <w:tblPr/>
       <w:tcPr>
@@ -2671,7 +3344,7 @@
       <w:rPr>
         <w:b/>
         <w:bCs/>
-        <w:color w:val="FFFFFF" w:themeColor="background1"/>
+        <w:color w:val="000000"/>
       </w:rPr>
       <w:tblPr/>
       <w:tcPr>
@@ -2763,7 +3436,7 @@
       <w:rPr>
         <w:b/>
         <w:bCs/>
-        <w:color w:val="FFFFFF" w:themeColor="background1"/>
+        <w:color w:val="000000"/>
       </w:rPr>
       <w:tblPr/>
       <w:tcPr>
@@ -3766,7 +4439,7 @@
       <w:rPr>
         <w:b/>
         <w:bCs/>
-        <w:color w:val="FFFFFF" w:themeColor="background1"/>
+        <w:color w:val="000000"/>
       </w:rPr>
       <w:tblPr/>
       <w:tcPr>
@@ -3872,7 +4545,7 @@
       <w:rPr>
         <w:b/>
         <w:bCs/>
-        <w:color w:val="FFFFFF" w:themeColor="background1"/>
+        <w:color w:val="000000"/>
       </w:rPr>
       <w:tblPr/>
       <w:tcPr>
@@ -3978,7 +4651,7 @@
       <w:rPr>
         <w:b/>
         <w:bCs/>
-        <w:color w:val="FFFFFF" w:themeColor="background1"/>
+        <w:color w:val="000000"/>
       </w:rPr>
       <w:tblPr/>
       <w:tcPr>
@@ -4084,7 +4757,7 @@
       <w:rPr>
         <w:b/>
         <w:bCs/>
-        <w:color w:val="FFFFFF" w:themeColor="background1"/>
+        <w:color w:val="000000"/>
       </w:rPr>
       <w:tblPr/>
       <w:tcPr>
@@ -4190,7 +4863,7 @@
       <w:rPr>
         <w:b/>
         <w:bCs/>
-        <w:color w:val="FFFFFF" w:themeColor="background1"/>
+        <w:color w:val="000000"/>
       </w:rPr>
       <w:tblPr/>
       <w:tcPr>
@@ -4296,7 +4969,7 @@
       <w:rPr>
         <w:b/>
         <w:bCs/>
-        <w:color w:val="FFFFFF" w:themeColor="background1"/>
+        <w:color w:val="000000"/>
       </w:rPr>
       <w:tblPr/>
       <w:tcPr>
@@ -4402,7 +5075,7 @@
       <w:rPr>
         <w:b/>
         <w:bCs/>
-        <w:color w:val="FFFFFF" w:themeColor="background1"/>
+        <w:color w:val="000000"/>
       </w:rPr>
       <w:tblPr/>
       <w:tcPr>
@@ -4505,7 +5178,7 @@
       <w:rPr>
         <w:b/>
         <w:bCs/>
-        <w:color w:val="FFFFFF" w:themeColor="background1"/>
+        <w:color w:val="000000"/>
       </w:rPr>
       <w:tblPr/>
       <w:tcPr>
@@ -4525,7 +5198,7 @@
         <w:spacing w:before="0" w:after="0" w:line="240" w:lineRule="auto"/>
       </w:pPr>
       <w:rPr>
-        <w:color w:val="auto"/>
+        <w:color w:val="000000"/>
       </w:rPr>
       <w:tblPr/>
       <w:tcPr>
@@ -4544,7 +5217,7 @@
       <w:rPr>
         <w:b/>
         <w:bCs/>
-        <w:color w:val="FFFFFF" w:themeColor="background1"/>
+        <w:color w:val="000000"/>
       </w:rPr>
       <w:tblPr/>
       <w:tcPr>
@@ -4563,7 +5236,7 @@
       <w:rPr>
         <w:b/>
         <w:bCs/>
-        <w:color w:val="FFFFFF" w:themeColor="background1"/>
+        <w:color w:val="000000"/>
       </w:rPr>
       <w:tblPr/>
       <w:tcPr>
@@ -4609,7 +5282,7 @@
     </w:tblStylePr>
     <w:tblStylePr w:type="nwCell">
       <w:rPr>
-        <w:color w:val="FFFFFF" w:themeColor="background1"/>
+        <w:color w:val="000000"/>
       </w:rPr>
       <w:tblPr/>
       <w:tcPr>
@@ -4654,7 +5327,7 @@
       <w:rPr>
         <w:b/>
         <w:bCs/>
-        <w:color w:val="FFFFFF" w:themeColor="background1"/>
+        <w:color w:val="000000"/>
       </w:rPr>
       <w:tblPr/>
       <w:tcPr>
@@ -4674,7 +5347,7 @@
         <w:spacing w:before="0" w:after="0" w:line="240" w:lineRule="auto"/>
       </w:pPr>
       <w:rPr>
-        <w:color w:val="auto"/>
+        <w:color w:val="000000"/>
       </w:rPr>
       <w:tblPr/>
       <w:tcPr>
@@ -4693,7 +5366,7 @@
       <w:rPr>
         <w:b/>
         <w:bCs/>
-        <w:color w:val="FFFFFF" w:themeColor="background1"/>
+        <w:color w:val="000000"/>
       </w:rPr>
       <w:tblPr/>
       <w:tcPr>
@@ -4712,7 +5385,7 @@
       <w:rPr>
         <w:b/>
         <w:bCs/>
-        <w:color w:val="FFFFFF" w:themeColor="background1"/>
+        <w:color w:val="000000"/>
       </w:rPr>
       <w:tblPr/>
       <w:tcPr>
@@ -4758,7 +5431,7 @@
     </w:tblStylePr>
     <w:tblStylePr w:type="nwCell">
       <w:rPr>
-        <w:color w:val="FFFFFF" w:themeColor="background1"/>
+        <w:color w:val="000000"/>
       </w:rPr>
       <w:tblPr/>
       <w:tcPr>
@@ -4803,7 +5476,7 @@
       <w:rPr>
         <w:b/>
         <w:bCs/>
-        <w:color w:val="FFFFFF" w:themeColor="background1"/>
+        <w:color w:val="000000"/>
       </w:rPr>
       <w:tblPr/>
       <w:tcPr>
@@ -4823,7 +5496,7 @@
         <w:spacing w:before="0" w:after="0" w:line="240" w:lineRule="auto"/>
       </w:pPr>
       <w:rPr>
-        <w:color w:val="auto"/>
+        <w:color w:val="000000"/>
       </w:rPr>
       <w:tblPr/>
       <w:tcPr>
@@ -4842,7 +5515,7 @@
       <w:rPr>
         <w:b/>
         <w:bCs/>
-        <w:color w:val="FFFFFF" w:themeColor="background1"/>
+        <w:color w:val="000000"/>
       </w:rPr>
       <w:tblPr/>
       <w:tcPr>
@@ -4861,7 +5534,7 @@
       <w:rPr>
         <w:b/>
         <w:bCs/>
-        <w:color w:val="FFFFFF" w:themeColor="background1"/>
+        <w:color w:val="000000"/>
       </w:rPr>
       <w:tblPr/>
       <w:tcPr>
@@ -4907,7 +5580,7 @@
     </w:tblStylePr>
     <w:tblStylePr w:type="nwCell">
       <w:rPr>
-        <w:color w:val="FFFFFF" w:themeColor="background1"/>
+        <w:color w:val="000000"/>
       </w:rPr>
       <w:tblPr/>
       <w:tcPr>
@@ -4952,7 +5625,7 @@
       <w:rPr>
         <w:b/>
         <w:bCs/>
-        <w:color w:val="FFFFFF" w:themeColor="background1"/>
+        <w:color w:val="000000"/>
       </w:rPr>
       <w:tblPr/>
       <w:tcPr>
@@ -4972,7 +5645,7 @@
         <w:spacing w:before="0" w:after="0" w:line="240" w:lineRule="auto"/>
       </w:pPr>
       <w:rPr>
-        <w:color w:val="auto"/>
+        <w:color w:val="000000"/>
       </w:rPr>
       <w:tblPr/>
       <w:tcPr>
@@ -4991,7 +5664,7 @@
       <w:rPr>
         <w:b/>
         <w:bCs/>
-        <w:color w:val="FFFFFF" w:themeColor="background1"/>
+        <w:color w:val="000000"/>
       </w:rPr>
       <w:tblPr/>
       <w:tcPr>
@@ -5010,7 +5683,7 @@
       <w:rPr>
         <w:b/>
         <w:bCs/>
-        <w:color w:val="FFFFFF" w:themeColor="background1"/>
+        <w:color w:val="000000"/>
       </w:rPr>
       <w:tblPr/>
       <w:tcPr>
@@ -5056,7 +5729,7 @@
     </w:tblStylePr>
     <w:tblStylePr w:type="nwCell">
       <w:rPr>
-        <w:color w:val="FFFFFF" w:themeColor="background1"/>
+        <w:color w:val="000000"/>
       </w:rPr>
       <w:tblPr/>
       <w:tcPr>
@@ -5101,7 +5774,7 @@
       <w:rPr>
         <w:b/>
         <w:bCs/>
-        <w:color w:val="FFFFFF" w:themeColor="background1"/>
+        <w:color w:val="000000"/>
       </w:rPr>
       <w:tblPr/>
       <w:tcPr>
@@ -5121,7 +5794,7 @@
         <w:spacing w:before="0" w:after="0" w:line="240" w:lineRule="auto"/>
       </w:pPr>
       <w:rPr>
-        <w:color w:val="auto"/>
+        <w:color w:val="000000"/>
       </w:rPr>
       <w:tblPr/>
       <w:tcPr>
@@ -5140,7 +5813,7 @@
       <w:rPr>
         <w:b/>
         <w:bCs/>
-        <w:color w:val="FFFFFF" w:themeColor="background1"/>
+        <w:color w:val="000000"/>
       </w:rPr>
       <w:tblPr/>
       <w:tcPr>
@@ -5159,7 +5832,7 @@
       <w:rPr>
         <w:b/>
         <w:bCs/>
-        <w:color w:val="FFFFFF" w:themeColor="background1"/>
+        <w:color w:val="000000"/>
       </w:rPr>
       <w:tblPr/>
       <w:tcPr>
@@ -5205,7 +5878,7 @@
     </w:tblStylePr>
     <w:tblStylePr w:type="nwCell">
       <w:rPr>
-        <w:color w:val="FFFFFF" w:themeColor="background1"/>
+        <w:color w:val="000000"/>
       </w:rPr>
       <w:tblPr/>
       <w:tcPr>
@@ -5250,7 +5923,7 @@
       <w:rPr>
         <w:b/>
         <w:bCs/>
-        <w:color w:val="FFFFFF" w:themeColor="background1"/>
+        <w:color w:val="000000"/>
       </w:rPr>
       <w:tblPr/>
       <w:tcPr>
@@ -5270,7 +5943,7 @@
         <w:spacing w:before="0" w:after="0" w:line="240" w:lineRule="auto"/>
       </w:pPr>
       <w:rPr>
-        <w:color w:val="auto"/>
+        <w:color w:val="000000"/>
       </w:rPr>
       <w:tblPr/>
       <w:tcPr>
@@ -5289,7 +5962,7 @@
       <w:rPr>
         <w:b/>
         <w:bCs/>
-        <w:color w:val="FFFFFF" w:themeColor="background1"/>
+        <w:color w:val="000000"/>
       </w:rPr>
       <w:tblPr/>
       <w:tcPr>
@@ -5308,7 +5981,7 @@
       <w:rPr>
         <w:b/>
         <w:bCs/>
-        <w:color w:val="FFFFFF" w:themeColor="background1"/>
+        <w:color w:val="000000"/>
       </w:rPr>
       <w:tblPr/>
       <w:tcPr>
@@ -5354,7 +6027,7 @@
     </w:tblStylePr>
     <w:tblStylePr w:type="nwCell">
       <w:rPr>
-        <w:color w:val="FFFFFF" w:themeColor="background1"/>
+        <w:color w:val="000000"/>
       </w:rPr>
       <w:tblPr/>
       <w:tcPr>
@@ -5399,7 +6072,7 @@
       <w:rPr>
         <w:b/>
         <w:bCs/>
-        <w:color w:val="FFFFFF" w:themeColor="background1"/>
+        <w:color w:val="000000"/>
       </w:rPr>
       <w:tblPr/>
       <w:tcPr>
@@ -5419,7 +6092,7 @@
         <w:spacing w:before="0" w:after="0" w:line="240" w:lineRule="auto"/>
       </w:pPr>
       <w:rPr>
-        <w:color w:val="auto"/>
+        <w:color w:val="000000"/>
       </w:rPr>
       <w:tblPr/>
       <w:tcPr>
@@ -5438,7 +6111,7 @@
       <w:rPr>
         <w:b/>
         <w:bCs/>
-        <w:color w:val="FFFFFF" w:themeColor="background1"/>
+        <w:color w:val="000000"/>
       </w:rPr>
       <w:tblPr/>
       <w:tcPr>
@@ -5457,7 +6130,7 @@
       <w:rPr>
         <w:b/>
         <w:bCs/>
-        <w:color w:val="FFFFFF" w:themeColor="background1"/>
+        <w:color w:val="000000"/>
       </w:rPr>
       <w:tblPr/>
       <w:tcPr>
@@ -5503,7 +6176,7 @@
     </w:tblStylePr>
     <w:tblStylePr w:type="nwCell">
       <w:rPr>
-        <w:color w:val="FFFFFF" w:themeColor="background1"/>
+        <w:color w:val="000000"/>
       </w:rPr>
       <w:tblPr/>
       <w:tcPr>
@@ -5527,7 +6200,7 @@
       <w:spacing w:after="0" w:line="240" w:lineRule="auto"/>
     </w:pPr>
     <w:rPr>
-      <w:color w:val="000000" w:themeColor="text1"/>
+      <w:color w:val="000000"/>
     </w:rPr>
     <w:tblPr>
       <w:tblStyleRowBandSize w:val="1"/>
@@ -5560,7 +6233,7 @@
       <w:rPr>
         <w:b/>
         <w:bCs/>
-        <w:color w:val="1F497D" w:themeColor="text2"/>
+        <w:color w:val="000000"/>
       </w:rPr>
       <w:tblPr/>
       <w:tcPr>
@@ -5611,7 +6284,7 @@
       <w:spacing w:after="0" w:line="240" w:lineRule="auto"/>
     </w:pPr>
     <w:rPr>
-      <w:color w:val="000000" w:themeColor="text1"/>
+      <w:color w:val="000000"/>
     </w:rPr>
     <w:tblPr>
       <w:tblStyleRowBandSize w:val="1"/>
@@ -5644,7 +6317,7 @@
       <w:rPr>
         <w:b/>
         <w:bCs/>
-        <w:color w:val="1F497D" w:themeColor="text2"/>
+        <w:color w:val="000000"/>
       </w:rPr>
       <w:tblPr/>
       <w:tcPr>
@@ -5695,7 +6368,7 @@
       <w:spacing w:after="0" w:line="240" w:lineRule="auto"/>
     </w:pPr>
     <w:rPr>
-      <w:color w:val="000000" w:themeColor="text1"/>
+      <w:color w:val="000000"/>
     </w:rPr>
     <w:tblPr>
       <w:tblStyleRowBandSize w:val="1"/>
@@ -5728,7 +6401,7 @@
       <w:rPr>
         <w:b/>
         <w:bCs/>
-        <w:color w:val="1F497D" w:themeColor="text2"/>
+        <w:color w:val="000000"/>
       </w:rPr>
       <w:tblPr/>
       <w:tcPr>
@@ -5779,7 +6452,7 @@
       <w:spacing w:after="0" w:line="240" w:lineRule="auto"/>
     </w:pPr>
     <w:rPr>
-      <w:color w:val="000000" w:themeColor="text1"/>
+      <w:color w:val="000000"/>
     </w:rPr>
     <w:tblPr>
       <w:tblStyleRowBandSize w:val="1"/>
@@ -5812,7 +6485,7 @@
       <w:rPr>
         <w:b/>
         <w:bCs/>
-        <w:color w:val="1F497D" w:themeColor="text2"/>
+        <w:color w:val="000000"/>
       </w:rPr>
       <w:tblPr/>
       <w:tcPr>
@@ -5863,7 +6536,7 @@
       <w:spacing w:after="0" w:line="240" w:lineRule="auto"/>
     </w:pPr>
     <w:rPr>
-      <w:color w:val="000000" w:themeColor="text1"/>
+      <w:color w:val="000000"/>
     </w:rPr>
     <w:tblPr>
       <w:tblStyleRowBandSize w:val="1"/>
@@ -5896,7 +6569,7 @@
       <w:rPr>
         <w:b/>
         <w:bCs/>
-        <w:color w:val="1F497D" w:themeColor="text2"/>
+        <w:color w:val="000000"/>
       </w:rPr>
       <w:tblPr/>
       <w:tcPr>
@@ -5947,7 +6620,7 @@
       <w:spacing w:after="0" w:line="240" w:lineRule="auto"/>
     </w:pPr>
     <w:rPr>
-      <w:color w:val="000000" w:themeColor="text1"/>
+      <w:color w:val="000000"/>
     </w:rPr>
     <w:tblPr>
       <w:tblStyleRowBandSize w:val="1"/>
@@ -5980,7 +6653,7 @@
       <w:rPr>
         <w:b/>
         <w:bCs/>
-        <w:color w:val="1F497D" w:themeColor="text2"/>
+        <w:color w:val="000000"/>
       </w:rPr>
       <w:tblPr/>
       <w:tcPr>
@@ -6031,7 +6704,7 @@
       <w:spacing w:after="0" w:line="240" w:lineRule="auto"/>
     </w:pPr>
     <w:rPr>
-      <w:color w:val="000000" w:themeColor="text1"/>
+      <w:color w:val="000000"/>
     </w:rPr>
     <w:tblPr>
       <w:tblStyleRowBandSize w:val="1"/>
@@ -6064,7 +6737,7 @@
       <w:rPr>
         <w:b/>
         <w:bCs/>
-        <w:color w:val="1F497D" w:themeColor="text2"/>
+        <w:color w:val="000000"/>
       </w:rPr>
       <w:tblPr/>
       <w:tcPr>
@@ -6116,7 +6789,7 @@
     </w:pPr>
     <w:rPr>
       <w:rFonts w:asciiTheme="majorHAnsi" w:eastAsiaTheme="majorEastAsia" w:hAnsiTheme="majorHAnsi" w:cstheme="majorBidi"/>
-      <w:color w:val="000000" w:themeColor="text1"/>
+      <w:color w:val="000000"/>
     </w:rPr>
     <w:tblPr>
       <w:tblStyleRowBandSize w:val="1"/>
@@ -6244,7 +6917,7 @@
     </w:pPr>
     <w:rPr>
       <w:rFonts w:asciiTheme="majorHAnsi" w:eastAsiaTheme="majorEastAsia" w:hAnsiTheme="majorHAnsi" w:cstheme="majorBidi"/>
-      <w:color w:val="000000" w:themeColor="text1"/>
+      <w:color w:val="000000"/>
     </w:rPr>
     <w:tblPr>
       <w:tblStyleRowBandSize w:val="1"/>
@@ -6372,7 +7045,7 @@
     </w:pPr>
     <w:rPr>
       <w:rFonts w:asciiTheme="majorHAnsi" w:eastAsiaTheme="majorEastAsia" w:hAnsiTheme="majorHAnsi" w:cstheme="majorBidi"/>
-      <w:color w:val="000000" w:themeColor="text1"/>
+      <w:color w:val="000000"/>
     </w:rPr>
     <w:tblPr>
       <w:tblStyleRowBandSize w:val="1"/>
@@ -6500,7 +7173,7 @@
     </w:pPr>
     <w:rPr>
       <w:rFonts w:asciiTheme="majorHAnsi" w:eastAsiaTheme="majorEastAsia" w:hAnsiTheme="majorHAnsi" w:cstheme="majorBidi"/>
-      <w:color w:val="000000" w:themeColor="text1"/>
+      <w:color w:val="000000"/>
     </w:rPr>
     <w:tblPr>
       <w:tblStyleRowBandSize w:val="1"/>
@@ -6628,7 +7301,7 @@
     </w:pPr>
     <w:rPr>
       <w:rFonts w:asciiTheme="majorHAnsi" w:eastAsiaTheme="majorEastAsia" w:hAnsiTheme="majorHAnsi" w:cstheme="majorBidi"/>
-      <w:color w:val="000000" w:themeColor="text1"/>
+      <w:color w:val="000000"/>
     </w:rPr>
     <w:tblPr>
       <w:tblStyleRowBandSize w:val="1"/>
@@ -6756,7 +7429,7 @@
     </w:pPr>
     <w:rPr>
       <w:rFonts w:asciiTheme="majorHAnsi" w:eastAsiaTheme="majorEastAsia" w:hAnsiTheme="majorHAnsi" w:cstheme="majorBidi"/>
-      <w:color w:val="000000" w:themeColor="text1"/>
+      <w:color w:val="000000"/>
     </w:rPr>
     <w:tblPr>
       <w:tblStyleRowBandSize w:val="1"/>
@@ -6884,7 +7557,7 @@
     </w:pPr>
     <w:rPr>
       <w:rFonts w:asciiTheme="majorHAnsi" w:eastAsiaTheme="majorEastAsia" w:hAnsiTheme="majorHAnsi" w:cstheme="majorBidi"/>
-      <w:color w:val="000000" w:themeColor="text1"/>
+      <w:color w:val="000000"/>
     </w:rPr>
     <w:tblPr>
       <w:tblStyleRowBandSize w:val="1"/>
@@ -7523,7 +8196,7 @@
     </w:pPr>
     <w:rPr>
       <w:rFonts w:asciiTheme="majorHAnsi" w:eastAsiaTheme="majorEastAsia" w:hAnsiTheme="majorHAnsi" w:cstheme="majorBidi"/>
-      <w:color w:val="000000" w:themeColor="text1"/>
+      <w:color w:val="000000"/>
     </w:rPr>
     <w:tblPr>
       <w:tblStyleRowBandSize w:val="1"/>
@@ -7551,7 +8224,7 @@
       <w:rPr>
         <w:b/>
         <w:bCs/>
-        <w:color w:val="000000" w:themeColor="text1"/>
+        <w:color w:val="000000"/>
       </w:rPr>
       <w:tblPr/>
       <w:tcPr>
@@ -7562,7 +8235,7 @@
       <w:rPr>
         <w:b/>
         <w:bCs/>
-        <w:color w:val="000000" w:themeColor="text1"/>
+        <w:color w:val="000000"/>
       </w:rPr>
       <w:tblPr/>
       <w:tcPr>
@@ -7581,7 +8254,7 @@
       <w:rPr>
         <w:b/>
         <w:bCs/>
-        <w:color w:val="000000" w:themeColor="text1"/>
+        <w:color w:val="000000"/>
       </w:rPr>
       <w:tblPr/>
       <w:tcPr>
@@ -7600,7 +8273,7 @@
       <w:rPr>
         <w:b w:val="0"/>
         <w:bCs w:val="0"/>
-        <w:color w:val="000000" w:themeColor="text1"/>
+        <w:color w:val="000000"/>
       </w:rPr>
       <w:tblPr/>
       <w:tcPr>
@@ -7648,7 +8321,7 @@
     </w:pPr>
     <w:rPr>
       <w:rFonts w:asciiTheme="majorHAnsi" w:eastAsiaTheme="majorEastAsia" w:hAnsiTheme="majorHAnsi" w:cstheme="majorBidi"/>
-      <w:color w:val="000000" w:themeColor="text1"/>
+      <w:color w:val="000000"/>
     </w:rPr>
     <w:tblPr>
       <w:tblStyleRowBandSize w:val="1"/>
@@ -7676,7 +8349,7 @@
       <w:rPr>
         <w:b/>
         <w:bCs/>
-        <w:color w:val="000000" w:themeColor="text1"/>
+        <w:color w:val="000000"/>
       </w:rPr>
       <w:tblPr/>
       <w:tcPr>
@@ -7687,7 +8360,7 @@
       <w:rPr>
         <w:b/>
         <w:bCs/>
-        <w:color w:val="000000" w:themeColor="text1"/>
+        <w:color w:val="000000"/>
       </w:rPr>
       <w:tblPr/>
       <w:tcPr>
@@ -7706,7 +8379,7 @@
       <w:rPr>
         <w:b/>
         <w:bCs/>
-        <w:color w:val="000000" w:themeColor="text1"/>
+        <w:color w:val="000000"/>
       </w:rPr>
       <w:tblPr/>
       <w:tcPr>
@@ -7725,7 +8398,7 @@
       <w:rPr>
         <w:b w:val="0"/>
         <w:bCs w:val="0"/>
-        <w:color w:val="000000" w:themeColor="text1"/>
+        <w:color w:val="000000"/>
       </w:rPr>
       <w:tblPr/>
       <w:tcPr>
@@ -7773,7 +8446,7 @@
     </w:pPr>
     <w:rPr>
       <w:rFonts w:asciiTheme="majorHAnsi" w:eastAsiaTheme="majorEastAsia" w:hAnsiTheme="majorHAnsi" w:cstheme="majorBidi"/>
-      <w:color w:val="000000" w:themeColor="text1"/>
+      <w:color w:val="000000"/>
     </w:rPr>
     <w:tblPr>
       <w:tblStyleRowBandSize w:val="1"/>
@@ -7801,7 +8474,7 @@
       <w:rPr>
         <w:b/>
         <w:bCs/>
-        <w:color w:val="000000" w:themeColor="text1"/>
+        <w:color w:val="000000"/>
       </w:rPr>
       <w:tblPr/>
       <w:tcPr>
@@ -7812,7 +8485,7 @@
       <w:rPr>
         <w:b/>
         <w:bCs/>
-        <w:color w:val="000000" w:themeColor="text1"/>
+        <w:color w:val="000000"/>
       </w:rPr>
       <w:tblPr/>
       <w:tcPr>
@@ -7831,7 +8504,7 @@
       <w:rPr>
         <w:b/>
         <w:bCs/>
-        <w:color w:val="000000" w:themeColor="text1"/>
+        <w:color w:val="000000"/>
       </w:rPr>
       <w:tblPr/>
       <w:tcPr>
@@ -7850,7 +8523,7 @@
       <w:rPr>
         <w:b w:val="0"/>
         <w:bCs w:val="0"/>
-        <w:color w:val="000000" w:themeColor="text1"/>
+        <w:color w:val="000000"/>
       </w:rPr>
       <w:tblPr/>
       <w:tcPr>
@@ -7898,7 +8571,7 @@
     </w:pPr>
     <w:rPr>
       <w:rFonts w:asciiTheme="majorHAnsi" w:eastAsiaTheme="majorEastAsia" w:hAnsiTheme="majorHAnsi" w:cstheme="majorBidi"/>
-      <w:color w:val="000000" w:themeColor="text1"/>
+      <w:color w:val="000000"/>
     </w:rPr>
     <w:tblPr>
       <w:tblStyleRowBandSize w:val="1"/>
@@ -7926,7 +8599,7 @@
       <w:rPr>
         <w:b/>
         <w:bCs/>
-        <w:color w:val="000000" w:themeColor="text1"/>
+        <w:color w:val="000000"/>
       </w:rPr>
       <w:tblPr/>
       <w:tcPr>
@@ -7937,7 +8610,7 @@
       <w:rPr>
         <w:b/>
         <w:bCs/>
-        <w:color w:val="000000" w:themeColor="text1"/>
+        <w:color w:val="000000"/>
       </w:rPr>
       <w:tblPr/>
       <w:tcPr>
@@ -7956,7 +8629,7 @@
       <w:rPr>
         <w:b/>
         <w:bCs/>
-        <w:color w:val="000000" w:themeColor="text1"/>
+        <w:color w:val="000000"/>
       </w:rPr>
       <w:tblPr/>
       <w:tcPr>
@@ -7975,7 +8648,7 @@
       <w:rPr>
         <w:b w:val="0"/>
         <w:bCs w:val="0"/>
-        <w:color w:val="000000" w:themeColor="text1"/>
+        <w:color w:val="000000"/>
       </w:rPr>
       <w:tblPr/>
       <w:tcPr>
@@ -8023,7 +8696,7 @@
     </w:pPr>
     <w:rPr>
       <w:rFonts w:asciiTheme="majorHAnsi" w:eastAsiaTheme="majorEastAsia" w:hAnsiTheme="majorHAnsi" w:cstheme="majorBidi"/>
-      <w:color w:val="000000" w:themeColor="text1"/>
+      <w:color w:val="000000"/>
     </w:rPr>
     <w:tblPr>
       <w:tblStyleRowBandSize w:val="1"/>
@@ -8051,7 +8724,7 @@
       <w:rPr>
         <w:b/>
         <w:bCs/>
-        <w:color w:val="000000" w:themeColor="text1"/>
+        <w:color w:val="000000"/>
       </w:rPr>
       <w:tblPr/>
       <w:tcPr>
@@ -8062,7 +8735,7 @@
       <w:rPr>
         <w:b/>
         <w:bCs/>
-        <w:color w:val="000000" w:themeColor="text1"/>
+        <w:color w:val="000000"/>
       </w:rPr>
       <w:tblPr/>
       <w:tcPr>
@@ -8081,7 +8754,7 @@
       <w:rPr>
         <w:b/>
         <w:bCs/>
-        <w:color w:val="000000" w:themeColor="text1"/>
+        <w:color w:val="000000"/>
       </w:rPr>
       <w:tblPr/>
       <w:tcPr>
@@ -8100,7 +8773,7 @@
       <w:rPr>
         <w:b w:val="0"/>
         <w:bCs w:val="0"/>
-        <w:color w:val="000000" w:themeColor="text1"/>
+        <w:color w:val="000000"/>
       </w:rPr>
       <w:tblPr/>
       <w:tcPr>
@@ -8148,7 +8821,7 @@
     </w:pPr>
     <w:rPr>
       <w:rFonts w:asciiTheme="majorHAnsi" w:eastAsiaTheme="majorEastAsia" w:hAnsiTheme="majorHAnsi" w:cstheme="majorBidi"/>
-      <w:color w:val="000000" w:themeColor="text1"/>
+      <w:color w:val="000000"/>
     </w:rPr>
     <w:tblPr>
       <w:tblStyleRowBandSize w:val="1"/>
@@ -8176,7 +8849,7 @@
       <w:rPr>
         <w:b/>
         <w:bCs/>
-        <w:color w:val="000000" w:themeColor="text1"/>
+        <w:color w:val="000000"/>
       </w:rPr>
       <w:tblPr/>
       <w:tcPr>
@@ -8187,7 +8860,7 @@
       <w:rPr>
         <w:b/>
         <w:bCs/>
-        <w:color w:val="000000" w:themeColor="text1"/>
+        <w:color w:val="000000"/>
       </w:rPr>
       <w:tblPr/>
       <w:tcPr>
@@ -8206,7 +8879,7 @@
       <w:rPr>
         <w:b/>
         <w:bCs/>
-        <w:color w:val="000000" w:themeColor="text1"/>
+        <w:color w:val="000000"/>
       </w:rPr>
       <w:tblPr/>
       <w:tcPr>
@@ -8225,7 +8898,7 @@
       <w:rPr>
         <w:b w:val="0"/>
         <w:bCs w:val="0"/>
-        <w:color w:val="000000" w:themeColor="text1"/>
+        <w:color w:val="000000"/>
       </w:rPr>
       <w:tblPr/>
       <w:tcPr>
@@ -8273,7 +8946,7 @@
     </w:pPr>
     <w:rPr>
       <w:rFonts w:asciiTheme="majorHAnsi" w:eastAsiaTheme="majorEastAsia" w:hAnsiTheme="majorHAnsi" w:cstheme="majorBidi"/>
-      <w:color w:val="000000" w:themeColor="text1"/>
+      <w:color w:val="000000"/>
     </w:rPr>
     <w:tblPr>
       <w:tblStyleRowBandSize w:val="1"/>
@@ -8301,7 +8974,7 @@
       <w:rPr>
         <w:b/>
         <w:bCs/>
-        <w:color w:val="000000" w:themeColor="text1"/>
+        <w:color w:val="000000"/>
       </w:rPr>
       <w:tblPr/>
       <w:tcPr>
@@ -8312,7 +8985,7 @@
       <w:rPr>
         <w:b/>
         <w:bCs/>
-        <w:color w:val="000000" w:themeColor="text1"/>
+        <w:color w:val="000000"/>
       </w:rPr>
       <w:tblPr/>
       <w:tcPr>
@@ -8331,7 +9004,7 @@
       <w:rPr>
         <w:b/>
         <w:bCs/>
-        <w:color w:val="000000" w:themeColor="text1"/>
+        <w:color w:val="000000"/>
       </w:rPr>
       <w:tblPr/>
       <w:tcPr>
@@ -8350,7 +9023,7 @@
       <w:rPr>
         <w:b w:val="0"/>
         <w:bCs w:val="0"/>
-        <w:color w:val="000000" w:themeColor="text1"/>
+        <w:color w:val="000000"/>
       </w:rPr>
       <w:tblPr/>
       <w:tcPr>
@@ -8424,7 +9097,7 @@
         <w:bCs/>
         <w:i w:val="0"/>
         <w:iCs w:val="0"/>
-        <w:color w:val="FFFFFF" w:themeColor="background1"/>
+        <w:color w:val="000000"/>
       </w:rPr>
       <w:tblPr/>
       <w:tcPr>
@@ -8445,7 +9118,7 @@
         <w:bCs/>
         <w:i w:val="0"/>
         <w:iCs w:val="0"/>
-        <w:color w:val="FFFFFF" w:themeColor="background1"/>
+        <w:color w:val="000000"/>
       </w:rPr>
       <w:tblPr/>
       <w:tcPr>
@@ -8466,7 +9139,7 @@
         <w:bCs/>
         <w:i w:val="0"/>
         <w:iCs w:val="0"/>
-        <w:color w:val="FFFFFF" w:themeColor="background1"/>
+        <w:color w:val="000000"/>
       </w:rPr>
       <w:tblPr/>
       <w:tcPr>
@@ -8485,7 +9158,7 @@
         <w:bCs/>
         <w:i w:val="0"/>
         <w:iCs w:val="0"/>
-        <w:color w:val="FFFFFF" w:themeColor="background1"/>
+        <w:color w:val="000000"/>
       </w:rPr>
       <w:tblPr/>
       <w:tcPr>
@@ -8565,7 +9238,7 @@
         <w:bCs/>
         <w:i w:val="0"/>
         <w:iCs w:val="0"/>
-        <w:color w:val="FFFFFF" w:themeColor="background1"/>
+        <w:color w:val="000000"/>
       </w:rPr>
       <w:tblPr/>
       <w:tcPr>
@@ -8586,7 +9259,7 @@
         <w:bCs/>
         <w:i w:val="0"/>
         <w:iCs w:val="0"/>
-        <w:color w:val="FFFFFF" w:themeColor="background1"/>
+        <w:color w:val="000000"/>
       </w:rPr>
       <w:tblPr/>
       <w:tcPr>
@@ -8607,7 +9280,7 @@
         <w:bCs/>
         <w:i w:val="0"/>
         <w:iCs w:val="0"/>
-        <w:color w:val="FFFFFF" w:themeColor="background1"/>
+        <w:color w:val="000000"/>
       </w:rPr>
       <w:tblPr/>
       <w:tcPr>
@@ -8626,7 +9299,7 @@
         <w:bCs/>
         <w:i w:val="0"/>
         <w:iCs w:val="0"/>
-        <w:color w:val="FFFFFF" w:themeColor="background1"/>
+        <w:color w:val="000000"/>
       </w:rPr>
       <w:tblPr/>
       <w:tcPr>
@@ -8706,7 +9379,7 @@
         <w:bCs/>
         <w:i w:val="0"/>
         <w:iCs w:val="0"/>
-        <w:color w:val="FFFFFF" w:themeColor="background1"/>
+        <w:color w:val="000000"/>
       </w:rPr>
       <w:tblPr/>
       <w:tcPr>
@@ -8727,7 +9400,7 @@
         <w:bCs/>
         <w:i w:val="0"/>
         <w:iCs w:val="0"/>
-        <w:color w:val="FFFFFF" w:themeColor="background1"/>
+        <w:color w:val="000000"/>
       </w:rPr>
       <w:tblPr/>
       <w:tcPr>
@@ -8748,7 +9421,7 @@
         <w:bCs/>
         <w:i w:val="0"/>
         <w:iCs w:val="0"/>
-        <w:color w:val="FFFFFF" w:themeColor="background1"/>
+        <w:color w:val="000000"/>
       </w:rPr>
       <w:tblPr/>
       <w:tcPr>
@@ -8767,7 +9440,7 @@
         <w:bCs/>
         <w:i w:val="0"/>
         <w:iCs w:val="0"/>
-        <w:color w:val="FFFFFF" w:themeColor="background1"/>
+        <w:color w:val="000000"/>
       </w:rPr>
       <w:tblPr/>
       <w:tcPr>
@@ -8847,7 +9520,7 @@
         <w:bCs/>
         <w:i w:val="0"/>
         <w:iCs w:val="0"/>
-        <w:color w:val="FFFFFF" w:themeColor="background1"/>
+        <w:color w:val="000000"/>
       </w:rPr>
       <w:tblPr/>
       <w:tcPr>
@@ -8868,7 +9541,7 @@
         <w:bCs/>
         <w:i w:val="0"/>
         <w:iCs w:val="0"/>
-        <w:color w:val="FFFFFF" w:themeColor="background1"/>
+        <w:color w:val="000000"/>
       </w:rPr>
       <w:tblPr/>
       <w:tcPr>
@@ -8889,7 +9562,7 @@
         <w:bCs/>
         <w:i w:val="0"/>
         <w:iCs w:val="0"/>
-        <w:color w:val="FFFFFF" w:themeColor="background1"/>
+        <w:color w:val="000000"/>
       </w:rPr>
       <w:tblPr/>
       <w:tcPr>
@@ -8908,7 +9581,7 @@
         <w:bCs/>
         <w:i w:val="0"/>
         <w:iCs w:val="0"/>
-        <w:color w:val="FFFFFF" w:themeColor="background1"/>
+        <w:color w:val="000000"/>
       </w:rPr>
       <w:tblPr/>
       <w:tcPr>
@@ -8988,7 +9661,7 @@
         <w:bCs/>
         <w:i w:val="0"/>
         <w:iCs w:val="0"/>
-        <w:color w:val="FFFFFF" w:themeColor="background1"/>
+        <w:color w:val="000000"/>
       </w:rPr>
       <w:tblPr/>
       <w:tcPr>
@@ -9009,7 +9682,7 @@
         <w:bCs/>
         <w:i w:val="0"/>
         <w:iCs w:val="0"/>
-        <w:color w:val="FFFFFF" w:themeColor="background1"/>
+        <w:color w:val="000000"/>
       </w:rPr>
       <w:tblPr/>
       <w:tcPr>
@@ -9030,7 +9703,7 @@
         <w:bCs/>
         <w:i w:val="0"/>
         <w:iCs w:val="0"/>
-        <w:color w:val="FFFFFF" w:themeColor="background1"/>
+        <w:color w:val="000000"/>
       </w:rPr>
       <w:tblPr/>
       <w:tcPr>
@@ -9049,7 +9722,7 @@
         <w:bCs/>
         <w:i w:val="0"/>
         <w:iCs w:val="0"/>
-        <w:color w:val="FFFFFF" w:themeColor="background1"/>
+        <w:color w:val="000000"/>
       </w:rPr>
       <w:tblPr/>
       <w:tcPr>
@@ -9129,7 +9802,7 @@
         <w:bCs/>
         <w:i w:val="0"/>
         <w:iCs w:val="0"/>
-        <w:color w:val="FFFFFF" w:themeColor="background1"/>
+        <w:color w:val="000000"/>
       </w:rPr>
       <w:tblPr/>
       <w:tcPr>
@@ -9150,7 +9823,7 @@
         <w:bCs/>
         <w:i w:val="0"/>
         <w:iCs w:val="0"/>
-        <w:color w:val="FFFFFF" w:themeColor="background1"/>
+        <w:color w:val="000000"/>
       </w:rPr>
       <w:tblPr/>
       <w:tcPr>
@@ -9171,7 +9844,7 @@
         <w:bCs/>
         <w:i w:val="0"/>
         <w:iCs w:val="0"/>
-        <w:color w:val="FFFFFF" w:themeColor="background1"/>
+        <w:color w:val="000000"/>
       </w:rPr>
       <w:tblPr/>
       <w:tcPr>
@@ -9190,7 +9863,7 @@
         <w:bCs/>
         <w:i w:val="0"/>
         <w:iCs w:val="0"/>
-        <w:color w:val="FFFFFF" w:themeColor="background1"/>
+        <w:color w:val="000000"/>
       </w:rPr>
       <w:tblPr/>
       <w:tcPr>
@@ -9270,7 +9943,7 @@
         <w:bCs/>
         <w:i w:val="0"/>
         <w:iCs w:val="0"/>
-        <w:color w:val="FFFFFF" w:themeColor="background1"/>
+        <w:color w:val="000000"/>
       </w:rPr>
       <w:tblPr/>
       <w:tcPr>
@@ -9291,7 +9964,7 @@
         <w:bCs/>
         <w:i w:val="0"/>
         <w:iCs w:val="0"/>
-        <w:color w:val="FFFFFF" w:themeColor="background1"/>
+        <w:color w:val="000000"/>
       </w:rPr>
       <w:tblPr/>
       <w:tcPr>
@@ -9312,7 +9985,7 @@
         <w:bCs/>
         <w:i w:val="0"/>
         <w:iCs w:val="0"/>
-        <w:color w:val="FFFFFF" w:themeColor="background1"/>
+        <w:color w:val="000000"/>
       </w:rPr>
       <w:tblPr/>
       <w:tcPr>
@@ -9331,7 +10004,7 @@
         <w:bCs/>
         <w:i w:val="0"/>
         <w:iCs w:val="0"/>
-        <w:color w:val="FFFFFF" w:themeColor="background1"/>
+        <w:color w:val="000000"/>
       </w:rPr>
       <w:tblPr/>
       <w:tcPr>
@@ -9384,7 +10057,7 @@
       <w:spacing w:after="0" w:line="240" w:lineRule="auto"/>
     </w:pPr>
     <w:rPr>
-      <w:color w:val="FFFFFF" w:themeColor="background1"/>
+      <w:color w:val="000000"/>
     </w:rPr>
     <w:tblPr>
       <w:tblStyleRowBandSize w:val="1"/>
@@ -9498,7 +10171,7 @@
       <w:spacing w:after="0" w:line="240" w:lineRule="auto"/>
     </w:pPr>
     <w:rPr>
-      <w:color w:val="FFFFFF" w:themeColor="background1"/>
+      <w:color w:val="000000"/>
     </w:rPr>
     <w:tblPr>
       <w:tblStyleRowBandSize w:val="1"/>
@@ -9612,7 +10285,7 @@
       <w:spacing w:after="0" w:line="240" w:lineRule="auto"/>
     </w:pPr>
     <w:rPr>
-      <w:color w:val="FFFFFF" w:themeColor="background1"/>
+      <w:color w:val="000000"/>
     </w:rPr>
     <w:tblPr>
       <w:tblStyleRowBandSize w:val="1"/>
@@ -9726,7 +10399,7 @@
       <w:spacing w:after="0" w:line="240" w:lineRule="auto"/>
     </w:pPr>
     <w:rPr>
-      <w:color w:val="FFFFFF" w:themeColor="background1"/>
+      <w:color w:val="000000"/>
     </w:rPr>
     <w:tblPr>
       <w:tblStyleRowBandSize w:val="1"/>
@@ -9840,7 +10513,7 @@
       <w:spacing w:after="0" w:line="240" w:lineRule="auto"/>
     </w:pPr>
     <w:rPr>
-      <w:color w:val="FFFFFF" w:themeColor="background1"/>
+      <w:color w:val="000000"/>
     </w:rPr>
     <w:tblPr>
       <w:tblStyleRowBandSize w:val="1"/>
@@ -9954,7 +10627,7 @@
       <w:spacing w:after="0" w:line="240" w:lineRule="auto"/>
     </w:pPr>
     <w:rPr>
-      <w:color w:val="FFFFFF" w:themeColor="background1"/>
+      <w:color w:val="000000"/>
     </w:rPr>
     <w:tblPr>
       <w:tblStyleRowBandSize w:val="1"/>
@@ -10068,7 +10741,7 @@
       <w:spacing w:after="0" w:line="240" w:lineRule="auto"/>
     </w:pPr>
     <w:rPr>
-      <w:color w:val="FFFFFF" w:themeColor="background1"/>
+      <w:color w:val="000000"/>
     </w:rPr>
     <w:tblPr>
       <w:tblStyleRowBandSize w:val="1"/>
@@ -10182,7 +10855,7 @@
       <w:spacing w:after="0" w:line="240" w:lineRule="auto"/>
     </w:pPr>
     <w:rPr>
-      <w:color w:val="000000" w:themeColor="text1"/>
+      <w:color w:val="000000"/>
     </w:rPr>
     <w:tblPr>
       <w:tblStyleRowBandSize w:val="1"/>
@@ -10228,7 +10901,7 @@
       <w:rPr>
         <w:b/>
         <w:bCs/>
-        <w:color w:val="FFFFFF" w:themeColor="background1"/>
+        <w:color w:val="000000"/>
       </w:rPr>
       <w:tblPr/>
       <w:tcPr>
@@ -10240,7 +10913,7 @@
     </w:tblStylePr>
     <w:tblStylePr w:type="firstCol">
       <w:rPr>
-        <w:color w:val="FFFFFF" w:themeColor="background1"/>
+        <w:color w:val="000000"/>
       </w:rPr>
       <w:tblPr/>
       <w:tcPr>
@@ -10257,7 +10930,7 @@
     </w:tblStylePr>
     <w:tblStylePr w:type="lastCol">
       <w:rPr>
-        <w:color w:val="FFFFFF" w:themeColor="background1"/>
+        <w:color w:val="000000"/>
       </w:rPr>
       <w:tblPr/>
       <w:tcPr>
@@ -10286,12 +10959,12 @@
     </w:tblStylePr>
     <w:tblStylePr w:type="neCell">
       <w:rPr>
-        <w:color w:val="000000" w:themeColor="text1"/>
+        <w:color w:val="000000"/>
       </w:rPr>
     </w:tblStylePr>
     <w:tblStylePr w:type="nwCell">
       <w:rPr>
-        <w:color w:val="000000" w:themeColor="text1"/>
+        <w:color w:val="000000"/>
       </w:rPr>
     </w:tblStylePr>
   </w:style>
@@ -10304,7 +10977,7 @@
       <w:spacing w:after="0" w:line="240" w:lineRule="auto"/>
     </w:pPr>
     <w:rPr>
-      <w:color w:val="000000" w:themeColor="text1"/>
+      <w:color w:val="000000"/>
     </w:rPr>
     <w:tblPr>
       <w:tblStyleRowBandSize w:val="1"/>
@@ -10350,7 +11023,7 @@
       <w:rPr>
         <w:b/>
         <w:bCs/>
-        <w:color w:val="FFFFFF" w:themeColor="background1"/>
+        <w:color w:val="000000"/>
       </w:rPr>
       <w:tblPr/>
       <w:tcPr>
@@ -10362,7 +11035,7 @@
     </w:tblStylePr>
     <w:tblStylePr w:type="firstCol">
       <w:rPr>
-        <w:color w:val="FFFFFF" w:themeColor="background1"/>
+        <w:color w:val="000000"/>
       </w:rPr>
       <w:tblPr/>
       <w:tcPr>
@@ -10379,7 +11052,7 @@
     </w:tblStylePr>
     <w:tblStylePr w:type="lastCol">
       <w:rPr>
-        <w:color w:val="FFFFFF" w:themeColor="background1"/>
+        <w:color w:val="000000"/>
       </w:rPr>
       <w:tblPr/>
       <w:tcPr>
@@ -10408,12 +11081,12 @@
     </w:tblStylePr>
     <w:tblStylePr w:type="neCell">
       <w:rPr>
-        <w:color w:val="000000" w:themeColor="text1"/>
+        <w:color w:val="000000"/>
       </w:rPr>
     </w:tblStylePr>
     <w:tblStylePr w:type="nwCell">
       <w:rPr>
-        <w:color w:val="000000" w:themeColor="text1"/>
+        <w:color w:val="000000"/>
       </w:rPr>
     </w:tblStylePr>
   </w:style>
@@ -10426,7 +11099,7 @@
       <w:spacing w:after="0" w:line="240" w:lineRule="auto"/>
     </w:pPr>
     <w:rPr>
-      <w:color w:val="000000" w:themeColor="text1"/>
+      <w:color w:val="000000"/>
     </w:rPr>
     <w:tblPr>
       <w:tblStyleRowBandSize w:val="1"/>
@@ -10472,7 +11145,7 @@
       <w:rPr>
         <w:b/>
         <w:bCs/>
-        <w:color w:val="FFFFFF" w:themeColor="background1"/>
+        <w:color w:val="000000"/>
       </w:rPr>
       <w:tblPr/>
       <w:tcPr>
@@ -10484,7 +11157,7 @@
     </w:tblStylePr>
     <w:tblStylePr w:type="firstCol">
       <w:rPr>
-        <w:color w:val="FFFFFF" w:themeColor="background1"/>
+        <w:color w:val="000000"/>
       </w:rPr>
       <w:tblPr/>
       <w:tcPr>
@@ -10501,7 +11174,7 @@
     </w:tblStylePr>
     <w:tblStylePr w:type="lastCol">
       <w:rPr>
-        <w:color w:val="FFFFFF" w:themeColor="background1"/>
+        <w:color w:val="000000"/>
       </w:rPr>
       <w:tblPr/>
       <w:tcPr>
@@ -10530,12 +11203,12 @@
     </w:tblStylePr>
     <w:tblStylePr w:type="neCell">
       <w:rPr>
-        <w:color w:val="000000" w:themeColor="text1"/>
+        <w:color w:val="000000"/>
       </w:rPr>
     </w:tblStylePr>
     <w:tblStylePr w:type="nwCell">
       <w:rPr>
-        <w:color w:val="000000" w:themeColor="text1"/>
+        <w:color w:val="000000"/>
       </w:rPr>
     </w:tblStylePr>
   </w:style>
@@ -10548,7 +11221,7 @@
       <w:spacing w:after="0" w:line="240" w:lineRule="auto"/>
     </w:pPr>
     <w:rPr>
-      <w:color w:val="000000" w:themeColor="text1"/>
+      <w:color w:val="000000"/>
     </w:rPr>
     <w:tblPr>
       <w:tblStyleRowBandSize w:val="1"/>
@@ -10594,7 +11267,7 @@
       <w:rPr>
         <w:b/>
         <w:bCs/>
-        <w:color w:val="FFFFFF" w:themeColor="background1"/>
+        <w:color w:val="000000"/>
       </w:rPr>
       <w:tblPr/>
       <w:tcPr>
@@ -10606,7 +11279,7 @@
     </w:tblStylePr>
     <w:tblStylePr w:type="firstCol">
       <w:rPr>
-        <w:color w:val="FFFFFF" w:themeColor="background1"/>
+        <w:color w:val="000000"/>
       </w:rPr>
       <w:tblPr/>
       <w:tcPr>
@@ -10623,7 +11296,7 @@
     </w:tblStylePr>
     <w:tblStylePr w:type="lastCol">
       <w:rPr>
-        <w:color w:val="FFFFFF" w:themeColor="background1"/>
+        <w:color w:val="000000"/>
       </w:rPr>
       <w:tblPr/>
       <w:tcPr>
@@ -10660,7 +11333,7 @@
       <w:spacing w:after="0" w:line="240" w:lineRule="auto"/>
     </w:pPr>
     <w:rPr>
-      <w:color w:val="000000" w:themeColor="text1"/>
+      <w:color w:val="000000"/>
     </w:rPr>
     <w:tblPr>
       <w:tblStyleRowBandSize w:val="1"/>
@@ -10706,7 +11379,7 @@
       <w:rPr>
         <w:b/>
         <w:bCs/>
-        <w:color w:val="FFFFFF" w:themeColor="background1"/>
+        <w:color w:val="000000"/>
       </w:rPr>
       <w:tblPr/>
       <w:tcPr>
@@ -10718,7 +11391,7 @@
     </w:tblStylePr>
     <w:tblStylePr w:type="firstCol">
       <w:rPr>
-        <w:color w:val="FFFFFF" w:themeColor="background1"/>
+        <w:color w:val="000000"/>
       </w:rPr>
       <w:tblPr/>
       <w:tcPr>
@@ -10735,7 +11408,7 @@
     </w:tblStylePr>
     <w:tblStylePr w:type="lastCol">
       <w:rPr>
-        <w:color w:val="FFFFFF" w:themeColor="background1"/>
+        <w:color w:val="000000"/>
       </w:rPr>
       <w:tblPr/>
       <w:tcPr>
@@ -10764,12 +11437,12 @@
     </w:tblStylePr>
     <w:tblStylePr w:type="neCell">
       <w:rPr>
-        <w:color w:val="000000" w:themeColor="text1"/>
+        <w:color w:val="000000"/>
       </w:rPr>
     </w:tblStylePr>
     <w:tblStylePr w:type="nwCell">
       <w:rPr>
-        <w:color w:val="000000" w:themeColor="text1"/>
+        <w:color w:val="000000"/>
       </w:rPr>
     </w:tblStylePr>
   </w:style>
@@ -10782,7 +11455,7 @@
       <w:spacing w:after="0" w:line="240" w:lineRule="auto"/>
     </w:pPr>
     <w:rPr>
-      <w:color w:val="000000" w:themeColor="text1"/>
+      <w:color w:val="000000"/>
     </w:rPr>
     <w:tblPr>
       <w:tblStyleRowBandSize w:val="1"/>
@@ -10828,7 +11501,7 @@
       <w:rPr>
         <w:b/>
         <w:bCs/>
-        <w:color w:val="FFFFFF" w:themeColor="background1"/>
+        <w:color w:val="000000"/>
       </w:rPr>
       <w:tblPr/>
       <w:tcPr>
@@ -10840,7 +11513,7 @@
     </w:tblStylePr>
     <w:tblStylePr w:type="firstCol">
       <w:rPr>
-        <w:color w:val="FFFFFF" w:themeColor="background1"/>
+        <w:color w:val="000000"/>
       </w:rPr>
       <w:tblPr/>
       <w:tcPr>
@@ -10857,7 +11530,7 @@
     </w:tblStylePr>
     <w:tblStylePr w:type="lastCol">
       <w:rPr>
-        <w:color w:val="FFFFFF" w:themeColor="background1"/>
+        <w:color w:val="000000"/>
       </w:rPr>
       <w:tblPr/>
       <w:tcPr>
@@ -10886,12 +11559,12 @@
     </w:tblStylePr>
     <w:tblStylePr w:type="neCell">
       <w:rPr>
-        <w:color w:val="000000" w:themeColor="text1"/>
+        <w:color w:val="000000"/>
       </w:rPr>
     </w:tblStylePr>
     <w:tblStylePr w:type="nwCell">
       <w:rPr>
-        <w:color w:val="000000" w:themeColor="text1"/>
+        <w:color w:val="000000"/>
       </w:rPr>
     </w:tblStylePr>
   </w:style>
@@ -10904,7 +11577,7 @@
       <w:spacing w:after="0" w:line="240" w:lineRule="auto"/>
     </w:pPr>
     <w:rPr>
-      <w:color w:val="000000" w:themeColor="text1"/>
+      <w:color w:val="000000"/>
     </w:rPr>
     <w:tblPr>
       <w:tblStyleRowBandSize w:val="1"/>
@@ -10950,7 +11623,7 @@
       <w:rPr>
         <w:b/>
         <w:bCs/>
-        <w:color w:val="FFFFFF" w:themeColor="background1"/>
+        <w:color w:val="000000"/>
       </w:rPr>
       <w:tblPr/>
       <w:tcPr>
@@ -10962,7 +11635,7 @@
     </w:tblStylePr>
     <w:tblStylePr w:type="firstCol">
       <w:rPr>
-        <w:color w:val="FFFFFF" w:themeColor="background1"/>
+        <w:color w:val="000000"/>
       </w:rPr>
       <w:tblPr/>
       <w:tcPr>
@@ -10979,7 +11652,7 @@
     </w:tblStylePr>
     <w:tblStylePr w:type="lastCol">
       <w:rPr>
-        <w:color w:val="FFFFFF" w:themeColor="background1"/>
+        <w:color w:val="000000"/>
       </w:rPr>
       <w:tblPr/>
       <w:tcPr>
@@ -11008,12 +11681,12 @@
     </w:tblStylePr>
     <w:tblStylePr w:type="neCell">
       <w:rPr>
-        <w:color w:val="000000" w:themeColor="text1"/>
+        <w:color w:val="000000"/>
       </w:rPr>
     </w:tblStylePr>
     <w:tblStylePr w:type="nwCell">
       <w:rPr>
-        <w:color w:val="000000" w:themeColor="text1"/>
+        <w:color w:val="000000"/>
       </w:rPr>
     </w:tblStylePr>
   </w:style>
@@ -11026,7 +11699,7 @@
       <w:spacing w:after="0" w:line="240" w:lineRule="auto"/>
     </w:pPr>
     <w:rPr>
-      <w:color w:val="000000" w:themeColor="text1"/>
+      <w:color w:val="000000"/>
     </w:rPr>
     <w:tblPr>
       <w:tblStyleRowBandSize w:val="1"/>
@@ -11046,7 +11719,7 @@
       <w:rPr>
         <w:b/>
         <w:bCs/>
-        <w:color w:val="FFFFFF" w:themeColor="background1"/>
+        <w:color w:val="000000"/>
       </w:rPr>
       <w:tblPr/>
       <w:tcPr>
@@ -11060,7 +11733,7 @@
       <w:rPr>
         <w:b/>
         <w:bCs/>
-        <w:color w:val="9E3A38" w:themeColor="accent2" w:themeShade="CC"/>
+        <w:color w:val="000000"/>
       </w:rPr>
       <w:tblPr/>
       <w:tcPr>
@@ -11112,7 +11785,7 @@
       <w:spacing w:after="0" w:line="240" w:lineRule="auto"/>
     </w:pPr>
     <w:rPr>
-      <w:color w:val="000000" w:themeColor="text1"/>
+      <w:color w:val="000000"/>
     </w:rPr>
     <w:tblPr>
       <w:tblStyleRowBandSize w:val="1"/>
@@ -11132,7 +11805,7 @@
       <w:rPr>
         <w:b/>
         <w:bCs/>
-        <w:color w:val="FFFFFF" w:themeColor="background1"/>
+        <w:color w:val="000000"/>
       </w:rPr>
       <w:tblPr/>
       <w:tcPr>
@@ -11146,7 +11819,7 @@
       <w:rPr>
         <w:b/>
         <w:bCs/>
-        <w:color w:val="9E3A38" w:themeColor="accent2" w:themeShade="CC"/>
+        <w:color w:val="000000"/>
       </w:rPr>
       <w:tblPr/>
       <w:tcPr>
@@ -11198,7 +11871,7 @@
       <w:spacing w:after="0" w:line="240" w:lineRule="auto"/>
     </w:pPr>
     <w:rPr>
-      <w:color w:val="000000" w:themeColor="text1"/>
+      <w:color w:val="000000"/>
     </w:rPr>
     <w:tblPr>
       <w:tblStyleRowBandSize w:val="1"/>
@@ -11218,7 +11891,7 @@
       <w:rPr>
         <w:b/>
         <w:bCs/>
-        <w:color w:val="FFFFFF" w:themeColor="background1"/>
+        <w:color w:val="000000"/>
       </w:rPr>
       <w:tblPr/>
       <w:tcPr>
@@ -11232,7 +11905,7 @@
       <w:rPr>
         <w:b/>
         <w:bCs/>
-        <w:color w:val="9E3A38" w:themeColor="accent2" w:themeShade="CC"/>
+        <w:color w:val="000000"/>
       </w:rPr>
       <w:tblPr/>
       <w:tcPr>
@@ -11284,7 +11957,7 @@
       <w:spacing w:after="0" w:line="240" w:lineRule="auto"/>
     </w:pPr>
     <w:rPr>
-      <w:color w:val="000000" w:themeColor="text1"/>
+      <w:color w:val="000000"/>
     </w:rPr>
     <w:tblPr>
       <w:tblStyleRowBandSize w:val="1"/>
@@ -11304,7 +11977,7 @@
       <w:rPr>
         <w:b/>
         <w:bCs/>
-        <w:color w:val="FFFFFF" w:themeColor="background1"/>
+        <w:color w:val="000000"/>
       </w:rPr>
       <w:tblPr/>
       <w:tcPr>
@@ -11318,7 +11991,7 @@
       <w:rPr>
         <w:b/>
         <w:bCs/>
-        <w:color w:val="664E82" w:themeColor="accent4" w:themeShade="CC"/>
+        <w:color w:val="000000"/>
       </w:rPr>
       <w:tblPr/>
       <w:tcPr>
@@ -11370,7 +12043,7 @@
       <w:spacing w:after="0" w:line="240" w:lineRule="auto"/>
     </w:pPr>
     <w:rPr>
-      <w:color w:val="000000" w:themeColor="text1"/>
+      <w:color w:val="000000"/>
     </w:rPr>
     <w:tblPr>
       <w:tblStyleRowBandSize w:val="1"/>
@@ -11390,7 +12063,7 @@
       <w:rPr>
         <w:b/>
         <w:bCs/>
-        <w:color w:val="FFFFFF" w:themeColor="background1"/>
+        <w:color w:val="000000"/>
       </w:rPr>
       <w:tblPr/>
       <w:tcPr>
@@ -11404,7 +12077,7 @@
       <w:rPr>
         <w:b/>
         <w:bCs/>
-        <w:color w:val="7E9C40" w:themeColor="accent3" w:themeShade="CC"/>
+        <w:color w:val="000000"/>
       </w:rPr>
       <w:tblPr/>
       <w:tcPr>
@@ -11456,7 +12129,7 @@
       <w:spacing w:after="0" w:line="240" w:lineRule="auto"/>
     </w:pPr>
     <w:rPr>
-      <w:color w:val="000000" w:themeColor="text1"/>
+      <w:color w:val="000000"/>
     </w:rPr>
     <w:tblPr>
       <w:tblStyleRowBandSize w:val="1"/>
@@ -11476,7 +12149,7 @@
       <w:rPr>
         <w:b/>
         <w:bCs/>
-        <w:color w:val="FFFFFF" w:themeColor="background1"/>
+        <w:color w:val="000000"/>
       </w:rPr>
       <w:tblPr/>
       <w:tcPr>
@@ -11490,7 +12163,7 @@
       <w:rPr>
         <w:b/>
         <w:bCs/>
-        <w:color w:val="F2730A" w:themeColor="accent6" w:themeShade="CC"/>
+        <w:color w:val="000000"/>
       </w:rPr>
       <w:tblPr/>
       <w:tcPr>
@@ -11542,7 +12215,7 @@
       <w:spacing w:after="0" w:line="240" w:lineRule="auto"/>
     </w:pPr>
     <w:rPr>
-      <w:color w:val="000000" w:themeColor="text1"/>
+      <w:color w:val="000000"/>
     </w:rPr>
     <w:tblPr>
       <w:tblStyleRowBandSize w:val="1"/>
@@ -11562,7 +12235,7 @@
       <w:rPr>
         <w:b/>
         <w:bCs/>
-        <w:color w:val="FFFFFF" w:themeColor="background1"/>
+        <w:color w:val="000000"/>
       </w:rPr>
       <w:tblPr/>
       <w:tcPr>
@@ -11576,7 +12249,7 @@
       <w:rPr>
         <w:b/>
         <w:bCs/>
-        <w:color w:val="348DA5" w:themeColor="accent5" w:themeShade="CC"/>
+        <w:color w:val="000000"/>
       </w:rPr>
       <w:tblPr/>
       <w:tcPr>
@@ -11628,7 +12301,7 @@
       <w:spacing w:after="0" w:line="240" w:lineRule="auto"/>
     </w:pPr>
     <w:rPr>
-      <w:color w:val="000000" w:themeColor="text1"/>
+      <w:color w:val="000000"/>
     </w:rPr>
     <w:tblPr>
       <w:tblStyleRowBandSize w:val="1"/>
@@ -11661,7 +12334,7 @@
       <w:rPr>
         <w:b/>
         <w:bCs/>
-        <w:color w:val="000000" w:themeColor="text1"/>
+        <w:color w:val="000000"/>
       </w:rPr>
       <w:tblPr/>
       <w:tcPr>
@@ -11670,7 +12343,7 @@
     </w:tblStylePr>
     <w:tblStylePr w:type="firstCol">
       <w:rPr>
-        <w:color w:val="FFFFFF" w:themeColor="background1"/>
+        <w:color w:val="000000"/>
       </w:rPr>
       <w:tblPr/>
       <w:tcPr>
@@ -11679,7 +12352,7 @@
     </w:tblStylePr>
     <w:tblStylePr w:type="lastCol">
       <w:rPr>
-        <w:color w:val="FFFFFF" w:themeColor="background1"/>
+        <w:color w:val="000000"/>
       </w:rPr>
       <w:tblPr/>
       <w:tcPr>
@@ -11708,7 +12381,7 @@
       <w:spacing w:after="0" w:line="240" w:lineRule="auto"/>
     </w:pPr>
     <w:rPr>
-      <w:color w:val="000000" w:themeColor="text1"/>
+      <w:color w:val="000000"/>
     </w:rPr>
     <w:tblPr>
       <w:tblStyleRowBandSize w:val="1"/>
@@ -11741,7 +12414,7 @@
       <w:rPr>
         <w:b/>
         <w:bCs/>
-        <w:color w:val="000000" w:themeColor="text1"/>
+        <w:color w:val="000000"/>
       </w:rPr>
       <w:tblPr/>
       <w:tcPr>
@@ -11750,7 +12423,7 @@
     </w:tblStylePr>
     <w:tblStylePr w:type="firstCol">
       <w:rPr>
-        <w:color w:val="FFFFFF" w:themeColor="background1"/>
+        <w:color w:val="000000"/>
       </w:rPr>
       <w:tblPr/>
       <w:tcPr>
@@ -11759,7 +12432,7 @@
     </w:tblStylePr>
     <w:tblStylePr w:type="lastCol">
       <w:rPr>
-        <w:color w:val="FFFFFF" w:themeColor="background1"/>
+        <w:color w:val="000000"/>
       </w:rPr>
       <w:tblPr/>
       <w:tcPr>
@@ -11788,7 +12461,7 @@
       <w:spacing w:after="0" w:line="240" w:lineRule="auto"/>
     </w:pPr>
     <w:rPr>
-      <w:color w:val="000000" w:themeColor="text1"/>
+      <w:color w:val="000000"/>
     </w:rPr>
     <w:tblPr>
       <w:tblStyleRowBandSize w:val="1"/>
@@ -11821,7 +12494,7 @@
       <w:rPr>
         <w:b/>
         <w:bCs/>
-        <w:color w:val="000000" w:themeColor="text1"/>
+        <w:color w:val="000000"/>
       </w:rPr>
       <w:tblPr/>
       <w:tcPr>
@@ -11830,7 +12503,7 @@
     </w:tblStylePr>
     <w:tblStylePr w:type="firstCol">
       <w:rPr>
-        <w:color w:val="FFFFFF" w:themeColor="background1"/>
+        <w:color w:val="000000"/>
       </w:rPr>
       <w:tblPr/>
       <w:tcPr>
@@ -11839,7 +12512,7 @@
     </w:tblStylePr>
     <w:tblStylePr w:type="lastCol">
       <w:rPr>
-        <w:color w:val="FFFFFF" w:themeColor="background1"/>
+        <w:color w:val="000000"/>
       </w:rPr>
       <w:tblPr/>
       <w:tcPr>
@@ -11868,7 +12541,7 @@
       <w:spacing w:after="0" w:line="240" w:lineRule="auto"/>
     </w:pPr>
     <w:rPr>
-      <w:color w:val="000000" w:themeColor="text1"/>
+      <w:color w:val="000000"/>
     </w:rPr>
     <w:tblPr>
       <w:tblStyleRowBandSize w:val="1"/>
@@ -11901,7 +12574,7 @@
       <w:rPr>
         <w:b/>
         <w:bCs/>
-        <w:color w:val="000000" w:themeColor="text1"/>
+        <w:color w:val="000000"/>
       </w:rPr>
       <w:tblPr/>
       <w:tcPr>
@@ -11910,7 +12583,7 @@
     </w:tblStylePr>
     <w:tblStylePr w:type="firstCol">
       <w:rPr>
-        <w:color w:val="FFFFFF" w:themeColor="background1"/>
+        <w:color w:val="000000"/>
       </w:rPr>
       <w:tblPr/>
       <w:tcPr>
@@ -11919,7 +12592,7 @@
     </w:tblStylePr>
     <w:tblStylePr w:type="lastCol">
       <w:rPr>
-        <w:color w:val="FFFFFF" w:themeColor="background1"/>
+        <w:color w:val="000000"/>
       </w:rPr>
       <w:tblPr/>
       <w:tcPr>
@@ -11948,7 +12621,7 @@
       <w:spacing w:after="0" w:line="240" w:lineRule="auto"/>
     </w:pPr>
     <w:rPr>
-      <w:color w:val="000000" w:themeColor="text1"/>
+      <w:color w:val="000000"/>
     </w:rPr>
     <w:tblPr>
       <w:tblStyleRowBandSize w:val="1"/>
@@ -11981,7 +12654,7 @@
       <w:rPr>
         <w:b/>
         <w:bCs/>
-        <w:color w:val="000000" w:themeColor="text1"/>
+        <w:color w:val="000000"/>
       </w:rPr>
       <w:tblPr/>
       <w:tcPr>
@@ -11990,7 +12663,7 @@
     </w:tblStylePr>
     <w:tblStylePr w:type="firstCol">
       <w:rPr>
-        <w:color w:val="FFFFFF" w:themeColor="background1"/>
+        <w:color w:val="000000"/>
       </w:rPr>
       <w:tblPr/>
       <w:tcPr>
@@ -11999,7 +12672,7 @@
     </w:tblStylePr>
     <w:tblStylePr w:type="lastCol">
       <w:rPr>
-        <w:color w:val="FFFFFF" w:themeColor="background1"/>
+        <w:color w:val="000000"/>
       </w:rPr>
       <w:tblPr/>
       <w:tcPr>
@@ -12028,7 +12701,7 @@
       <w:spacing w:after="0" w:line="240" w:lineRule="auto"/>
     </w:pPr>
     <w:rPr>
-      <w:color w:val="000000" w:themeColor="text1"/>
+      <w:color w:val="000000"/>
     </w:rPr>
     <w:tblPr>
       <w:tblStyleRowBandSize w:val="1"/>
@@ -12061,7 +12734,7 @@
       <w:rPr>
         <w:b/>
         <w:bCs/>
-        <w:color w:val="000000" w:themeColor="text1"/>
+        <w:color w:val="000000"/>
       </w:rPr>
       <w:tblPr/>
       <w:tcPr>
@@ -12070,7 +12743,7 @@
     </w:tblStylePr>
     <w:tblStylePr w:type="firstCol">
       <w:rPr>
-        <w:color w:val="FFFFFF" w:themeColor="background1"/>
+        <w:color w:val="000000"/>
       </w:rPr>
       <w:tblPr/>
       <w:tcPr>
@@ -12079,7 +12752,7 @@
     </w:tblStylePr>
     <w:tblStylePr w:type="lastCol">
       <w:rPr>
-        <w:color w:val="FFFFFF" w:themeColor="background1"/>
+        <w:color w:val="000000"/>
       </w:rPr>
       <w:tblPr/>
       <w:tcPr>
@@ -12108,7 +12781,7 @@
       <w:spacing w:after="0" w:line="240" w:lineRule="auto"/>
     </w:pPr>
     <w:rPr>
-      <w:color w:val="000000" w:themeColor="text1"/>
+      <w:color w:val="000000"/>
     </w:rPr>
     <w:tblPr>
       <w:tblStyleRowBandSize w:val="1"/>
@@ -12141,7 +12814,7 @@
       <w:rPr>
         <w:b/>
         <w:bCs/>
-        <w:color w:val="000000" w:themeColor="text1"/>
+        <w:color w:val="000000"/>
       </w:rPr>
       <w:tblPr/>
       <w:tcPr>
@@ -12150,7 +12823,7 @@
     </w:tblStylePr>
     <w:tblStylePr w:type="firstCol">
       <w:rPr>
-        <w:color w:val="FFFFFF" w:themeColor="background1"/>
+        <w:color w:val="000000"/>
       </w:rPr>
       <w:tblPr/>
       <w:tcPr>
@@ -12159,7 +12832,7 @@
     </w:tblStylePr>
     <w:tblStylePr w:type="lastCol">
       <w:rPr>
-        <w:color w:val="FFFFFF" w:themeColor="background1"/>
+        <w:color w:val="000000"/>
       </w:rPr>
       <w:tblPr/>
       <w:tcPr>
@@ -12361,7 +13034,7 @@
       <w:rFonts w:asciiTheme="majorHAnsi" w:eastAsiaTheme="majorEastAsia" w:hAnsiTheme="majorHAnsi" w:cstheme="majorBidi"/>
       <w:b/>
       <w:bCs/>
-      <w:color w:val="365F91" w:themeColor="accent1" w:themeShade="BF"/>
+      <w:color w:val="000000"/>
       <w:sz w:val="28"/>
       <w:szCs w:val="28"/>
     </w:rPr>
@@ -12385,7 +13058,7 @@
       <w:rFonts w:asciiTheme="majorHAnsi" w:eastAsiaTheme="majorEastAsia" w:hAnsiTheme="majorHAnsi" w:cstheme="majorBidi"/>
       <w:b/>
       <w:bCs/>
-      <w:color w:val="4F81BD" w:themeColor="accent1"/>
+      <w:color w:val="000000"/>
       <w:sz w:val="26"/>
       <w:szCs w:val="26"/>
     </w:rPr>
@@ -12409,7 +13082,7 @@
       <w:rFonts w:asciiTheme="majorHAnsi" w:eastAsiaTheme="majorEastAsia" w:hAnsiTheme="majorHAnsi" w:cstheme="majorBidi"/>
       <w:b/>
       <w:bCs/>
-      <w:color w:val="4F81BD" w:themeColor="accent1"/>
+      <w:color w:val="000000"/>
     </w:rPr>
   </w:style>
   <w:style w:type="paragraph" w:styleId="Heading4">
@@ -12434,7 +13107,7 @@
       <w:bCs/>
       <w:i/>
       <w:iCs/>
-      <w:color w:val="4F81BD" w:themeColor="accent1"/>
+      <w:color w:val="000000"/>
     </w:rPr>
   </w:style>
   <w:style w:type="paragraph" w:styleId="Heading5">
@@ -12455,7 +13128,7 @@
     </w:pPr>
     <w:rPr>
       <w:rFonts w:asciiTheme="majorHAnsi" w:eastAsiaTheme="majorEastAsia" w:hAnsiTheme="majorHAnsi" w:cstheme="majorBidi"/>
-      <w:color w:val="243F60" w:themeColor="accent1" w:themeShade="7F"/>
+      <w:color w:val="000000"/>
     </w:rPr>
   </w:style>
   <w:style w:type="paragraph" w:styleId="Heading6">
@@ -12478,7 +13151,7 @@
       <w:rFonts w:asciiTheme="majorHAnsi" w:eastAsiaTheme="majorEastAsia" w:hAnsiTheme="majorHAnsi" w:cstheme="majorBidi"/>
       <w:i/>
       <w:iCs/>
-      <w:color w:val="243F60" w:themeColor="accent1" w:themeShade="7F"/>
+      <w:color w:val="000000"/>
     </w:rPr>
   </w:style>
   <w:style w:type="paragraph" w:styleId="Heading7">
@@ -12501,7 +13174,7 @@
       <w:rFonts w:asciiTheme="majorHAnsi" w:eastAsiaTheme="majorEastAsia" w:hAnsiTheme="majorHAnsi" w:cstheme="majorBidi"/>
       <w:i/>
       <w:iCs/>
-      <w:color w:val="404040" w:themeColor="text1" w:themeTint="BF"/>
+      <w:color w:val="000000"/>
     </w:rPr>
   </w:style>
   <w:style w:type="paragraph" w:styleId="Heading8">
@@ -12522,7 +13195,7 @@
     </w:pPr>
     <w:rPr>
       <w:rFonts w:asciiTheme="majorHAnsi" w:eastAsiaTheme="majorEastAsia" w:hAnsiTheme="majorHAnsi" w:cstheme="majorBidi"/>
-      <w:color w:val="4F81BD" w:themeColor="accent1"/>
+      <w:color w:val="000000"/>
       <w:sz w:val="20"/>
       <w:szCs w:val="20"/>
     </w:rPr>
@@ -12547,7 +13220,7 @@
       <w:rFonts w:asciiTheme="majorHAnsi" w:eastAsiaTheme="majorEastAsia" w:hAnsiTheme="majorHAnsi" w:cstheme="majorBidi"/>
       <w:i/>
       <w:iCs/>
-      <w:color w:val="404040" w:themeColor="text1" w:themeTint="BF"/>
+      <w:color w:val="000000"/>
       <w:sz w:val="20"/>
       <w:szCs w:val="20"/>
     </w:rPr>
@@ -12598,7 +13271,7 @@
       <w:rFonts w:asciiTheme="majorHAnsi" w:eastAsiaTheme="majorEastAsia" w:hAnsiTheme="majorHAnsi" w:cstheme="majorBidi"/>
       <w:b/>
       <w:bCs/>
-      <w:color w:val="365F91" w:themeColor="accent1" w:themeShade="BF"/>
+      <w:color w:val="000000"/>
       <w:sz w:val="28"/>
       <w:szCs w:val="28"/>
     </w:rPr>
@@ -12613,7 +13286,7 @@
       <w:rFonts w:asciiTheme="majorHAnsi" w:eastAsiaTheme="majorEastAsia" w:hAnsiTheme="majorHAnsi" w:cstheme="majorBidi"/>
       <w:b/>
       <w:bCs/>
-      <w:color w:val="4F81BD" w:themeColor="accent1"/>
+      <w:color w:val="000000"/>
       <w:sz w:val="26"/>
       <w:szCs w:val="26"/>
     </w:rPr>
@@ -12628,7 +13301,7 @@
       <w:rFonts w:asciiTheme="majorHAnsi" w:eastAsiaTheme="majorEastAsia" w:hAnsiTheme="majorHAnsi" w:cstheme="majorBidi"/>
       <w:b/>
       <w:bCs/>
-      <w:color w:val="4F81BD" w:themeColor="accent1"/>
+      <w:color w:val="000000"/>
     </w:rPr>
   </w:style>
   <w:style w:type="paragraph" w:styleId="Title">
@@ -12648,7 +13321,7 @@
     </w:pPr>
     <w:rPr>
       <w:rFonts w:asciiTheme="majorHAnsi" w:eastAsiaTheme="majorEastAsia" w:hAnsiTheme="majorHAnsi" w:cstheme="majorBidi"/>
-      <w:color w:val="17365D" w:themeColor="text2" w:themeShade="BF"/>
+      <w:color w:val="000000"/>
       <w:spacing w:val="5"/>
       <w:kern w:val="28"/>
       <w:sz w:val="52"/>
@@ -12663,7 +13336,7 @@
     <w:rsid w:val="00FC693F"/>
     <w:rPr>
       <w:rFonts w:asciiTheme="majorHAnsi" w:eastAsiaTheme="majorEastAsia" w:hAnsiTheme="majorHAnsi" w:cstheme="majorBidi"/>
-      <w:color w:val="17365D" w:themeColor="text2" w:themeShade="BF"/>
+      <w:color w:val="000000"/>
       <w:spacing w:val="5"/>
       <w:kern w:val="28"/>
       <w:sz w:val="52"/>
@@ -12687,7 +13360,7 @@
       <w:rFonts w:asciiTheme="majorHAnsi" w:eastAsiaTheme="majorEastAsia" w:hAnsiTheme="majorHAnsi" w:cstheme="majorBidi"/>
       <w:i/>
       <w:iCs/>
-      <w:color w:val="4F81BD" w:themeColor="accent1"/>
+      <w:color w:val="000000"/>
       <w:spacing w:val="15"/>
       <w:sz w:val="24"/>
       <w:szCs w:val="24"/>
@@ -12703,7 +13376,7 @@
       <w:rFonts w:asciiTheme="majorHAnsi" w:eastAsiaTheme="majorEastAsia" w:hAnsiTheme="majorHAnsi" w:cstheme="majorBidi"/>
       <w:i/>
       <w:iCs/>
-      <w:color w:val="4F81BD" w:themeColor="accent1"/>
+      <w:color w:val="000000"/>
       <w:spacing w:val="15"/>
       <w:sz w:val="24"/>
       <w:szCs w:val="24"/>
@@ -12975,7 +13648,7 @@
     <w:rPr>
       <w:i/>
       <w:iCs/>
-      <w:color w:val="000000" w:themeColor="text1"/>
+      <w:color w:val="000000"/>
     </w:rPr>
   </w:style>
   <w:style w:type="character" w:customStyle="1" w:styleId="QuoteChar">
@@ -12987,7 +13660,7 @@
     <w:rPr>
       <w:i/>
       <w:iCs/>
-      <w:color w:val="000000" w:themeColor="text1"/>
+      <w:color w:val="000000"/>
     </w:rPr>
   </w:style>
   <w:style w:type="character" w:customStyle="1" w:styleId="Heading4Char">
@@ -13003,7 +13676,7 @@
       <w:bCs/>
       <w:i/>
       <w:iCs/>
-      <w:color w:val="4F81BD" w:themeColor="accent1"/>
+      <w:color w:val="000000"/>
     </w:rPr>
   </w:style>
   <w:style w:type="character" w:customStyle="1" w:styleId="Heading5Char">
@@ -13015,7 +13688,7 @@
     <w:rsid w:val="00FC693F"/>
     <w:rPr>
       <w:rFonts w:asciiTheme="majorHAnsi" w:eastAsiaTheme="majorEastAsia" w:hAnsiTheme="majorHAnsi" w:cstheme="majorBidi"/>
-      <w:color w:val="243F60" w:themeColor="accent1" w:themeShade="7F"/>
+      <w:color w:val="000000"/>
     </w:rPr>
   </w:style>
   <w:style w:type="character" w:customStyle="1" w:styleId="Heading6Char">
@@ -13029,7 +13702,7 @@
       <w:rFonts w:asciiTheme="majorHAnsi" w:eastAsiaTheme="majorEastAsia" w:hAnsiTheme="majorHAnsi" w:cstheme="majorBidi"/>
       <w:i/>
       <w:iCs/>
-      <w:color w:val="243F60" w:themeColor="accent1" w:themeShade="7F"/>
+      <w:color w:val="000000"/>
     </w:rPr>
   </w:style>
   <w:style w:type="character" w:customStyle="1" w:styleId="Heading7Char">
@@ -13043,7 +13716,7 @@
       <w:rFonts w:asciiTheme="majorHAnsi" w:eastAsiaTheme="majorEastAsia" w:hAnsiTheme="majorHAnsi" w:cstheme="majorBidi"/>
       <w:i/>
       <w:iCs/>
-      <w:color w:val="404040" w:themeColor="text1" w:themeTint="BF"/>
+      <w:color w:val="000000"/>
     </w:rPr>
   </w:style>
   <w:style w:type="character" w:customStyle="1" w:styleId="Heading8Char">
@@ -13055,7 +13728,7 @@
     <w:rsid w:val="00FC693F"/>
     <w:rPr>
       <w:rFonts w:asciiTheme="majorHAnsi" w:eastAsiaTheme="majorEastAsia" w:hAnsiTheme="majorHAnsi" w:cstheme="majorBidi"/>
-      <w:color w:val="4F81BD" w:themeColor="accent1"/>
+      <w:color w:val="000000"/>
       <w:sz w:val="20"/>
       <w:szCs w:val="20"/>
     </w:rPr>
@@ -13071,7 +13744,7 @@
       <w:rFonts w:asciiTheme="majorHAnsi" w:eastAsiaTheme="majorEastAsia" w:hAnsiTheme="majorHAnsi" w:cstheme="majorBidi"/>
       <w:i/>
       <w:iCs/>
-      <w:color w:val="404040" w:themeColor="text1" w:themeTint="BF"/>
+      <w:color w:val="000000"/>
       <w:sz w:val="20"/>
       <w:szCs w:val="20"/>
     </w:rPr>
@@ -13091,7 +13764,7 @@
     <w:rPr>
       <w:b/>
       <w:bCs/>
-      <w:color w:val="4F81BD" w:themeColor="accent1"/>
+      <w:color w:val="000000"/>
       <w:sz w:val="18"/>
       <w:szCs w:val="18"/>
     </w:rPr>
@@ -13138,7 +13811,7 @@
       <w:bCs/>
       <w:i/>
       <w:iCs/>
-      <w:color w:val="4F81BD" w:themeColor="accent1"/>
+      <w:color w:val="000000"/>
     </w:rPr>
   </w:style>
   <w:style w:type="character" w:customStyle="1" w:styleId="IntenseQuoteChar">
@@ -13152,7 +13825,7 @@
       <w:bCs/>
       <w:i/>
       <w:iCs/>
-      <w:color w:val="4F81BD" w:themeColor="accent1"/>
+      <w:color w:val="000000"/>
     </w:rPr>
   </w:style>
   <w:style w:type="character" w:styleId="SubtleEmphasis">
@@ -13164,7 +13837,7 @@
     <w:rPr>
       <w:i/>
       <w:iCs/>
-      <w:color w:val="808080" w:themeColor="text1" w:themeTint="7F"/>
+      <w:color w:val="000000"/>
     </w:rPr>
   </w:style>
   <w:style w:type="character" w:styleId="IntenseEmphasis">
@@ -13178,7 +13851,7 @@
       <w:bCs/>
       <w:i/>
       <w:iCs/>
-      <w:color w:val="4F81BD" w:themeColor="accent1"/>
+      <w:color w:val="000000"/>
     </w:rPr>
   </w:style>
   <w:style w:type="character" w:styleId="SubtleReference">
@@ -13189,7 +13862,7 @@
     <w:rsid w:val="00FC693F"/>
     <w:rPr>
       <w:smallCaps/>
-      <w:color w:val="C0504D" w:themeColor="accent2"/>
+      <w:color w:val="000000"/>
       <w:u w:val="single"/>
     </w:rPr>
   </w:style>
@@ -13203,7 +13876,7 @@
       <w:b/>
       <w:bCs/>
       <w:smallCaps/>
-      <w:color w:val="C0504D" w:themeColor="accent2"/>
+      <w:color w:val="000000"/>
       <w:spacing w:val="5"/>
       <w:u w:val="single"/>
     </w:rPr>
@@ -13269,7 +13942,7 @@
       <w:spacing w:after="0" w:line="240" w:lineRule="auto"/>
     </w:pPr>
     <w:rPr>
-      <w:color w:val="000000" w:themeColor="text1" w:themeShade="BF"/>
+      <w:color w:val="000000"/>
     </w:rPr>
     <w:tblPr>
       <w:tblStyleRowBandSize w:val="1"/>
@@ -13372,7 +14045,7 @@
       <w:spacing w:after="0" w:line="240" w:lineRule="auto"/>
     </w:pPr>
     <w:rPr>
-      <w:color w:val="365F91" w:themeColor="accent1" w:themeShade="BF"/>
+      <w:color w:val="000000"/>
     </w:rPr>
     <w:tblPr>
       <w:tblStyleRowBandSize w:val="1"/>
@@ -13475,7 +14148,7 @@
       <w:spacing w:after="0" w:line="240" w:lineRule="auto"/>
     </w:pPr>
     <w:rPr>
-      <w:color w:val="943634" w:themeColor="accent2" w:themeShade="BF"/>
+      <w:color w:val="000000"/>
     </w:rPr>
     <w:tblPr>
       <w:tblStyleRowBandSize w:val="1"/>
@@ -13578,7 +14251,7 @@
       <w:spacing w:after="0" w:line="240" w:lineRule="auto"/>
     </w:pPr>
     <w:rPr>
-      <w:color w:val="76923C" w:themeColor="accent3" w:themeShade="BF"/>
+      <w:color w:val="000000"/>
     </w:rPr>
     <w:tblPr>
       <w:tblStyleRowBandSize w:val="1"/>
@@ -13681,7 +14354,7 @@
       <w:spacing w:after="0" w:line="240" w:lineRule="auto"/>
     </w:pPr>
     <w:rPr>
-      <w:color w:val="5F497A" w:themeColor="accent4" w:themeShade="BF"/>
+      <w:color w:val="000000"/>
     </w:rPr>
     <w:tblPr>
       <w:tblStyleRowBandSize w:val="1"/>
@@ -13784,7 +14457,7 @@
       <w:spacing w:after="0" w:line="240" w:lineRule="auto"/>
     </w:pPr>
     <w:rPr>
-      <w:color w:val="31849B" w:themeColor="accent5" w:themeShade="BF"/>
+      <w:color w:val="000000"/>
     </w:rPr>
     <w:tblPr>
       <w:tblStyleRowBandSize w:val="1"/>
@@ -13887,7 +14560,7 @@
       <w:spacing w:after="0" w:line="240" w:lineRule="auto"/>
     </w:pPr>
     <w:rPr>
-      <w:color w:val="E36C0A" w:themeColor="accent6" w:themeShade="BF"/>
+      <w:color w:val="000000"/>
     </w:rPr>
     <w:tblPr>
       <w:tblStyleRowBandSize w:val="1"/>
@@ -14013,7 +14686,7 @@
       <w:rPr>
         <w:b/>
         <w:bCs/>
-        <w:color w:val="FFFFFF" w:themeColor="background1"/>
+        <w:color w:val="000000"/>
       </w:rPr>
       <w:tblPr/>
       <w:tcPr>
@@ -14105,7 +14778,7 @@
       <w:rPr>
         <w:b/>
         <w:bCs/>
-        <w:color w:val="FFFFFF" w:themeColor="background1"/>
+        <w:color w:val="000000"/>
       </w:rPr>
       <w:tblPr/>
       <w:tcPr>
@@ -14197,7 +14870,7 @@
       <w:rPr>
         <w:b/>
         <w:bCs/>
-        <w:color w:val="FFFFFF" w:themeColor="background1"/>
+        <w:color w:val="000000"/>
       </w:rPr>
       <w:tblPr/>
       <w:tcPr>
@@ -14289,7 +14962,7 @@
       <w:rPr>
         <w:b/>
         <w:bCs/>
-        <w:color w:val="FFFFFF" w:themeColor="background1"/>
+        <w:color w:val="000000"/>
       </w:rPr>
       <w:tblPr/>
       <w:tcPr>
@@ -14381,7 +15054,7 @@
       <w:rPr>
         <w:b/>
         <w:bCs/>
-        <w:color w:val="FFFFFF" w:themeColor="background1"/>
+        <w:color w:val="000000"/>
       </w:rPr>
       <w:tblPr/>
       <w:tcPr>
@@ -14473,7 +15146,7 @@
       <w:rPr>
         <w:b/>
         <w:bCs/>
-        <w:color w:val="FFFFFF" w:themeColor="background1"/>
+        <w:color w:val="000000"/>
       </w:rPr>
       <w:tblPr/>
       <w:tcPr>
@@ -14565,7 +15238,7 @@
       <w:rPr>
         <w:b/>
         <w:bCs/>
-        <w:color w:val="FFFFFF" w:themeColor="background1"/>
+        <w:color w:val="000000"/>
       </w:rPr>
       <w:tblPr/>
       <w:tcPr>
@@ -15568,7 +16241,7 @@
       <w:rPr>
         <w:b/>
         <w:bCs/>
-        <w:color w:val="FFFFFF" w:themeColor="background1"/>
+        <w:color w:val="000000"/>
       </w:rPr>
       <w:tblPr/>
       <w:tcPr>
@@ -15674,7 +16347,7 @@
       <w:rPr>
         <w:b/>
         <w:bCs/>
-        <w:color w:val="FFFFFF" w:themeColor="background1"/>
+        <w:color w:val="000000"/>
       </w:rPr>
       <w:tblPr/>
       <w:tcPr>
@@ -15780,7 +16453,7 @@
       <w:rPr>
         <w:b/>
         <w:bCs/>
-        <w:color w:val="FFFFFF" w:themeColor="background1"/>
+        <w:color w:val="000000"/>
       </w:rPr>
       <w:tblPr/>
       <w:tcPr>
@@ -15886,7 +16559,7 @@
       <w:rPr>
         <w:b/>
         <w:bCs/>
-        <w:color w:val="FFFFFF" w:themeColor="background1"/>
+        <w:color w:val="000000"/>
       </w:rPr>
       <w:tblPr/>
       <w:tcPr>
@@ -15992,7 +16665,7 @@
       <w:rPr>
         <w:b/>
         <w:bCs/>
-        <w:color w:val="FFFFFF" w:themeColor="background1"/>
+        <w:color w:val="000000"/>
       </w:rPr>
       <w:tblPr/>
       <w:tcPr>
@@ -16098,7 +16771,7 @@
       <w:rPr>
         <w:b/>
         <w:bCs/>
-        <w:color w:val="FFFFFF" w:themeColor="background1"/>
+        <w:color w:val="000000"/>
       </w:rPr>
       <w:tblPr/>
       <w:tcPr>
@@ -16204,7 +16877,7 @@
       <w:rPr>
         <w:b/>
         <w:bCs/>
-        <w:color w:val="FFFFFF" w:themeColor="background1"/>
+        <w:color w:val="000000"/>
       </w:rPr>
       <w:tblPr/>
       <w:tcPr>
@@ -16307,7 +16980,7 @@
       <w:rPr>
         <w:b/>
         <w:bCs/>
-        <w:color w:val="FFFFFF" w:themeColor="background1"/>
+        <w:color w:val="000000"/>
       </w:rPr>
       <w:tblPr/>
       <w:tcPr>
@@ -16327,7 +17000,7 @@
         <w:spacing w:before="0" w:after="0" w:line="240" w:lineRule="auto"/>
       </w:pPr>
       <w:rPr>
-        <w:color w:val="auto"/>
+        <w:color w:val="000000"/>
       </w:rPr>
       <w:tblPr/>
       <w:tcPr>
@@ -16346,7 +17019,7 @@
       <w:rPr>
         <w:b/>
         <w:bCs/>
-        <w:color w:val="FFFFFF" w:themeColor="background1"/>
+        <w:color w:val="000000"/>
       </w:rPr>
       <w:tblPr/>
       <w:tcPr>
@@ -16365,7 +17038,7 @@
       <w:rPr>
         <w:b/>
         <w:bCs/>
-        <w:color w:val="FFFFFF" w:themeColor="background1"/>
+        <w:color w:val="000000"/>
       </w:rPr>
       <w:tblPr/>
       <w:tcPr>
@@ -16411,7 +17084,7 @@
     </w:tblStylePr>
     <w:tblStylePr w:type="nwCell">
       <w:rPr>
-        <w:color w:val="FFFFFF" w:themeColor="background1"/>
+        <w:color w:val="000000"/>
       </w:rPr>
       <w:tblPr/>
       <w:tcPr>
@@ -16456,7 +17129,7 @@
       <w:rPr>
         <w:b/>
         <w:bCs/>
-        <w:color w:val="FFFFFF" w:themeColor="background1"/>
+        <w:color w:val="000000"/>
       </w:rPr>
       <w:tblPr/>
       <w:tcPr>
@@ -16476,7 +17149,7 @@
         <w:spacing w:before="0" w:after="0" w:line="240" w:lineRule="auto"/>
       </w:pPr>
       <w:rPr>
-        <w:color w:val="auto"/>
+        <w:color w:val="000000"/>
       </w:rPr>
       <w:tblPr/>
       <w:tcPr>
@@ -16495,7 +17168,7 @@
       <w:rPr>
         <w:b/>
         <w:bCs/>
-        <w:color w:val="FFFFFF" w:themeColor="background1"/>
+        <w:color w:val="000000"/>
       </w:rPr>
       <w:tblPr/>
       <w:tcPr>
@@ -16514,7 +17187,7 @@
       <w:rPr>
         <w:b/>
         <w:bCs/>
-        <w:color w:val="FFFFFF" w:themeColor="background1"/>
+        <w:color w:val="000000"/>
       </w:rPr>
       <w:tblPr/>
       <w:tcPr>
@@ -16560,7 +17233,7 @@
     </w:tblStylePr>
     <w:tblStylePr w:type="nwCell">
       <w:rPr>
-        <w:color w:val="FFFFFF" w:themeColor="background1"/>
+        <w:color w:val="000000"/>
       </w:rPr>
       <w:tblPr/>
       <w:tcPr>
@@ -16605,7 +17278,7 @@
       <w:rPr>
         <w:b/>
         <w:bCs/>
-        <w:color w:val="FFFFFF" w:themeColor="background1"/>
+        <w:color w:val="000000"/>
       </w:rPr>
       <w:tblPr/>
       <w:tcPr>
@@ -16625,7 +17298,7 @@
         <w:spacing w:before="0" w:after="0" w:line="240" w:lineRule="auto"/>
       </w:pPr>
       <w:rPr>
-        <w:color w:val="auto"/>
+        <w:color w:val="000000"/>
       </w:rPr>
       <w:tblPr/>
       <w:tcPr>
@@ -16644,7 +17317,7 @@
       <w:rPr>
         <w:b/>
         <w:bCs/>
-        <w:color w:val="FFFFFF" w:themeColor="background1"/>
+        <w:color w:val="000000"/>
       </w:rPr>
       <w:tblPr/>
       <w:tcPr>
@@ -16663,7 +17336,7 @@
       <w:rPr>
         <w:b/>
         <w:bCs/>
-        <w:color w:val="FFFFFF" w:themeColor="background1"/>
+        <w:color w:val="000000"/>
       </w:rPr>
       <w:tblPr/>
       <w:tcPr>
@@ -16709,7 +17382,7 @@
     </w:tblStylePr>
     <w:tblStylePr w:type="nwCell">
       <w:rPr>
-        <w:color w:val="FFFFFF" w:themeColor="background1"/>
+        <w:color w:val="000000"/>
       </w:rPr>
       <w:tblPr/>
       <w:tcPr>
@@ -16754,7 +17427,7 @@
       <w:rPr>
         <w:b/>
         <w:bCs/>
-        <w:color w:val="FFFFFF" w:themeColor="background1"/>
+        <w:color w:val="000000"/>
       </w:rPr>
       <w:tblPr/>
       <w:tcPr>
@@ -16774,7 +17447,7 @@
         <w:spacing w:before="0" w:after="0" w:line="240" w:lineRule="auto"/>
       </w:pPr>
       <w:rPr>
-        <w:color w:val="auto"/>
+        <w:color w:val="000000"/>
       </w:rPr>
       <w:tblPr/>
       <w:tcPr>
@@ -16793,7 +17466,7 @@
       <w:rPr>
         <w:b/>
         <w:bCs/>
-        <w:color w:val="FFFFFF" w:themeColor="background1"/>
+        <w:color w:val="000000"/>
       </w:rPr>
       <w:tblPr/>
       <w:tcPr>
@@ -16812,7 +17485,7 @@
       <w:rPr>
         <w:b/>
         <w:bCs/>
-        <w:color w:val="FFFFFF" w:themeColor="background1"/>
+        <w:color w:val="000000"/>
       </w:rPr>
       <w:tblPr/>
       <w:tcPr>
@@ -16858,7 +17531,7 @@
     </w:tblStylePr>
     <w:tblStylePr w:type="nwCell">
       <w:rPr>
-        <w:color w:val="FFFFFF" w:themeColor="background1"/>
+        <w:color w:val="000000"/>
       </w:rPr>
       <w:tblPr/>
       <w:tcPr>
@@ -16903,7 +17576,7 @@
       <w:rPr>
         <w:b/>
         <w:bCs/>
-        <w:color w:val="FFFFFF" w:themeColor="background1"/>
+        <w:color w:val="000000"/>
       </w:rPr>
       <w:tblPr/>
       <w:tcPr>
@@ -16923,7 +17596,7 @@
         <w:spacing w:before="0" w:after="0" w:line="240" w:lineRule="auto"/>
       </w:pPr>
       <w:rPr>
-        <w:color w:val="auto"/>
+        <w:color w:val="000000"/>
       </w:rPr>
       <w:tblPr/>
       <w:tcPr>
@@ -16942,7 +17615,7 @@
       <w:rPr>
         <w:b/>
         <w:bCs/>
-        <w:color w:val="FFFFFF" w:themeColor="background1"/>
+        <w:color w:val="000000"/>
       </w:rPr>
       <w:tblPr/>
       <w:tcPr>
@@ -16961,7 +17634,7 @@
       <w:rPr>
         <w:b/>
         <w:bCs/>
-        <w:color w:val="FFFFFF" w:themeColor="background1"/>
+        <w:color w:val="000000"/>
       </w:rPr>
       <w:tblPr/>
       <w:tcPr>
@@ -17007,7 +17680,7 @@
     </w:tblStylePr>
     <w:tblStylePr w:type="nwCell">
       <w:rPr>
-        <w:color w:val="FFFFFF" w:themeColor="background1"/>
+        <w:color w:val="000000"/>
       </w:rPr>
       <w:tblPr/>
       <w:tcPr>
@@ -17052,7 +17725,7 @@
       <w:rPr>
         <w:b/>
         <w:bCs/>
-        <w:color w:val="FFFFFF" w:themeColor="background1"/>
+        <w:color w:val="000000"/>
       </w:rPr>
       <w:tblPr/>
       <w:tcPr>
@@ -17072,7 +17745,7 @@
         <w:spacing w:before="0" w:after="0" w:line="240" w:lineRule="auto"/>
       </w:pPr>
       <w:rPr>
-        <w:color w:val="auto"/>
+        <w:color w:val="000000"/>
       </w:rPr>
       <w:tblPr/>
       <w:tcPr>
@@ -17091,7 +17764,7 @@
       <w:rPr>
         <w:b/>
         <w:bCs/>
-        <w:color w:val="FFFFFF" w:themeColor="background1"/>
+        <w:color w:val="000000"/>
       </w:rPr>
       <w:tblPr/>
       <w:tcPr>
@@ -17110,7 +17783,7 @@
       <w:rPr>
         <w:b/>
         <w:bCs/>
-        <w:color w:val="FFFFFF" w:themeColor="background1"/>
+        <w:color w:val="000000"/>
       </w:rPr>
       <w:tblPr/>
       <w:tcPr>
@@ -17156,7 +17829,7 @@
     </w:tblStylePr>
     <w:tblStylePr w:type="nwCell">
       <w:rPr>
-        <w:color w:val="FFFFFF" w:themeColor="background1"/>
+        <w:color w:val="000000"/>
       </w:rPr>
       <w:tblPr/>
       <w:tcPr>
@@ -17201,7 +17874,7 @@
       <w:rPr>
         <w:b/>
         <w:bCs/>
-        <w:color w:val="FFFFFF" w:themeColor="background1"/>
+        <w:color w:val="000000"/>
       </w:rPr>
       <w:tblPr/>
       <w:tcPr>
@@ -17221,7 +17894,7 @@
         <w:spacing w:before="0" w:after="0" w:line="240" w:lineRule="auto"/>
       </w:pPr>
       <w:rPr>
-        <w:color w:val="auto"/>
+        <w:color w:val="000000"/>
       </w:rPr>
       <w:tblPr/>
       <w:tcPr>
@@ -17240,7 +17913,7 @@
       <w:rPr>
         <w:b/>
         <w:bCs/>
-        <w:color w:val="FFFFFF" w:themeColor="background1"/>
+        <w:color w:val="000000"/>
       </w:rPr>
       <w:tblPr/>
       <w:tcPr>
@@ -17259,7 +17932,7 @@
       <w:rPr>
         <w:b/>
         <w:bCs/>
-        <w:color w:val="FFFFFF" w:themeColor="background1"/>
+        <w:color w:val="000000"/>
       </w:rPr>
       <w:tblPr/>
       <w:tcPr>
@@ -17305,7 +17978,7 @@
     </w:tblStylePr>
     <w:tblStylePr w:type="nwCell">
       <w:rPr>
-        <w:color w:val="FFFFFF" w:themeColor="background1"/>
+        <w:color w:val="000000"/>
       </w:rPr>
       <w:tblPr/>
       <w:tcPr>
@@ -17329,7 +18002,7 @@
       <w:spacing w:after="0" w:line="240" w:lineRule="auto"/>
     </w:pPr>
     <w:rPr>
-      <w:color w:val="000000" w:themeColor="text1"/>
+      <w:color w:val="000000"/>
     </w:rPr>
     <w:tblPr>
       <w:tblStyleRowBandSize w:val="1"/>
@@ -17362,7 +18035,7 @@
       <w:rPr>
         <w:b/>
         <w:bCs/>
-        <w:color w:val="1F497D" w:themeColor="text2"/>
+        <w:color w:val="000000"/>
       </w:rPr>
       <w:tblPr/>
       <w:tcPr>
@@ -17413,7 +18086,7 @@
       <w:spacing w:after="0" w:line="240" w:lineRule="auto"/>
     </w:pPr>
     <w:rPr>
-      <w:color w:val="000000" w:themeColor="text1"/>
+      <w:color w:val="000000"/>
     </w:rPr>
     <w:tblPr>
       <w:tblStyleRowBandSize w:val="1"/>
@@ -17446,7 +18119,7 @@
       <w:rPr>
         <w:b/>
         <w:bCs/>
-        <w:color w:val="1F497D" w:themeColor="text2"/>
+        <w:color w:val="000000"/>
       </w:rPr>
       <w:tblPr/>
       <w:tcPr>
@@ -17497,7 +18170,7 @@
       <w:spacing w:after="0" w:line="240" w:lineRule="auto"/>
     </w:pPr>
     <w:rPr>
-      <w:color w:val="000000" w:themeColor="text1"/>
+      <w:color w:val="000000"/>
     </w:rPr>
     <w:tblPr>
       <w:tblStyleRowBandSize w:val="1"/>
@@ -17530,7 +18203,7 @@
       <w:rPr>
         <w:b/>
         <w:bCs/>
-        <w:color w:val="1F497D" w:themeColor="text2"/>
+        <w:color w:val="000000"/>
       </w:rPr>
       <w:tblPr/>
       <w:tcPr>
@@ -17581,7 +18254,7 @@
       <w:spacing w:after="0" w:line="240" w:lineRule="auto"/>
     </w:pPr>
     <w:rPr>
-      <w:color w:val="000000" w:themeColor="text1"/>
+      <w:color w:val="000000"/>
     </w:rPr>
     <w:tblPr>
       <w:tblStyleRowBandSize w:val="1"/>
@@ -17614,7 +18287,7 @@
       <w:rPr>
         <w:b/>
         <w:bCs/>
-        <w:color w:val="1F497D" w:themeColor="text2"/>
+        <w:color w:val="000000"/>
       </w:rPr>
       <w:tblPr/>
       <w:tcPr>
@@ -17665,7 +18338,7 @@
       <w:spacing w:after="0" w:line="240" w:lineRule="auto"/>
     </w:pPr>
     <w:rPr>
-      <w:color w:val="000000" w:themeColor="text1"/>
+      <w:color w:val="000000"/>
     </w:rPr>
     <w:tblPr>
       <w:tblStyleRowBandSize w:val="1"/>
@@ -17698,7 +18371,7 @@
       <w:rPr>
         <w:b/>
         <w:bCs/>
-        <w:color w:val="1F497D" w:themeColor="text2"/>
+        <w:color w:val="000000"/>
       </w:rPr>
       <w:tblPr/>
       <w:tcPr>
@@ -17749,7 +18422,7 @@
       <w:spacing w:after="0" w:line="240" w:lineRule="auto"/>
     </w:pPr>
     <w:rPr>
-      <w:color w:val="000000" w:themeColor="text1"/>
+      <w:color w:val="000000"/>
     </w:rPr>
     <w:tblPr>
       <w:tblStyleRowBandSize w:val="1"/>
@@ -17782,7 +18455,7 @@
       <w:rPr>
         <w:b/>
         <w:bCs/>
-        <w:color w:val="1F497D" w:themeColor="text2"/>
+        <w:color w:val="000000"/>
       </w:rPr>
       <w:tblPr/>
       <w:tcPr>
@@ -17833,7 +18506,7 @@
       <w:spacing w:after="0" w:line="240" w:lineRule="auto"/>
     </w:pPr>
     <w:rPr>
-      <w:color w:val="000000" w:themeColor="text1"/>
+      <w:color w:val="000000"/>
     </w:rPr>
     <w:tblPr>
       <w:tblStyleRowBandSize w:val="1"/>
@@ -17866,7 +18539,7 @@
       <w:rPr>
         <w:b/>
         <w:bCs/>
-        <w:color w:val="1F497D" w:themeColor="text2"/>
+        <w:color w:val="000000"/>
       </w:rPr>
       <w:tblPr/>
       <w:tcPr>
@@ -17918,7 +18591,7 @@
     </w:pPr>
     <w:rPr>
       <w:rFonts w:asciiTheme="majorHAnsi" w:eastAsiaTheme="majorEastAsia" w:hAnsiTheme="majorHAnsi" w:cstheme="majorBidi"/>
-      <w:color w:val="000000" w:themeColor="text1"/>
+      <w:color w:val="000000"/>
     </w:rPr>
     <w:tblPr>
       <w:tblStyleRowBandSize w:val="1"/>
@@ -18046,7 +18719,7 @@
     </w:pPr>
     <w:rPr>
       <w:rFonts w:asciiTheme="majorHAnsi" w:eastAsiaTheme="majorEastAsia" w:hAnsiTheme="majorHAnsi" w:cstheme="majorBidi"/>
-      <w:color w:val="000000" w:themeColor="text1"/>
+      <w:color w:val="000000"/>
     </w:rPr>
     <w:tblPr>
       <w:tblStyleRowBandSize w:val="1"/>
@@ -18174,7 +18847,7 @@
     </w:pPr>
     <w:rPr>
       <w:rFonts w:asciiTheme="majorHAnsi" w:eastAsiaTheme="majorEastAsia" w:hAnsiTheme="majorHAnsi" w:cstheme="majorBidi"/>
-      <w:color w:val="000000" w:themeColor="text1"/>
+      <w:color w:val="000000"/>
     </w:rPr>
     <w:tblPr>
       <w:tblStyleRowBandSize w:val="1"/>
@@ -18302,7 +18975,7 @@
     </w:pPr>
     <w:rPr>
       <w:rFonts w:asciiTheme="majorHAnsi" w:eastAsiaTheme="majorEastAsia" w:hAnsiTheme="majorHAnsi" w:cstheme="majorBidi"/>
-      <w:color w:val="000000" w:themeColor="text1"/>
+      <w:color w:val="000000"/>
     </w:rPr>
     <w:tblPr>
       <w:tblStyleRowBandSize w:val="1"/>
@@ -18430,7 +19103,7 @@
     </w:pPr>
     <w:rPr>
       <w:rFonts w:asciiTheme="majorHAnsi" w:eastAsiaTheme="majorEastAsia" w:hAnsiTheme="majorHAnsi" w:cstheme="majorBidi"/>
-      <w:color w:val="000000" w:themeColor="text1"/>
+      <w:color w:val="000000"/>
     </w:rPr>
     <w:tblPr>
       <w:tblStyleRowBandSize w:val="1"/>
@@ -18558,7 +19231,7 @@
     </w:pPr>
     <w:rPr>
       <w:rFonts w:asciiTheme="majorHAnsi" w:eastAsiaTheme="majorEastAsia" w:hAnsiTheme="majorHAnsi" w:cstheme="majorBidi"/>
-      <w:color w:val="000000" w:themeColor="text1"/>
+      <w:color w:val="000000"/>
     </w:rPr>
     <w:tblPr>
       <w:tblStyleRowBandSize w:val="1"/>
@@ -18686,7 +19359,7 @@
     </w:pPr>
     <w:rPr>
       <w:rFonts w:asciiTheme="majorHAnsi" w:eastAsiaTheme="majorEastAsia" w:hAnsiTheme="majorHAnsi" w:cstheme="majorBidi"/>
-      <w:color w:val="000000" w:themeColor="text1"/>
+      <w:color w:val="000000"/>
     </w:rPr>
     <w:tblPr>
       <w:tblStyleRowBandSize w:val="1"/>
@@ -19325,7 +19998,7 @@
     </w:pPr>
     <w:rPr>
       <w:rFonts w:asciiTheme="majorHAnsi" w:eastAsiaTheme="majorEastAsia" w:hAnsiTheme="majorHAnsi" w:cstheme="majorBidi"/>
-      <w:color w:val="000000" w:themeColor="text1"/>
+      <w:color w:val="000000"/>
     </w:rPr>
     <w:tblPr>
       <w:tblStyleRowBandSize w:val="1"/>
@@ -19353,7 +20026,7 @@
       <w:rPr>
         <w:b/>
         <w:bCs/>
-        <w:color w:val="000000" w:themeColor="text1"/>
+        <w:color w:val="000000"/>
       </w:rPr>
       <w:tblPr/>
       <w:tcPr>
@@ -19364,7 +20037,7 @@
       <w:rPr>
         <w:b/>
         <w:bCs/>
-        <w:color w:val="000000" w:themeColor="text1"/>
+        <w:color w:val="000000"/>
       </w:rPr>
       <w:tblPr/>
       <w:tcPr>
@@ -19383,7 +20056,7 @@
       <w:rPr>
         <w:b/>
         <w:bCs/>
-        <w:color w:val="000000" w:themeColor="text1"/>
+        <w:color w:val="000000"/>
       </w:rPr>
       <w:tblPr/>
       <w:tcPr>
@@ -19402,7 +20075,7 @@
       <w:rPr>
         <w:b w:val="0"/>
         <w:bCs w:val="0"/>
-        <w:color w:val="000000" w:themeColor="text1"/>
+        <w:color w:val="000000"/>
       </w:rPr>
       <w:tblPr/>
       <w:tcPr>
@@ -19450,7 +20123,7 @@
     </w:pPr>
     <w:rPr>
       <w:rFonts w:asciiTheme="majorHAnsi" w:eastAsiaTheme="majorEastAsia" w:hAnsiTheme="majorHAnsi" w:cstheme="majorBidi"/>
-      <w:color w:val="000000" w:themeColor="text1"/>
+      <w:color w:val="000000"/>
     </w:rPr>
     <w:tblPr>
       <w:tblStyleRowBandSize w:val="1"/>
@@ -19478,7 +20151,7 @@
       <w:rPr>
         <w:b/>
         <w:bCs/>
-        <w:color w:val="000000" w:themeColor="text1"/>
+        <w:color w:val="000000"/>
       </w:rPr>
       <w:tblPr/>
       <w:tcPr>
@@ -19489,7 +20162,7 @@
       <w:rPr>
         <w:b/>
         <w:bCs/>
-        <w:color w:val="000000" w:themeColor="text1"/>
+        <w:color w:val="000000"/>
       </w:rPr>
       <w:tblPr/>
       <w:tcPr>
@@ -19508,7 +20181,7 @@
       <w:rPr>
         <w:b/>
         <w:bCs/>
-        <w:color w:val="000000" w:themeColor="text1"/>
+        <w:color w:val="000000"/>
       </w:rPr>
       <w:tblPr/>
       <w:tcPr>
@@ -19527,7 +20200,7 @@
       <w:rPr>
         <w:b w:val="0"/>
         <w:bCs w:val="0"/>
-        <w:color w:val="000000" w:themeColor="text1"/>
+        <w:color w:val="000000"/>
       </w:rPr>
       <w:tblPr/>
       <w:tcPr>
@@ -19575,7 +20248,7 @@
     </w:pPr>
     <w:rPr>
       <w:rFonts w:asciiTheme="majorHAnsi" w:eastAsiaTheme="majorEastAsia" w:hAnsiTheme="majorHAnsi" w:cstheme="majorBidi"/>
-      <w:color w:val="000000" w:themeColor="text1"/>
+      <w:color w:val="000000"/>
     </w:rPr>
     <w:tblPr>
       <w:tblStyleRowBandSize w:val="1"/>
@@ -19603,7 +20276,7 @@
       <w:rPr>
         <w:b/>
         <w:bCs/>
-        <w:color w:val="000000" w:themeColor="text1"/>
+        <w:color w:val="000000"/>
       </w:rPr>
       <w:tblPr/>
       <w:tcPr>
@@ -19614,7 +20287,7 @@
       <w:rPr>
         <w:b/>
         <w:bCs/>
-        <w:color w:val="000000" w:themeColor="text1"/>
+        <w:color w:val="000000"/>
       </w:rPr>
       <w:tblPr/>
       <w:tcPr>
@@ -19633,7 +20306,7 @@
       <w:rPr>
         <w:b/>
         <w:bCs/>
-        <w:color w:val="000000" w:themeColor="text1"/>
+        <w:color w:val="000000"/>
       </w:rPr>
       <w:tblPr/>
       <w:tcPr>
@@ -19652,7 +20325,7 @@
       <w:rPr>
         <w:b w:val="0"/>
         <w:bCs w:val="0"/>
-        <w:color w:val="000000" w:themeColor="text1"/>
+        <w:color w:val="000000"/>
       </w:rPr>
       <w:tblPr/>
       <w:tcPr>
@@ -19700,7 +20373,7 @@
     </w:pPr>
     <w:rPr>
       <w:rFonts w:asciiTheme="majorHAnsi" w:eastAsiaTheme="majorEastAsia" w:hAnsiTheme="majorHAnsi" w:cstheme="majorBidi"/>
-      <w:color w:val="000000" w:themeColor="text1"/>
+      <w:color w:val="000000"/>
     </w:rPr>
     <w:tblPr>
       <w:tblStyleRowBandSize w:val="1"/>
@@ -19728,7 +20401,7 @@
       <w:rPr>
         <w:b/>
         <w:bCs/>
-        <w:color w:val="000000" w:themeColor="text1"/>
+        <w:color w:val="000000"/>
       </w:rPr>
       <w:tblPr/>
       <w:tcPr>
@@ -19739,7 +20412,7 @@
       <w:rPr>
         <w:b/>
         <w:bCs/>
-        <w:color w:val="000000" w:themeColor="text1"/>
+        <w:color w:val="000000"/>
       </w:rPr>
       <w:tblPr/>
       <w:tcPr>
@@ -19758,7 +20431,7 @@
       <w:rPr>
         <w:b/>
         <w:bCs/>
-        <w:color w:val="000000" w:themeColor="text1"/>
+        <w:color w:val="000000"/>
       </w:rPr>
       <w:tblPr/>
       <w:tcPr>
@@ -19777,7 +20450,7 @@
       <w:rPr>
         <w:b w:val="0"/>
         <w:bCs w:val="0"/>
-        <w:color w:val="000000" w:themeColor="text1"/>
+        <w:color w:val="000000"/>
       </w:rPr>
       <w:tblPr/>
       <w:tcPr>
@@ -19825,7 +20498,7 @@
     </w:pPr>
     <w:rPr>
       <w:rFonts w:asciiTheme="majorHAnsi" w:eastAsiaTheme="majorEastAsia" w:hAnsiTheme="majorHAnsi" w:cstheme="majorBidi"/>
-      <w:color w:val="000000" w:themeColor="text1"/>
+      <w:color w:val="000000"/>
     </w:rPr>
     <w:tblPr>
       <w:tblStyleRowBandSize w:val="1"/>
@@ -19853,7 +20526,7 @@
       <w:rPr>
         <w:b/>
         <w:bCs/>
-        <w:color w:val="000000" w:themeColor="text1"/>
+        <w:color w:val="000000"/>
       </w:rPr>
       <w:tblPr/>
       <w:tcPr>
@@ -19864,7 +20537,7 @@
       <w:rPr>
         <w:b/>
         <w:bCs/>
-        <w:color w:val="000000" w:themeColor="text1"/>
+        <w:color w:val="000000"/>
       </w:rPr>
       <w:tblPr/>
       <w:tcPr>
@@ -19883,7 +20556,7 @@
       <w:rPr>
         <w:b/>
         <w:bCs/>
-        <w:color w:val="000000" w:themeColor="text1"/>
+        <w:color w:val="000000"/>
       </w:rPr>
       <w:tblPr/>
       <w:tcPr>
@@ -19902,7 +20575,7 @@
       <w:rPr>
         <w:b w:val="0"/>
         <w:bCs w:val="0"/>
-        <w:color w:val="000000" w:themeColor="text1"/>
+        <w:color w:val="000000"/>
       </w:rPr>
       <w:tblPr/>
       <w:tcPr>
@@ -19950,7 +20623,7 @@
     </w:pPr>
     <w:rPr>
       <w:rFonts w:asciiTheme="majorHAnsi" w:eastAsiaTheme="majorEastAsia" w:hAnsiTheme="majorHAnsi" w:cstheme="majorBidi"/>
-      <w:color w:val="000000" w:themeColor="text1"/>
+      <w:color w:val="000000"/>
     </w:rPr>
     <w:tblPr>
       <w:tblStyleRowBandSize w:val="1"/>
@@ -19978,7 +20651,7 @@
       <w:rPr>
         <w:b/>
         <w:bCs/>
-        <w:color w:val="000000" w:themeColor="text1"/>
+        <w:color w:val="000000"/>
       </w:rPr>
       <w:tblPr/>
       <w:tcPr>
@@ -19989,7 +20662,7 @@
       <w:rPr>
         <w:b/>
         <w:bCs/>
-        <w:color w:val="000000" w:themeColor="text1"/>
+        <w:color w:val="000000"/>
       </w:rPr>
       <w:tblPr/>
       <w:tcPr>
@@ -20008,7 +20681,7 @@
       <w:rPr>
         <w:b/>
         <w:bCs/>
-        <w:color w:val="000000" w:themeColor="text1"/>
+        <w:color w:val="000000"/>
       </w:rPr>
       <w:tblPr/>
       <w:tcPr>
@@ -20027,7 +20700,7 @@
       <w:rPr>
         <w:b w:val="0"/>
         <w:bCs w:val="0"/>
-        <w:color w:val="000000" w:themeColor="text1"/>
+        <w:color w:val="000000"/>
       </w:rPr>
       <w:tblPr/>
       <w:tcPr>
@@ -20075,7 +20748,7 @@
     </w:pPr>
     <w:rPr>
       <w:rFonts w:asciiTheme="majorHAnsi" w:eastAsiaTheme="majorEastAsia" w:hAnsiTheme="majorHAnsi" w:cstheme="majorBidi"/>
-      <w:color w:val="000000" w:themeColor="text1"/>
+      <w:color w:val="000000"/>
     </w:rPr>
     <w:tblPr>
       <w:tblStyleRowBandSize w:val="1"/>
@@ -20103,7 +20776,7 @@
       <w:rPr>
         <w:b/>
         <w:bCs/>
-        <w:color w:val="000000" w:themeColor="text1"/>
+        <w:color w:val="000000"/>
       </w:rPr>
       <w:tblPr/>
       <w:tcPr>
@@ -20114,7 +20787,7 @@
       <w:rPr>
         <w:b/>
         <w:bCs/>
-        <w:color w:val="000000" w:themeColor="text1"/>
+        <w:color w:val="000000"/>
       </w:rPr>
       <w:tblPr/>
       <w:tcPr>
@@ -20133,7 +20806,7 @@
       <w:rPr>
         <w:b/>
         <w:bCs/>
-        <w:color w:val="000000" w:themeColor="text1"/>
+        <w:color w:val="000000"/>
       </w:rPr>
       <w:tblPr/>
       <w:tcPr>
@@ -20152,7 +20825,7 @@
       <w:rPr>
         <w:b w:val="0"/>
         <w:bCs w:val="0"/>
-        <w:color w:val="000000" w:themeColor="text1"/>
+        <w:color w:val="000000"/>
       </w:rPr>
       <w:tblPr/>
       <w:tcPr>
@@ -20226,7 +20899,7 @@
         <w:bCs/>
         <w:i w:val="0"/>
         <w:iCs w:val="0"/>
-        <w:color w:val="FFFFFF" w:themeColor="background1"/>
+        <w:color w:val="000000"/>
       </w:rPr>
       <w:tblPr/>
       <w:tcPr>
@@ -20247,7 +20920,7 @@
         <w:bCs/>
         <w:i w:val="0"/>
         <w:iCs w:val="0"/>
-        <w:color w:val="FFFFFF" w:themeColor="background1"/>
+        <w:color w:val="000000"/>
       </w:rPr>
       <w:tblPr/>
       <w:tcPr>
@@ -20268,7 +20941,7 @@
         <w:bCs/>
         <w:i w:val="0"/>
         <w:iCs w:val="0"/>
-        <w:color w:val="FFFFFF" w:themeColor="background1"/>
+        <w:color w:val="000000"/>
       </w:rPr>
       <w:tblPr/>
       <w:tcPr>
@@ -20287,7 +20960,7 @@
         <w:bCs/>
         <w:i w:val="0"/>
         <w:iCs w:val="0"/>
-        <w:color w:val="FFFFFF" w:themeColor="background1"/>
+        <w:color w:val="000000"/>
       </w:rPr>
       <w:tblPr/>
       <w:tcPr>
@@ -20367,7 +21040,7 @@
         <w:bCs/>
         <w:i w:val="0"/>
         <w:iCs w:val="0"/>
-        <w:color w:val="FFFFFF" w:themeColor="background1"/>
+        <w:color w:val="000000"/>
       </w:rPr>
       <w:tblPr/>
       <w:tcPr>
@@ -20388,7 +21061,7 @@
         <w:bCs/>
         <w:i w:val="0"/>
         <w:iCs w:val="0"/>
-        <w:color w:val="FFFFFF" w:themeColor="background1"/>
+        <w:color w:val="000000"/>
       </w:rPr>
       <w:tblPr/>
       <w:tcPr>
@@ -20409,7 +21082,7 @@
         <w:bCs/>
         <w:i w:val="0"/>
         <w:iCs w:val="0"/>
-        <w:color w:val="FFFFFF" w:themeColor="background1"/>
+        <w:color w:val="000000"/>
       </w:rPr>
       <w:tblPr/>
       <w:tcPr>
@@ -20428,7 +21101,7 @@
         <w:bCs/>
         <w:i w:val="0"/>
         <w:iCs w:val="0"/>
-        <w:color w:val="FFFFFF" w:themeColor="background1"/>
+        <w:color w:val="000000"/>
       </w:rPr>
       <w:tblPr/>
       <w:tcPr>
@@ -20508,7 +21181,7 @@
         <w:bCs/>
         <w:i w:val="0"/>
         <w:iCs w:val="0"/>
-        <w:color w:val="FFFFFF" w:themeColor="background1"/>
+        <w:color w:val="000000"/>
       </w:rPr>
       <w:tblPr/>
       <w:tcPr>
@@ -20529,7 +21202,7 @@
         <w:bCs/>
         <w:i w:val="0"/>
         <w:iCs w:val="0"/>
-        <w:color w:val="FFFFFF" w:themeColor="background1"/>
+        <w:color w:val="000000"/>
       </w:rPr>
       <w:tblPr/>
       <w:tcPr>
@@ -20550,7 +21223,7 @@
         <w:bCs/>
         <w:i w:val="0"/>
         <w:iCs w:val="0"/>
-        <w:color w:val="FFFFFF" w:themeColor="background1"/>
+        <w:color w:val="000000"/>
       </w:rPr>
       <w:tblPr/>
       <w:tcPr>
@@ -20569,7 +21242,7 @@
         <w:bCs/>
         <w:i w:val="0"/>
         <w:iCs w:val="0"/>
-        <w:color w:val="FFFFFF" w:themeColor="background1"/>
+        <w:color w:val="000000"/>
       </w:rPr>
       <w:tblPr/>
       <w:tcPr>
@@ -20649,7 +21322,7 @@
         <w:bCs/>
         <w:i w:val="0"/>
         <w:iCs w:val="0"/>
-        <w:color w:val="FFFFFF" w:themeColor="background1"/>
+        <w:color w:val="000000"/>
       </w:rPr>
       <w:tblPr/>
       <w:tcPr>
@@ -20670,7 +21343,7 @@
         <w:bCs/>
         <w:i w:val="0"/>
         <w:iCs w:val="0"/>
-        <w:color w:val="FFFFFF" w:themeColor="background1"/>
+        <w:color w:val="000000"/>
       </w:rPr>
       <w:tblPr/>
       <w:tcPr>
@@ -20691,7 +21364,7 @@
         <w:bCs/>
         <w:i w:val="0"/>
         <w:iCs w:val="0"/>
-        <w:color w:val="FFFFFF" w:themeColor="background1"/>
+        <w:color w:val="000000"/>
       </w:rPr>
       <w:tblPr/>
       <w:tcPr>
@@ -20710,7 +21383,7 @@
         <w:bCs/>
         <w:i w:val="0"/>
         <w:iCs w:val="0"/>
-        <w:color w:val="FFFFFF" w:themeColor="background1"/>
+        <w:color w:val="000000"/>
       </w:rPr>
       <w:tblPr/>
       <w:tcPr>
@@ -20790,7 +21463,7 @@
         <w:bCs/>
         <w:i w:val="0"/>
         <w:iCs w:val="0"/>
-        <w:color w:val="FFFFFF" w:themeColor="background1"/>
+        <w:color w:val="000000"/>
       </w:rPr>
       <w:tblPr/>
       <w:tcPr>
@@ -20811,7 +21484,7 @@
         <w:bCs/>
         <w:i w:val="0"/>
         <w:iCs w:val="0"/>
-        <w:color w:val="FFFFFF" w:themeColor="background1"/>
+        <w:color w:val="000000"/>
       </w:rPr>
       <w:tblPr/>
       <w:tcPr>
@@ -20832,7 +21505,7 @@
         <w:bCs/>
         <w:i w:val="0"/>
         <w:iCs w:val="0"/>
-        <w:color w:val="FFFFFF" w:themeColor="background1"/>
+        <w:color w:val="000000"/>
       </w:rPr>
       <w:tblPr/>
       <w:tcPr>
@@ -20851,7 +21524,7 @@
         <w:bCs/>
         <w:i w:val="0"/>
         <w:iCs w:val="0"/>
-        <w:color w:val="FFFFFF" w:themeColor="background1"/>
+        <w:color w:val="000000"/>
       </w:rPr>
       <w:tblPr/>
       <w:tcPr>
@@ -20931,7 +21604,7 @@
         <w:bCs/>
         <w:i w:val="0"/>
         <w:iCs w:val="0"/>
-        <w:color w:val="FFFFFF" w:themeColor="background1"/>
+        <w:color w:val="000000"/>
       </w:rPr>
       <w:tblPr/>
       <w:tcPr>
@@ -20952,7 +21625,7 @@
         <w:bCs/>
         <w:i w:val="0"/>
         <w:iCs w:val="0"/>
-        <w:color w:val="FFFFFF" w:themeColor="background1"/>
+        <w:color w:val="000000"/>
       </w:rPr>
       <w:tblPr/>
       <w:tcPr>
@@ -20973,7 +21646,7 @@
         <w:bCs/>
         <w:i w:val="0"/>
         <w:iCs w:val="0"/>
-        <w:color w:val="FFFFFF" w:themeColor="background1"/>
+        <w:color w:val="000000"/>
       </w:rPr>
       <w:tblPr/>
       <w:tcPr>
@@ -20992,7 +21665,7 @@
         <w:bCs/>
         <w:i w:val="0"/>
         <w:iCs w:val="0"/>
-        <w:color w:val="FFFFFF" w:themeColor="background1"/>
+        <w:color w:val="000000"/>
       </w:rPr>
       <w:tblPr/>
       <w:tcPr>
@@ -21072,7 +21745,7 @@
         <w:bCs/>
         <w:i w:val="0"/>
         <w:iCs w:val="0"/>
-        <w:color w:val="FFFFFF" w:themeColor="background1"/>
+        <w:color w:val="000000"/>
       </w:rPr>
       <w:tblPr/>
       <w:tcPr>
@@ -21093,7 +21766,7 @@
         <w:bCs/>
         <w:i w:val="0"/>
         <w:iCs w:val="0"/>
-        <w:color w:val="FFFFFF" w:themeColor="background1"/>
+        <w:color w:val="000000"/>
       </w:rPr>
       <w:tblPr/>
       <w:tcPr>
@@ -21114,7 +21787,7 @@
         <w:bCs/>
         <w:i w:val="0"/>
         <w:iCs w:val="0"/>
-        <w:color w:val="FFFFFF" w:themeColor="background1"/>
+        <w:color w:val="000000"/>
       </w:rPr>
       <w:tblPr/>
       <w:tcPr>
@@ -21133,7 +21806,7 @@
         <w:bCs/>
         <w:i w:val="0"/>
         <w:iCs w:val="0"/>
-        <w:color w:val="FFFFFF" w:themeColor="background1"/>
+        <w:color w:val="000000"/>
       </w:rPr>
       <w:tblPr/>
       <w:tcPr>
@@ -21186,7 +21859,7 @@
       <w:spacing w:after="0" w:line="240" w:lineRule="auto"/>
     </w:pPr>
     <w:rPr>
-      <w:color w:val="FFFFFF" w:themeColor="background1"/>
+      <w:color w:val="000000"/>
     </w:rPr>
     <w:tblPr>
       <w:tblStyleRowBandSize w:val="1"/>
@@ -21300,7 +21973,7 @@
       <w:spacing w:after="0" w:line="240" w:lineRule="auto"/>
     </w:pPr>
     <w:rPr>
-      <w:color w:val="FFFFFF" w:themeColor="background1"/>
+      <w:color w:val="000000"/>
     </w:rPr>
     <w:tblPr>
       <w:tblStyleRowBandSize w:val="1"/>
@@ -21414,7 +22087,7 @@
       <w:spacing w:after="0" w:line="240" w:lineRule="auto"/>
     </w:pPr>
     <w:rPr>
-      <w:color w:val="FFFFFF" w:themeColor="background1"/>
+      <w:color w:val="000000"/>
     </w:rPr>
     <w:tblPr>
       <w:tblStyleRowBandSize w:val="1"/>
@@ -21528,7 +22201,7 @@
       <w:spacing w:after="0" w:line="240" w:lineRule="auto"/>
     </w:pPr>
     <w:rPr>
-      <w:color w:val="FFFFFF" w:themeColor="background1"/>
+      <w:color w:val="000000"/>
     </w:rPr>
     <w:tblPr>
       <w:tblStyleRowBandSize w:val="1"/>
@@ -21642,7 +22315,7 @@
       <w:spacing w:after="0" w:line="240" w:lineRule="auto"/>
     </w:pPr>
     <w:rPr>
-      <w:color w:val="FFFFFF" w:themeColor="background1"/>
+      <w:color w:val="000000"/>
     </w:rPr>
     <w:tblPr>
       <w:tblStyleRowBandSize w:val="1"/>
@@ -21756,7 +22429,7 @@
       <w:spacing w:after="0" w:line="240" w:lineRule="auto"/>
     </w:pPr>
     <w:rPr>
-      <w:color w:val="FFFFFF" w:themeColor="background1"/>
+      <w:color w:val="000000"/>
     </w:rPr>
     <w:tblPr>
       <w:tblStyleRowBandSize w:val="1"/>
@@ -21870,7 +22543,7 @@
       <w:spacing w:after="0" w:line="240" w:lineRule="auto"/>
     </w:pPr>
     <w:rPr>
-      <w:color w:val="FFFFFF" w:themeColor="background1"/>
+      <w:color w:val="000000"/>
     </w:rPr>
     <w:tblPr>
       <w:tblStyleRowBandSize w:val="1"/>
@@ -21984,7 +22657,7 @@
       <w:spacing w:after="0" w:line="240" w:lineRule="auto"/>
     </w:pPr>
     <w:rPr>
-      <w:color w:val="000000" w:themeColor="text1"/>
+      <w:color w:val="000000"/>
     </w:rPr>
     <w:tblPr>
       <w:tblStyleRowBandSize w:val="1"/>
@@ -22030,7 +22703,7 @@
       <w:rPr>
         <w:b/>
         <w:bCs/>
-        <w:color w:val="FFFFFF" w:themeColor="background1"/>
+        <w:color w:val="000000"/>
       </w:rPr>
       <w:tblPr/>
       <w:tcPr>
@@ -22042,7 +22715,7 @@
     </w:tblStylePr>
     <w:tblStylePr w:type="firstCol">
       <w:rPr>
-        <w:color w:val="FFFFFF" w:themeColor="background1"/>
+        <w:color w:val="000000"/>
       </w:rPr>
       <w:tblPr/>
       <w:tcPr>
@@ -22059,7 +22732,7 @@
     </w:tblStylePr>
     <w:tblStylePr w:type="lastCol">
       <w:rPr>
-        <w:color w:val="FFFFFF" w:themeColor="background1"/>
+        <w:color w:val="000000"/>
       </w:rPr>
       <w:tblPr/>
       <w:tcPr>
@@ -22088,12 +22761,12 @@
     </w:tblStylePr>
     <w:tblStylePr w:type="neCell">
       <w:rPr>
-        <w:color w:val="000000" w:themeColor="text1"/>
+        <w:color w:val="000000"/>
       </w:rPr>
     </w:tblStylePr>
     <w:tblStylePr w:type="nwCell">
       <w:rPr>
-        <w:color w:val="000000" w:themeColor="text1"/>
+        <w:color w:val="000000"/>
       </w:rPr>
     </w:tblStylePr>
   </w:style>
@@ -22106,7 +22779,7 @@
       <w:spacing w:after="0" w:line="240" w:lineRule="auto"/>
     </w:pPr>
     <w:rPr>
-      <w:color w:val="000000" w:themeColor="text1"/>
+      <w:color w:val="000000"/>
     </w:rPr>
     <w:tblPr>
       <w:tblStyleRowBandSize w:val="1"/>
@@ -22152,7 +22825,7 @@
       <w:rPr>
         <w:b/>
         <w:bCs/>
-        <w:color w:val="FFFFFF" w:themeColor="background1"/>
+        <w:color w:val="000000"/>
       </w:rPr>
       <w:tblPr/>
       <w:tcPr>
@@ -22164,7 +22837,7 @@
     </w:tblStylePr>
     <w:tblStylePr w:type="firstCol">
       <w:rPr>
-        <w:color w:val="FFFFFF" w:themeColor="background1"/>
+        <w:color w:val="000000"/>
       </w:rPr>
       <w:tblPr/>
       <w:tcPr>
@@ -22181,7 +22854,7 @@
     </w:tblStylePr>
     <w:tblStylePr w:type="lastCol">
       <w:rPr>
-        <w:color w:val="FFFFFF" w:themeColor="background1"/>
+        <w:color w:val="000000"/>
       </w:rPr>
       <w:tblPr/>
       <w:tcPr>
@@ -22210,12 +22883,12 @@
     </w:tblStylePr>
     <w:tblStylePr w:type="neCell">
       <w:rPr>
-        <w:color w:val="000000" w:themeColor="text1"/>
+        <w:color w:val="000000"/>
       </w:rPr>
     </w:tblStylePr>
     <w:tblStylePr w:type="nwCell">
       <w:rPr>
-        <w:color w:val="000000" w:themeColor="text1"/>
+        <w:color w:val="000000"/>
       </w:rPr>
     </w:tblStylePr>
   </w:style>
@@ -22228,7 +22901,7 @@
       <w:spacing w:after="0" w:line="240" w:lineRule="auto"/>
     </w:pPr>
     <w:rPr>
-      <w:color w:val="000000" w:themeColor="text1"/>
+      <w:color w:val="000000"/>
     </w:rPr>
     <w:tblPr>
       <w:tblStyleRowBandSize w:val="1"/>
@@ -22274,7 +22947,7 @@
       <w:rPr>
         <w:b/>
         <w:bCs/>
-        <w:color w:val="FFFFFF" w:themeColor="background1"/>
+        <w:color w:val="000000"/>
       </w:rPr>
       <w:tblPr/>
       <w:tcPr>
@@ -22286,7 +22959,7 @@
     </w:tblStylePr>
     <w:tblStylePr w:type="firstCol">
       <w:rPr>
-        <w:color w:val="FFFFFF" w:themeColor="background1"/>
+        <w:color w:val="000000"/>
       </w:rPr>
       <w:tblPr/>
       <w:tcPr>
@@ -22303,7 +22976,7 @@
     </w:tblStylePr>
     <w:tblStylePr w:type="lastCol">
       <w:rPr>
-        <w:color w:val="FFFFFF" w:themeColor="background1"/>
+        <w:color w:val="000000"/>
       </w:rPr>
       <w:tblPr/>
       <w:tcPr>
@@ -22332,12 +23005,12 @@
     </w:tblStylePr>
     <w:tblStylePr w:type="neCell">
       <w:rPr>
-        <w:color w:val="000000" w:themeColor="text1"/>
+        <w:color w:val="000000"/>
       </w:rPr>
     </w:tblStylePr>
     <w:tblStylePr w:type="nwCell">
       <w:rPr>
-        <w:color w:val="000000" w:themeColor="text1"/>
+        <w:color w:val="000000"/>
       </w:rPr>
     </w:tblStylePr>
   </w:style>
@@ -22350,7 +23023,7 @@
       <w:spacing w:after="0" w:line="240" w:lineRule="auto"/>
     </w:pPr>
     <w:rPr>
-      <w:color w:val="000000" w:themeColor="text1"/>
+      <w:color w:val="000000"/>
     </w:rPr>
     <w:tblPr>
       <w:tblStyleRowBandSize w:val="1"/>
@@ -22396,7 +23069,7 @@
       <w:rPr>
         <w:b/>
         <w:bCs/>
-        <w:color w:val="FFFFFF" w:themeColor="background1"/>
+        <w:color w:val="000000"/>
       </w:rPr>
       <w:tblPr/>
       <w:tcPr>
@@ -22408,7 +23081,7 @@
     </w:tblStylePr>
     <w:tblStylePr w:type="firstCol">
       <w:rPr>
-        <w:color w:val="FFFFFF" w:themeColor="background1"/>
+        <w:color w:val="000000"/>
       </w:rPr>
       <w:tblPr/>
       <w:tcPr>
@@ -22425,7 +23098,7 @@
     </w:tblStylePr>
     <w:tblStylePr w:type="lastCol">
       <w:rPr>
-        <w:color w:val="FFFFFF" w:themeColor="background1"/>
+        <w:color w:val="000000"/>
       </w:rPr>
       <w:tblPr/>
       <w:tcPr>
@@ -22462,7 +23135,7 @@
       <w:spacing w:after="0" w:line="240" w:lineRule="auto"/>
     </w:pPr>
     <w:rPr>
-      <w:color w:val="000000" w:themeColor="text1"/>
+      <w:color w:val="000000"/>
     </w:rPr>
     <w:tblPr>
       <w:tblStyleRowBandSize w:val="1"/>
@@ -22508,7 +23181,7 @@
       <w:rPr>
         <w:b/>
         <w:bCs/>
-        <w:color w:val="FFFFFF" w:themeColor="background1"/>
+        <w:color w:val="000000"/>
       </w:rPr>
       <w:tblPr/>
       <w:tcPr>
@@ -22520,7 +23193,7 @@
     </w:tblStylePr>
     <w:tblStylePr w:type="firstCol">
       <w:rPr>
-        <w:color w:val="FFFFFF" w:themeColor="background1"/>
+        <w:color w:val="000000"/>
       </w:rPr>
       <w:tblPr/>
       <w:tcPr>
@@ -22537,7 +23210,7 @@
     </w:tblStylePr>
     <w:tblStylePr w:type="lastCol">
       <w:rPr>
-        <w:color w:val="FFFFFF" w:themeColor="background1"/>
+        <w:color w:val="000000"/>
       </w:rPr>
       <w:tblPr/>
       <w:tcPr>
@@ -22566,12 +23239,12 @@
     </w:tblStylePr>
     <w:tblStylePr w:type="neCell">
       <w:rPr>
-        <w:color w:val="000000" w:themeColor="text1"/>
+        <w:color w:val="000000"/>
       </w:rPr>
     </w:tblStylePr>
     <w:tblStylePr w:type="nwCell">
       <w:rPr>
-        <w:color w:val="000000" w:themeColor="text1"/>
+        <w:color w:val="000000"/>
       </w:rPr>
     </w:tblStylePr>
   </w:style>
@@ -22584,7 +23257,7 @@
       <w:spacing w:after="0" w:line="240" w:lineRule="auto"/>
     </w:pPr>
     <w:rPr>
-      <w:color w:val="000000" w:themeColor="text1"/>
+      <w:color w:val="000000"/>
     </w:rPr>
     <w:tblPr>
       <w:tblStyleRowBandSize w:val="1"/>
@@ -22630,7 +23303,7 @@
       <w:rPr>
         <w:b/>
         <w:bCs/>
-        <w:color w:val="FFFFFF" w:themeColor="background1"/>
+        <w:color w:val="000000"/>
       </w:rPr>
       <w:tblPr/>
       <w:tcPr>
@@ -22642,7 +23315,7 @@
     </w:tblStylePr>
     <w:tblStylePr w:type="firstCol">
       <w:rPr>
-        <w:color w:val="FFFFFF" w:themeColor="background1"/>
+        <w:color w:val="000000"/>
       </w:rPr>
       <w:tblPr/>
       <w:tcPr>
@@ -22659,7 +23332,7 @@
     </w:tblStylePr>
     <w:tblStylePr w:type="lastCol">
       <w:rPr>
-        <w:color w:val="FFFFFF" w:themeColor="background1"/>
+        <w:color w:val="000000"/>
       </w:rPr>
       <w:tblPr/>
       <w:tcPr>
@@ -22688,12 +23361,12 @@
     </w:tblStylePr>
     <w:tblStylePr w:type="neCell">
       <w:rPr>
-        <w:color w:val="000000" w:themeColor="text1"/>
+        <w:color w:val="000000"/>
       </w:rPr>
     </w:tblStylePr>
     <w:tblStylePr w:type="nwCell">
       <w:rPr>
-        <w:color w:val="000000" w:themeColor="text1"/>
+        <w:color w:val="000000"/>
       </w:rPr>
     </w:tblStylePr>
   </w:style>
@@ -22706,7 +23379,7 @@
       <w:spacing w:after="0" w:line="240" w:lineRule="auto"/>
     </w:pPr>
     <w:rPr>
-      <w:color w:val="000000" w:themeColor="text1"/>
+      <w:color w:val="000000"/>
     </w:rPr>
     <w:tblPr>
       <w:tblStyleRowBandSize w:val="1"/>
@@ -22752,7 +23425,7 @@
       <w:rPr>
         <w:b/>
         <w:bCs/>
-        <w:color w:val="FFFFFF" w:themeColor="background1"/>
+        <w:color w:val="000000"/>
       </w:rPr>
       <w:tblPr/>
       <w:tcPr>
@@ -22764,7 +23437,7 @@
     </w:tblStylePr>
     <w:tblStylePr w:type="firstCol">
       <w:rPr>
-        <w:color w:val="FFFFFF" w:themeColor="background1"/>
+        <w:color w:val="000000"/>
       </w:rPr>
       <w:tblPr/>
       <w:tcPr>
@@ -22781,7 +23454,7 @@
     </w:tblStylePr>
     <w:tblStylePr w:type="lastCol">
       <w:rPr>
-        <w:color w:val="FFFFFF" w:themeColor="background1"/>
+        <w:color w:val="000000"/>
       </w:rPr>
       <w:tblPr/>
       <w:tcPr>
@@ -22810,12 +23483,12 @@
     </w:tblStylePr>
     <w:tblStylePr w:type="neCell">
       <w:rPr>
-        <w:color w:val="000000" w:themeColor="text1"/>
+        <w:color w:val="000000"/>
       </w:rPr>
     </w:tblStylePr>
     <w:tblStylePr w:type="nwCell">
       <w:rPr>
-        <w:color w:val="000000" w:themeColor="text1"/>
+        <w:color w:val="000000"/>
       </w:rPr>
     </w:tblStylePr>
   </w:style>
@@ -22828,7 +23501,7 @@
       <w:spacing w:after="0" w:line="240" w:lineRule="auto"/>
     </w:pPr>
     <w:rPr>
-      <w:color w:val="000000" w:themeColor="text1"/>
+      <w:color w:val="000000"/>
     </w:rPr>
     <w:tblPr>
       <w:tblStyleRowBandSize w:val="1"/>
@@ -22848,7 +23521,7 @@
       <w:rPr>
         <w:b/>
         <w:bCs/>
-        <w:color w:val="FFFFFF" w:themeColor="background1"/>
+        <w:color w:val="000000"/>
       </w:rPr>
       <w:tblPr/>
       <w:tcPr>
@@ -22862,7 +23535,7 @@
       <w:rPr>
         <w:b/>
         <w:bCs/>
-        <w:color w:val="9E3A38" w:themeColor="accent2" w:themeShade="CC"/>
+        <w:color w:val="000000"/>
       </w:rPr>
       <w:tblPr/>
       <w:tcPr>
@@ -22914,7 +23587,7 @@
       <w:spacing w:after="0" w:line="240" w:lineRule="auto"/>
     </w:pPr>
     <w:rPr>
-      <w:color w:val="000000" w:themeColor="text1"/>
+      <w:color w:val="000000"/>
     </w:rPr>
     <w:tblPr>
       <w:tblStyleRowBandSize w:val="1"/>
@@ -22934,7 +23607,7 @@
       <w:rPr>
         <w:b/>
         <w:bCs/>
-        <w:color w:val="FFFFFF" w:themeColor="background1"/>
+        <w:color w:val="000000"/>
       </w:rPr>
       <w:tblPr/>
       <w:tcPr>
@@ -22948,7 +23621,7 @@
       <w:rPr>
         <w:b/>
         <w:bCs/>
-        <w:color w:val="9E3A38" w:themeColor="accent2" w:themeShade="CC"/>
+        <w:color w:val="000000"/>
       </w:rPr>
       <w:tblPr/>
       <w:tcPr>
@@ -23000,7 +23673,7 @@
       <w:spacing w:after="0" w:line="240" w:lineRule="auto"/>
     </w:pPr>
     <w:rPr>
-      <w:color w:val="000000" w:themeColor="text1"/>
+      <w:color w:val="000000"/>
     </w:rPr>
     <w:tblPr>
       <w:tblStyleRowBandSize w:val="1"/>
@@ -23020,7 +23693,7 @@
       <w:rPr>
         <w:b/>
         <w:bCs/>
-        <w:color w:val="FFFFFF" w:themeColor="background1"/>
+        <w:color w:val="000000"/>
       </w:rPr>
       <w:tblPr/>
       <w:tcPr>
@@ -23034,7 +23707,7 @@
       <w:rPr>
         <w:b/>
         <w:bCs/>
-        <w:color w:val="9E3A38" w:themeColor="accent2" w:themeShade="CC"/>
+        <w:color w:val="000000"/>
       </w:rPr>
       <w:tblPr/>
       <w:tcPr>
@@ -23086,7 +23759,7 @@
       <w:spacing w:after="0" w:line="240" w:lineRule="auto"/>
     </w:pPr>
     <w:rPr>
-      <w:color w:val="000000" w:themeColor="text1"/>
+      <w:color w:val="000000"/>
     </w:rPr>
     <w:tblPr>
       <w:tblStyleRowBandSize w:val="1"/>
@@ -23106,7 +23779,7 @@
       <w:rPr>
         <w:b/>
         <w:bCs/>
-        <w:color w:val="FFFFFF" w:themeColor="background1"/>
+        <w:color w:val="000000"/>
       </w:rPr>
       <w:tblPr/>
       <w:tcPr>
@@ -23120,7 +23793,7 @@
       <w:rPr>
         <w:b/>
         <w:bCs/>
-        <w:color w:val="664E82" w:themeColor="accent4" w:themeShade="CC"/>
+        <w:color w:val="000000"/>
       </w:rPr>
       <w:tblPr/>
       <w:tcPr>
@@ -23172,7 +23845,7 @@
       <w:spacing w:after="0" w:line="240" w:lineRule="auto"/>
     </w:pPr>
     <w:rPr>
-      <w:color w:val="000000" w:themeColor="text1"/>
+      <w:color w:val="000000"/>
     </w:rPr>
     <w:tblPr>
       <w:tblStyleRowBandSize w:val="1"/>
@@ -23192,7 +23865,7 @@
       <w:rPr>
         <w:b/>
         <w:bCs/>
-        <w:color w:val="FFFFFF" w:themeColor="background1"/>
+        <w:color w:val="000000"/>
       </w:rPr>
       <w:tblPr/>
       <w:tcPr>
@@ -23206,7 +23879,7 @@
       <w:rPr>
         <w:b/>
         <w:bCs/>
-        <w:color w:val="7E9C40" w:themeColor="accent3" w:themeShade="CC"/>
+        <w:color w:val="000000"/>
       </w:rPr>
       <w:tblPr/>
       <w:tcPr>
@@ -23258,7 +23931,7 @@
       <w:spacing w:after="0" w:line="240" w:lineRule="auto"/>
     </w:pPr>
     <w:rPr>
-      <w:color w:val="000000" w:themeColor="text1"/>
+      <w:color w:val="000000"/>
     </w:rPr>
     <w:tblPr>
       <w:tblStyleRowBandSize w:val="1"/>
@@ -23278,7 +23951,7 @@
       <w:rPr>
         <w:b/>
         <w:bCs/>
-        <w:color w:val="FFFFFF" w:themeColor="background1"/>
+        <w:color w:val="000000"/>
       </w:rPr>
       <w:tblPr/>
       <w:tcPr>
@@ -23292,7 +23965,7 @@
       <w:rPr>
         <w:b/>
         <w:bCs/>
-        <w:color w:val="F2730A" w:themeColor="accent6" w:themeShade="CC"/>
+        <w:color w:val="000000"/>
       </w:rPr>
       <w:tblPr/>
       <w:tcPr>
@@ -23344,7 +24017,7 @@
       <w:spacing w:after="0" w:line="240" w:lineRule="auto"/>
     </w:pPr>
     <w:rPr>
-      <w:color w:val="000000" w:themeColor="text1"/>
+      <w:color w:val="000000"/>
     </w:rPr>
     <w:tblPr>
       <w:tblStyleRowBandSize w:val="1"/>
@@ -23364,7 +24037,7 @@
       <w:rPr>
         <w:b/>
         <w:bCs/>
-        <w:color w:val="FFFFFF" w:themeColor="background1"/>
+        <w:color w:val="000000"/>
       </w:rPr>
       <w:tblPr/>
       <w:tcPr>
@@ -23378,7 +24051,7 @@
       <w:rPr>
         <w:b/>
         <w:bCs/>
-        <w:color w:val="348DA5" w:themeColor="accent5" w:themeShade="CC"/>
+        <w:color w:val="000000"/>
       </w:rPr>
       <w:tblPr/>
       <w:tcPr>
@@ -23430,7 +24103,7 @@
       <w:spacing w:after="0" w:line="240" w:lineRule="auto"/>
     </w:pPr>
     <w:rPr>
-      <w:color w:val="000000" w:themeColor="text1"/>
+      <w:color w:val="000000"/>
     </w:rPr>
     <w:tblPr>
       <w:tblStyleRowBandSize w:val="1"/>
@@ -23463,7 +24136,7 @@
       <w:rPr>
         <w:b/>
         <w:bCs/>
-        <w:color w:val="000000" w:themeColor="text1"/>
+        <w:color w:val="000000"/>
       </w:rPr>
       <w:tblPr/>
       <w:tcPr>
@@ -23472,7 +24145,7 @@
     </w:tblStylePr>
     <w:tblStylePr w:type="firstCol">
       <w:rPr>
-        <w:color w:val="FFFFFF" w:themeColor="background1"/>
+        <w:color w:val="000000"/>
       </w:rPr>
       <w:tblPr/>
       <w:tcPr>
@@ -23481,7 +24154,7 @@
     </w:tblStylePr>
     <w:tblStylePr w:type="lastCol">
       <w:rPr>
-        <w:color w:val="FFFFFF" w:themeColor="background1"/>
+        <w:color w:val="000000"/>
       </w:rPr>
       <w:tblPr/>
       <w:tcPr>
@@ -23510,7 +24183,7 @@
       <w:spacing w:after="0" w:line="240" w:lineRule="auto"/>
     </w:pPr>
     <w:rPr>
-      <w:color w:val="000000" w:themeColor="text1"/>
+      <w:color w:val="000000"/>
     </w:rPr>
     <w:tblPr>
       <w:tblStyleRowBandSize w:val="1"/>
@@ -23543,7 +24216,7 @@
       <w:rPr>
         <w:b/>
         <w:bCs/>
-        <w:color w:val="000000" w:themeColor="text1"/>
+        <w:color w:val="000000"/>
       </w:rPr>
       <w:tblPr/>
       <w:tcPr>
@@ -23552,7 +24225,7 @@
     </w:tblStylePr>
     <w:tblStylePr w:type="firstCol">
       <w:rPr>
-        <w:color w:val="FFFFFF" w:themeColor="background1"/>
+        <w:color w:val="000000"/>
       </w:rPr>
       <w:tblPr/>
       <w:tcPr>
@@ -23561,7 +24234,7 @@
     </w:tblStylePr>
     <w:tblStylePr w:type="lastCol">
       <w:rPr>
-        <w:color w:val="FFFFFF" w:themeColor="background1"/>
+        <w:color w:val="000000"/>
       </w:rPr>
       <w:tblPr/>
       <w:tcPr>
@@ -23590,7 +24263,7 @@
       <w:spacing w:after="0" w:line="240" w:lineRule="auto"/>
     </w:pPr>
     <w:rPr>
-      <w:color w:val="000000" w:themeColor="text1"/>
+      <w:color w:val="000000"/>
     </w:rPr>
     <w:tblPr>
       <w:tblStyleRowBandSize w:val="1"/>
@@ -23623,7 +24296,7 @@
       <w:rPr>
         <w:b/>
         <w:bCs/>
-        <w:color w:val="000000" w:themeColor="text1"/>
+        <w:color w:val="000000"/>
       </w:rPr>
       <w:tblPr/>
       <w:tcPr>
@@ -23632,7 +24305,7 @@
     </w:tblStylePr>
     <w:tblStylePr w:type="firstCol">
       <w:rPr>
-        <w:color w:val="FFFFFF" w:themeColor="background1"/>
+        <w:color w:val="000000"/>
       </w:rPr>
       <w:tblPr/>
       <w:tcPr>
@@ -23641,7 +24314,7 @@
     </w:tblStylePr>
     <w:tblStylePr w:type="lastCol">
       <w:rPr>
-        <w:color w:val="FFFFFF" w:themeColor="background1"/>
+        <w:color w:val="000000"/>
       </w:rPr>
       <w:tblPr/>
       <w:tcPr>
@@ -23670,7 +24343,7 @@
       <w:spacing w:after="0" w:line="240" w:lineRule="auto"/>
     </w:pPr>
     <w:rPr>
-      <w:color w:val="000000" w:themeColor="text1"/>
+      <w:color w:val="000000"/>
     </w:rPr>
     <w:tblPr>
       <w:tblStyleRowBandSize w:val="1"/>
@@ -23703,7 +24376,7 @@
       <w:rPr>
         <w:b/>
         <w:bCs/>
-        <w:color w:val="000000" w:themeColor="text1"/>
+        <w:color w:val="000000"/>
       </w:rPr>
       <w:tblPr/>
       <w:tcPr>
@@ -23712,7 +24385,7 @@
     </w:tblStylePr>
     <w:tblStylePr w:type="firstCol">
       <w:rPr>
-        <w:color w:val="FFFFFF" w:themeColor="background1"/>
+        <w:color w:val="000000"/>
       </w:rPr>
       <w:tblPr/>
       <w:tcPr>
@@ -23721,7 +24394,7 @@
     </w:tblStylePr>
     <w:tblStylePr w:type="lastCol">
       <w:rPr>
-        <w:color w:val="FFFFFF" w:themeColor="background1"/>
+        <w:color w:val="000000"/>
       </w:rPr>
       <w:tblPr/>
       <w:tcPr>
@@ -23750,7 +24423,7 @@
       <w:spacing w:after="0" w:line="240" w:lineRule="auto"/>
     </w:pPr>
     <w:rPr>
-      <w:color w:val="000000" w:themeColor="text1"/>
+      <w:color w:val="000000"/>
     </w:rPr>
     <w:tblPr>
       <w:tblStyleRowBandSize w:val="1"/>
@@ -23783,7 +24456,7 @@
       <w:rPr>
         <w:b/>
         <w:bCs/>
-        <w:color w:val="000000" w:themeColor="text1"/>
+        <w:color w:val="000000"/>
       </w:rPr>
       <w:tblPr/>
       <w:tcPr>
@@ -23792,7 +24465,7 @@
     </w:tblStylePr>
     <w:tblStylePr w:type="firstCol">
       <w:rPr>
-        <w:color w:val="FFFFFF" w:themeColor="background1"/>
+        <w:color w:val="000000"/>
       </w:rPr>
       <w:tblPr/>
       <w:tcPr>
@@ -23801,7 +24474,7 @@
     </w:tblStylePr>
     <w:tblStylePr w:type="lastCol">
       <w:rPr>
-        <w:color w:val="FFFFFF" w:themeColor="background1"/>
+        <w:color w:val="000000"/>
       </w:rPr>
       <w:tblPr/>
       <w:tcPr>
@@ -23830,7 +24503,7 @@
       <w:spacing w:after="0" w:line="240" w:lineRule="auto"/>
     </w:pPr>
     <w:rPr>
-      <w:color w:val="000000" w:themeColor="text1"/>
+      <w:color w:val="000000"/>
     </w:rPr>
     <w:tblPr>
       <w:tblStyleRowBandSize w:val="1"/>
@@ -23863,7 +24536,7 @@
       <w:rPr>
         <w:b/>
         <w:bCs/>
-        <w:color w:val="000000" w:themeColor="text1"/>
+        <w:color w:val="000000"/>
       </w:rPr>
       <w:tblPr/>
       <w:tcPr>
@@ -23872,7 +24545,7 @@
     </w:tblStylePr>
     <w:tblStylePr w:type="firstCol">
       <w:rPr>
-        <w:color w:val="FFFFFF" w:themeColor="background1"/>
+        <w:color w:val="000000"/>
       </w:rPr>
       <w:tblPr/>
       <w:tcPr>
@@ -23881,7 +24554,7 @@
     </w:tblStylePr>
     <w:tblStylePr w:type="lastCol">
       <w:rPr>
-        <w:color w:val="FFFFFF" w:themeColor="background1"/>
+        <w:color w:val="000000"/>
       </w:rPr>
       <w:tblPr/>
       <w:tcPr>
@@ -23910,7 +24583,7 @@
       <w:spacing w:after="0" w:line="240" w:lineRule="auto"/>
     </w:pPr>
     <w:rPr>
-      <w:color w:val="000000" w:themeColor="text1"/>
+      <w:color w:val="000000"/>
     </w:rPr>
     <w:tblPr>
       <w:tblStyleRowBandSize w:val="1"/>
@@ -23943,7 +24616,7 @@
       <w:rPr>
         <w:b/>
         <w:bCs/>
-        <w:color w:val="000000" w:themeColor="text1"/>
+        <w:color w:val="000000"/>
       </w:rPr>
       <w:tblPr/>
       <w:tcPr>
@@ -23952,7 +24625,7 @@
     </w:tblStylePr>
     <w:tblStylePr w:type="firstCol">
       <w:rPr>
-        <w:color w:val="FFFFFF" w:themeColor="background1"/>
+        <w:color w:val="000000"/>
       </w:rPr>
       <w:tblPr/>
       <w:tcPr>
@@ -23961,7 +24634,7 @@
     </w:tblStylePr>
     <w:tblStylePr w:type="lastCol">
       <w:rPr>
-        <w:color w:val="FFFFFF" w:themeColor="background1"/>
+        <w:color w:val="000000"/>
       </w:rPr>
       <w:tblPr/>
       <w:tcPr>
